--- a/Avance02/GymMax_Avance02.docx
+++ b/Avance02/GymMax_Avance02.docx
@@ -10,7 +10,7 @@
           <w:sz w:val="20"/>
         </w:rPr>
         <w:drawing>
-          <wp:anchor distT="0" distB="0" distL="114300" distR="114300" simplePos="0" relativeHeight="251591680" behindDoc="1" locked="0" layoutInCell="1" allowOverlap="1" wp14:anchorId="4F4B8EF2" wp14:editId="3FB0DC3E">
+          <wp:anchor distT="0" distB="0" distL="114300" distR="114300" simplePos="0" relativeHeight="251590656" behindDoc="1" locked="0" layoutInCell="1" allowOverlap="1" wp14:anchorId="4F4B8EF2" wp14:editId="3FB0DC3E">
             <wp:simplePos x="0" y="0"/>
             <wp:positionH relativeFrom="column">
               <wp:posOffset>613272</wp:posOffset>
@@ -133,7 +133,6 @@
           <w:lang w:val="es-PE"/>
         </w:rPr>
       </w:pPr>
-      <w:proofErr w:type="spellStart"/>
       <w:r>
         <w:rPr>
           <w:b/>
@@ -143,7 +142,6 @@
         </w:rPr>
         <w:t>GymMax</w:t>
       </w:r>
-      <w:proofErr w:type="spellEnd"/>
     </w:p>
     <w:p>
       <w:pPr>
@@ -250,16 +248,8 @@
         <w:rPr>
           <w:lang w:val="es-PE"/>
         </w:rPr>
-        <w:t xml:space="preserve">Choque Anchante, Niurka </w:t>
-      </w:r>
-      <w:proofErr w:type="spellStart"/>
-      <w:r>
-        <w:rPr>
-          <w:lang w:val="es-PE"/>
-        </w:rPr>
-        <w:t>Yasbeth</w:t>
-      </w:r>
-      <w:proofErr w:type="spellEnd"/>
+        <w:t>Choque Anchante, Niurka Yasbeth</w:t>
+      </w:r>
     </w:p>
     <w:p>
       <w:pPr>
@@ -276,16 +266,8 @@
         <w:rPr>
           <w:lang w:val="es-PE"/>
         </w:rPr>
-        <w:t xml:space="preserve">Diaz Culqui, </w:t>
-      </w:r>
-      <w:proofErr w:type="spellStart"/>
-      <w:r>
-        <w:rPr>
-          <w:lang w:val="es-PE"/>
-        </w:rPr>
-        <w:t>Nehemias</w:t>
-      </w:r>
-      <w:proofErr w:type="spellEnd"/>
+        <w:t>Diaz Culqui, Nehemias</w:t>
+      </w:r>
     </w:p>
     <w:p>
       <w:pPr>
@@ -320,21 +302,7 @@
         <w:rPr>
           <w:lang w:val="es-PE"/>
         </w:rPr>
-        <w:t xml:space="preserve">Soria </w:t>
-      </w:r>
-      <w:proofErr w:type="spellStart"/>
-      <w:r>
-        <w:rPr>
-          <w:lang w:val="es-PE"/>
-        </w:rPr>
-        <w:t>Chavez</w:t>
-      </w:r>
-      <w:proofErr w:type="spellEnd"/>
-      <w:r>
-        <w:rPr>
-          <w:lang w:val="es-PE"/>
-        </w:rPr>
-        <w:t>, Ian</w:t>
+        <w:t>Soria Chavez, Ian</w:t>
       </w:r>
     </w:p>
     <w:p>
@@ -392,23 +360,7 @@
           <w:color w:val="555555"/>
           <w:lang w:val="es-PE"/>
         </w:rPr>
-        <w:t xml:space="preserve">Lima, </w:t>
-      </w:r>
-      <w:proofErr w:type="gramStart"/>
-      <w:r>
-        <w:rPr>
-          <w:color w:val="555555"/>
-          <w:lang w:val="es-PE"/>
-        </w:rPr>
-        <w:t>Mayo</w:t>
-      </w:r>
-      <w:proofErr w:type="gramEnd"/>
-      <w:r>
-        <w:rPr>
-          <w:color w:val="555555"/>
-          <w:lang w:val="es-PE"/>
-        </w:rPr>
-        <w:t xml:space="preserve"> 2026</w:t>
+        <w:t>Lima, Mayo 2026</w:t>
       </w:r>
     </w:p>
     <w:p>
@@ -562,57 +514,21 @@
         <w:rPr>
           <w:lang w:val="es-PE"/>
         </w:rPr>
-        <w:t xml:space="preserve">    2.1. </w:t>
-      </w:r>
-      <w:proofErr w:type="spellStart"/>
-      <w:r>
-        <w:rPr>
-          <w:lang w:val="es-PE"/>
-        </w:rPr>
-        <w:t>Product</w:t>
-      </w:r>
-      <w:proofErr w:type="spellEnd"/>
-      <w:r>
-        <w:rPr>
-          <w:lang w:val="es-PE"/>
-        </w:rPr>
-        <w:t xml:space="preserve"> Backlog</w:t>
-      </w:r>
-    </w:p>
-    <w:p>
-      <w:pPr>
-        <w:rPr>
-          <w:lang w:val="es-PE"/>
-        </w:rPr>
-      </w:pPr>
-      <w:r>
-        <w:rPr>
-          <w:lang w:val="es-PE"/>
-        </w:rPr>
-        <w:t xml:space="preserve">    2.2. </w:t>
-      </w:r>
-      <w:proofErr w:type="spellStart"/>
-      <w:r>
-        <w:rPr>
-          <w:lang w:val="es-PE"/>
-        </w:rPr>
-        <w:t>User</w:t>
-      </w:r>
-      <w:proofErr w:type="spellEnd"/>
-      <w:r>
-        <w:rPr>
-          <w:lang w:val="es-PE"/>
-        </w:rPr>
-        <w:t xml:space="preserve"> </w:t>
-      </w:r>
-      <w:proofErr w:type="spellStart"/>
-      <w:r>
-        <w:rPr>
-          <w:lang w:val="es-PE"/>
-        </w:rPr>
-        <w:t>Stories</w:t>
-      </w:r>
-      <w:proofErr w:type="spellEnd"/>
+        <w:t xml:space="preserve">    2.1. Product Backlog</w:t>
+      </w:r>
+    </w:p>
+    <w:p>
+      <w:pPr>
+        <w:rPr>
+          <w:lang w:val="es-PE"/>
+        </w:rPr>
+      </w:pPr>
+      <w:r>
+        <w:rPr>
+          <w:lang w:val="es-PE"/>
+        </w:rPr>
+        <w:t xml:space="preserve">    2.2. User Stories</w:t>
+      </w:r>
     </w:p>
     <w:p>
       <w:pPr>
@@ -637,21 +553,7 @@
         <w:rPr>
           <w:lang w:val="es-PE"/>
         </w:rPr>
-        <w:t xml:space="preserve">    2.4. </w:t>
-      </w:r>
-      <w:proofErr w:type="spellStart"/>
-      <w:r>
-        <w:rPr>
-          <w:lang w:val="es-PE"/>
-        </w:rPr>
-        <w:t>Wireframes</w:t>
-      </w:r>
-      <w:proofErr w:type="spellEnd"/>
-      <w:r>
-        <w:rPr>
-          <w:lang w:val="es-PE"/>
-        </w:rPr>
-        <w:t xml:space="preserve"> (Mobile y Desktop)</w:t>
+        <w:t xml:space="preserve">    2.4. Wireframes (Mobile y Desktop)</w:t>
       </w:r>
     </w:p>
     <w:p>
@@ -711,17 +613,8 @@
           <w:b/>
           <w:lang w:val="es-PE"/>
         </w:rPr>
-        <w:t xml:space="preserve">Capítulo III: </w:t>
-      </w:r>
-      <w:proofErr w:type="spellStart"/>
-      <w:r>
-        <w:rPr>
-          <w:b/>
-          <w:lang w:val="es-PE"/>
-        </w:rPr>
-        <w:t>Backend</w:t>
-      </w:r>
-      <w:proofErr w:type="spellEnd"/>
+        <w:t>Capítulo III: Backend</w:t>
+      </w:r>
     </w:p>
     <w:p>
       <w:pPr>
@@ -802,117 +695,33 @@
         <w:rPr>
           <w:lang w:val="es-PE"/>
         </w:rPr>
-        <w:t xml:space="preserve">En el contexto actual del mercado peruano, el sector de gimnasios y centros de acondicionamiento físico ha experimentado un crecimiento sostenido en los últimos años, especialmente tras la pandemia, donde el cuidado de la salud se convirtió en una prioridad para gran parte de la población. Sin embargo, este crecimiento ha evidenciado las limitaciones de los métodos tradicionales de gestión: registros manuales en cuadernos, control de membresías mediante hojas de cálculo y atención en </w:t>
-      </w:r>
-      <w:proofErr w:type="gramStart"/>
-      <w:r>
-        <w:rPr>
-          <w:lang w:val="es-PE"/>
-        </w:rPr>
-        <w:t>recepción</w:t>
-      </w:r>
-      <w:proofErr w:type="gramEnd"/>
-      <w:r>
-        <w:rPr>
-          <w:lang w:val="es-PE"/>
-        </w:rPr>
-        <w:t xml:space="preserve"> que genera largas colas en horas pico.</w:t>
-      </w:r>
-    </w:p>
-    <w:p>
-      <w:pPr>
-        <w:rPr>
-          <w:lang w:val="es-PE"/>
-        </w:rPr>
-      </w:pPr>
-      <w:r>
-        <w:rPr>
-          <w:lang w:val="es-PE"/>
-        </w:rPr>
-        <w:t xml:space="preserve">Frente a esta realidad, el presente trabajo propone el desarrollo de </w:t>
-      </w:r>
-      <w:proofErr w:type="spellStart"/>
-      <w:r>
-        <w:rPr>
-          <w:lang w:val="es-PE"/>
-        </w:rPr>
-        <w:t>GymMax</w:t>
-      </w:r>
-      <w:proofErr w:type="spellEnd"/>
-      <w:r>
-        <w:rPr>
-          <w:lang w:val="es-PE"/>
-        </w:rPr>
-        <w:t xml:space="preserve">, una aplicación web integral construida sobre la arquitectura Java Enterprise </w:t>
-      </w:r>
-      <w:proofErr w:type="spellStart"/>
-      <w:r>
-        <w:rPr>
-          <w:lang w:val="es-PE"/>
-        </w:rPr>
-        <w:t>Edition</w:t>
-      </w:r>
-      <w:proofErr w:type="spellEnd"/>
-      <w:r>
-        <w:rPr>
-          <w:lang w:val="es-PE"/>
-        </w:rPr>
-        <w:t xml:space="preserve"> (</w:t>
-      </w:r>
-      <w:proofErr w:type="spellStart"/>
-      <w:r>
-        <w:rPr>
-          <w:lang w:val="es-PE"/>
-        </w:rPr>
-        <w:t>Jakarta</w:t>
-      </w:r>
-      <w:proofErr w:type="spellEnd"/>
-      <w:r>
-        <w:rPr>
-          <w:lang w:val="es-PE"/>
-        </w:rPr>
-        <w:t xml:space="preserve"> EE) que permitirá a las cadenas de gimnasios automatizar y centralizar la gestión de sus sedes, socios, membresías, clases, reservas y reportes financieros. La solución se diseña con un enfoque Mobile </w:t>
-      </w:r>
-      <w:proofErr w:type="spellStart"/>
-      <w:r>
-        <w:rPr>
-          <w:lang w:val="es-PE"/>
-        </w:rPr>
-        <w:t>First</w:t>
-      </w:r>
-      <w:proofErr w:type="spellEnd"/>
-      <w:r>
-        <w:rPr>
-          <w:lang w:val="es-PE"/>
-        </w:rPr>
-        <w:t xml:space="preserve"> utilizando Bootstrap 5.3.</w:t>
-      </w:r>
-    </w:p>
-    <w:p>
-      <w:pPr>
-        <w:rPr>
-          <w:lang w:val="es-PE"/>
-        </w:rPr>
-      </w:pPr>
-      <w:r>
-        <w:rPr>
-          <w:lang w:val="es-PE"/>
-        </w:rPr>
-        <w:t xml:space="preserve">El documento detalla el avance del diseño y la arquitectura de la solución, abarcando desde la identificación de los actores y casos de uso hasta el modelado completo de la base de datos, el diagrama de clases UML del </w:t>
-      </w:r>
-      <w:proofErr w:type="spellStart"/>
-      <w:r>
-        <w:rPr>
-          <w:lang w:val="es-PE"/>
-        </w:rPr>
-        <w:t>backend</w:t>
-      </w:r>
-      <w:proofErr w:type="spellEnd"/>
-      <w:r>
-        <w:rPr>
-          <w:lang w:val="es-PE"/>
-        </w:rPr>
-        <w:t xml:space="preserve"> y el diccionario detallado de cada componente del sistema.</w:t>
+        <w:t>En el contexto actual del mercado peruano, el sector de gimnasios y centros de acondicionamiento físico ha experimentado un crecimiento sostenido en los últimos años, especialmente tras la pandemia, donde el cuidado de la salud se convirtió en una prioridad para gran parte de la población. Sin embargo, este crecimiento ha evidenciado las limitaciones de los métodos tradicionales de gestión: registros manuales en cuadernos, control de membresías mediante hojas de cálculo y atención en recepción que genera largas colas en horas pico.</w:t>
+      </w:r>
+    </w:p>
+    <w:p>
+      <w:pPr>
+        <w:rPr>
+          <w:lang w:val="es-PE"/>
+        </w:rPr>
+      </w:pPr>
+      <w:r>
+        <w:rPr>
+          <w:lang w:val="es-PE"/>
+        </w:rPr>
+        <w:t>Frente a esta realidad, el presente trabajo propone el desarrollo de GymMax, una aplicación web integral construida sobre la arquitectura Java Enterprise Edition (Jakarta EE) que permitirá a las cadenas de gimnasios automatizar y centralizar la gestión de sus sedes, socios, membresías, clases, reservas y reportes financieros. La solución se diseña con un enfoque Mobile First utilizando Bootstrap 5.3.</w:t>
+      </w:r>
+    </w:p>
+    <w:p>
+      <w:pPr>
+        <w:rPr>
+          <w:lang w:val="es-PE"/>
+        </w:rPr>
+      </w:pPr>
+      <w:r>
+        <w:rPr>
+          <w:lang w:val="es-PE"/>
+        </w:rPr>
+        <w:t>El documento detalla el avance del diseño y la arquitectura de la solución, abarcando desde la identificación de los actores y casos de uso hasta el modelado completo de la base de datos, el diagrama de clases UML del backend y el diccionario detallado de cada componente del sistema.</w:t>
       </w:r>
     </w:p>
     <w:p>
@@ -953,35 +762,7 @@
         <w:rPr>
           <w:lang w:val="es-PE"/>
         </w:rPr>
-        <w:t xml:space="preserve">El producto se denomina </w:t>
-      </w:r>
-      <w:proofErr w:type="spellStart"/>
-      <w:r>
-        <w:rPr>
-          <w:lang w:val="es-PE"/>
-        </w:rPr>
-        <w:t>GymMax</w:t>
-      </w:r>
-      <w:proofErr w:type="spellEnd"/>
-      <w:r>
-        <w:rPr>
-          <w:lang w:val="es-PE"/>
-        </w:rPr>
-        <w:t xml:space="preserve"> — Sistema Integral de Gestión de Gimnasios. El nombre combina los términos </w:t>
-      </w:r>
-      <w:proofErr w:type="spellStart"/>
-      <w:r>
-        <w:rPr>
-          <w:lang w:val="es-PE"/>
-        </w:rPr>
-        <w:t>Gym</w:t>
-      </w:r>
-      <w:proofErr w:type="spellEnd"/>
-      <w:r>
-        <w:rPr>
-          <w:lang w:val="es-PE"/>
-        </w:rPr>
-        <w:t xml:space="preserve"> (gimnasio) y Max (máximo), transmitiendo la propuesta de valor de 'llevar al máximo la gestión del gimnasio'.</w:t>
+        <w:t>El producto se denomina GymMax — Sistema Integral de Gestión de Gimnasios. El nombre combina los términos Gym (gimnasio) y Max (máximo), transmitiendo la propuesta de valor de 'llevar al máximo la gestión del gimnasio'.</w:t>
       </w:r>
     </w:p>
     <w:p>
@@ -1004,33 +785,11 @@
           <w:lang w:val="es-PE"/>
         </w:rPr>
       </w:pPr>
-      <w:proofErr w:type="spellStart"/>
-      <w:r>
-        <w:rPr>
-          <w:lang w:val="es-PE"/>
-        </w:rPr>
-        <w:t>GymMax</w:t>
-      </w:r>
-      <w:proofErr w:type="spellEnd"/>
-      <w:r>
-        <w:rPr>
-          <w:lang w:val="es-PE"/>
-        </w:rPr>
-        <w:t xml:space="preserve"> es una plataforma web centralizada que digitaliza el ciclo de vida completo del socio de un gimnasio: desde el registro inicial y la contratación de membresías digitales, hasta la reserva online de clases en cualquiera de las sedes de la cadena. El sistema incorpora también un panel administrativo robusto con </w:t>
-      </w:r>
-      <w:proofErr w:type="spellStart"/>
-      <w:r>
-        <w:rPr>
-          <w:lang w:val="es-PE"/>
-        </w:rPr>
-        <w:t>KPIs</w:t>
-      </w:r>
-      <w:proofErr w:type="spellEnd"/>
-      <w:r>
-        <w:rPr>
-          <w:lang w:val="es-PE"/>
-        </w:rPr>
-        <w:t xml:space="preserve"> en tiempo real, gestión CRUD de socios y sedes, generación de reportes financieros y exportación a Excel y PDF.</w:t>
+      <w:r>
+        <w:rPr>
+          <w:lang w:val="es-PE"/>
+        </w:rPr>
+        <w:t>GymMax es una plataforma web centralizada que digitaliza el ciclo de vida completo del socio de un gimnasio: desde el registro inicial y la contratación de membresías digitales, hasta la reserva online de clases en cualquiera de las sedes de la cadena. El sistema incorpora también un panel administrativo robusto con KPIs en tiempo real, gestión CRUD de socios y sedes, generación de reportes financieros y exportación a Excel y PDF.</w:t>
       </w:r>
     </w:p>
     <w:p>
@@ -1067,162 +826,574 @@
           <w:lang w:val="es-PE"/>
         </w:rPr>
       </w:pPr>
-      <w:proofErr w:type="spellStart"/>
       <w:r>
         <w:rPr>
           <w:b/>
           <w:lang w:val="es-PE"/>
         </w:rPr>
-        <w:t>SmartGym</w:t>
-      </w:r>
-      <w:proofErr w:type="spellEnd"/>
+        <w:t>SmartGym Perú (2022) — Lima.</w:t>
+      </w:r>
+    </w:p>
+    <w:p>
+      <w:pPr>
+        <w:rPr>
+          <w:lang w:val="es-PE"/>
+        </w:rPr>
+      </w:pPr>
+      <w:r>
+        <w:rPr>
+          <w:lang w:val="es-PE"/>
+        </w:rPr>
+        <w:t>Desarrollado por estudiantes de la Universidad Nacional Mayor de San Marcos (UNMSM), este proyecto consistió en un sistema web de gestión de membresías para una cadena con tres sedes en Lima Metropolitana. Implementado en PHP y MySQL, logró reducir en un 58% el tiempo de registro de nuevos socios y disminuir la morosidad en pagos mensuales en un 35%.</w:t>
+      </w:r>
+    </w:p>
+    <w:p>
+      <w:pPr>
+        <w:rPr>
+          <w:lang w:val="es-PE"/>
+        </w:rPr>
+      </w:pPr>
       <w:r>
         <w:rPr>
           <w:b/>
           <w:lang w:val="es-PE"/>
         </w:rPr>
-        <w:t xml:space="preserve"> Perú (2022) — Lima.</w:t>
-      </w:r>
-    </w:p>
-    <w:p>
-      <w:pPr>
-        <w:rPr>
-          <w:lang w:val="es-PE"/>
-        </w:rPr>
-      </w:pPr>
-      <w:r>
-        <w:rPr>
-          <w:lang w:val="es-PE"/>
-        </w:rPr>
-        <w:t>Desarrollado por estudiantes de la Universidad Nacional Mayor de San Marcos (UNMSM), este proyecto consistió en un sistema web de gestión de membresías para una cadena con tres sedes en Lima Metropolitana. Implementado en PHP y MySQL, logró reducir en un 58% el tiempo de registro de nuevos socios y disminuir la morosidad en pagos mensuales en un 35%.</w:t>
-      </w:r>
-    </w:p>
-    <w:p>
-      <w:pPr>
-        <w:rPr>
-          <w:lang w:val="es-PE"/>
-        </w:rPr>
-      </w:pPr>
-      <w:proofErr w:type="spellStart"/>
+        <w:lastRenderedPageBreak/>
+        <w:t>GymSys Trujillo (2020) — La Libertad.</w:t>
+      </w:r>
+    </w:p>
+    <w:p>
+      <w:pPr>
+        <w:rPr>
+          <w:lang w:val="es-PE"/>
+        </w:rPr>
+      </w:pPr>
+      <w:r>
+        <w:rPr>
+          <w:lang w:val="es-PE"/>
+        </w:rPr>
+        <w:t>Desarrollado por la Universidad César Vallejo (UCV) como tesis de pregrado, GymSys fue inicialmente un sistema de escritorio convertido posteriormente a web para gestionar reservas de clases grupales (spinning, yoga, crossfit). Incrementó la ocupación de horarios pico en un 40%.</w:t>
+      </w:r>
+    </w:p>
+    <w:p>
+      <w:pPr>
+        <w:rPr>
+          <w:lang w:val="es-PE"/>
+        </w:rPr>
+      </w:pPr>
       <w:r>
         <w:rPr>
           <w:b/>
           <w:lang w:val="es-PE"/>
         </w:rPr>
+        <w:t>BodyTrack (2023) — Callao.</w:t>
+      </w:r>
+    </w:p>
+    <w:p>
+      <w:pPr>
+        <w:rPr>
+          <w:lang w:val="es-PE"/>
+        </w:rPr>
+      </w:pPr>
+      <w:r>
+        <w:rPr>
+          <w:lang w:val="es-PE"/>
+        </w:rPr>
+        <w:t>Proyecto desarrollado por egresados de la Universidad Tecnológica del Perú (UTP) para un gimnasio mediano del Callao. BodyTrack implementó control de pagos recurrentes y reportes de ingresos, logrando una disminución del 50% en la cartera morosa y un incremento del 25% en la retención de socios.</w:t>
+      </w:r>
+    </w:p>
+    <w:p>
+      <w:pPr>
+        <w:pStyle w:val="Ttulo3"/>
+        <w:rPr>
+          <w:lang w:val="es-PE"/>
+        </w:rPr>
+      </w:pPr>
+      <w:r>
+        <w:rPr>
+          <w:lang w:val="es-PE"/>
+        </w:rPr>
+        <w:t>1.3.2. Problemática identificada</w:t>
+      </w:r>
+    </w:p>
+    <w:p>
+      <w:pPr>
+        <w:rPr>
+          <w:lang w:val="es-PE"/>
+        </w:rPr>
+      </w:pPr>
+      <w:r>
+        <w:rPr>
+          <w:lang w:val="es-PE"/>
+        </w:rPr>
+        <w:t>Los gimnasios peruanos continúan enfrentando los siguientes problemas:</w:t>
+      </w:r>
+    </w:p>
+    <w:p>
+      <w:pPr>
+        <w:pStyle w:val="Listaconvietas"/>
+        <w:rPr>
+          <w:lang w:val="es-PE"/>
+        </w:rPr>
+      </w:pPr>
+      <w:r>
+        <w:rPr>
+          <w:b/>
+          <w:lang w:val="es-PE"/>
+        </w:rPr>
+        <w:t>Pérdida de ingresos por falta de control de vencimientos.</w:t>
+      </w:r>
+      <w:r>
+        <w:rPr>
+          <w:lang w:val="es-PE"/>
+        </w:rPr>
+        <w:t xml:space="preserve"> Sin un sistema automatizado, las membresías vencen sin que el gimnasio detecte oportunamente la oportunidad de renovación.</w:t>
+      </w:r>
+    </w:p>
+    <w:p>
+      <w:pPr>
+        <w:pStyle w:val="Listaconvietas"/>
+        <w:rPr>
+          <w:lang w:val="es-PE"/>
+        </w:rPr>
+      </w:pPr>
+      <w:r>
+        <w:rPr>
+          <w:b/>
+          <w:lang w:val="es-PE"/>
+        </w:rPr>
+        <w:t>Sobrecarga administrativa.</w:t>
+      </w:r>
+      <w:r>
+        <w:rPr>
+          <w:lang w:val="es-PE"/>
+        </w:rPr>
+        <w:t xml:space="preserve"> El personal de recepción dedica horas diarias a registrar pagos manualmente.</w:t>
+      </w:r>
+    </w:p>
+    <w:p>
+      <w:pPr>
+        <w:pStyle w:val="Listaconvietas"/>
+        <w:rPr>
+          <w:lang w:val="es-PE"/>
+        </w:rPr>
+      </w:pPr>
+      <w:r>
+        <w:rPr>
+          <w:b/>
+          <w:lang w:val="es-PE"/>
+        </w:rPr>
+        <w:t>Procesos lentos y colas en recepción.</w:t>
+      </w:r>
+      <w:r>
+        <w:rPr>
+          <w:lang w:val="es-PE"/>
+        </w:rPr>
+        <w:t xml:space="preserve"> En horarios pico, los socios deben esperar para confirmar asistencia o reservar clases.</w:t>
+      </w:r>
+    </w:p>
+    <w:p>
+      <w:pPr>
+        <w:pStyle w:val="Listaconvietas"/>
+        <w:rPr>
+          <w:lang w:val="es-PE"/>
+        </w:rPr>
+      </w:pPr>
+      <w:r>
+        <w:rPr>
+          <w:b/>
+          <w:lang w:val="es-PE"/>
+        </w:rPr>
+        <w:t>Mala experiencia del socio.</w:t>
+      </w:r>
+      <w:r>
+        <w:rPr>
+          <w:lang w:val="es-PE"/>
+        </w:rPr>
+        <w:t xml:space="preserve"> La imposibilidad de revisar membresía o reservar clases desde el celular obliga al socio a acudir físicamente al gimnasio.</w:t>
+      </w:r>
+    </w:p>
+    <w:p>
+      <w:pPr>
+        <w:pStyle w:val="Listaconvietas"/>
+        <w:rPr>
+          <w:lang w:val="es-PE"/>
+        </w:rPr>
+      </w:pPr>
+      <w:r>
+        <w:rPr>
+          <w:b/>
+          <w:lang w:val="es-PE"/>
+        </w:rPr>
+        <w:t>Sistemas existentes con bajo rendimiento.</w:t>
+      </w:r>
+      <w:r>
+        <w:rPr>
+          <w:lang w:val="es-PE"/>
+        </w:rPr>
+        <w:t xml:space="preserve"> Los pocos sistemas comerciales disponibles suelen presentar lentitud y caídas en horarios de alta demanda.</w:t>
+      </w:r>
+    </w:p>
+    <w:p>
+      <w:pPr>
+        <w:pStyle w:val="Ttulo2"/>
+        <w:rPr>
+          <w:lang w:val="es-PE"/>
+        </w:rPr>
+      </w:pPr>
+      <w:r>
+        <w:rPr>
+          <w:lang w:val="es-PE"/>
+        </w:rPr>
+        <w:t>1.4. Objetivos</w:t>
+      </w:r>
+    </w:p>
+    <w:p>
+      <w:pPr>
+        <w:pStyle w:val="Ttulo3"/>
+        <w:rPr>
+          <w:lang w:val="es-PE"/>
+        </w:rPr>
+      </w:pPr>
+      <w:r>
+        <w:rPr>
+          <w:lang w:val="es-PE"/>
+        </w:rPr>
+        <w:t>1.4.1. Objetivo general</w:t>
+      </w:r>
+    </w:p>
+    <w:p>
+      <w:pPr>
+        <w:rPr>
+          <w:lang w:val="es-PE"/>
+        </w:rPr>
+      </w:pPr>
+      <w:r>
+        <w:rPr>
+          <w:lang w:val="es-PE"/>
+        </w:rPr>
+        <w:t>Desarrollar una aplicación web integral bajo la arquitectura Java Enterprise Edition (Jakarta EE) que centralice la visualización de sedes, el registro de socios, la venta de membresías digitales y la gestión de reservas de clases, garantizando una experiencia Mobile First mediante Bootstrap 5.3 y persistencia segura en MySQL.</w:t>
+      </w:r>
+    </w:p>
+    <w:p>
+      <w:pPr>
+        <w:pStyle w:val="Ttulo3"/>
+        <w:rPr>
+          <w:lang w:val="es-PE"/>
+        </w:rPr>
+      </w:pPr>
+      <w:r>
+        <w:rPr>
+          <w:lang w:val="es-PE"/>
+        </w:rPr>
+        <w:t>1.4.2. Objetivos específicos</w:t>
+      </w:r>
+    </w:p>
+    <w:p>
+      <w:pPr>
+        <w:rPr>
+          <w:lang w:val="es-PE"/>
+        </w:rPr>
+      </w:pPr>
+      <w:r>
+        <w:rPr>
+          <w:lang w:val="es-PE"/>
+        </w:rPr>
+        <w:t>1. Implementar un módulo de consulta de sedes que permita visualizar ubicación, horarios, servicios y cupos por clase.</w:t>
+      </w:r>
+    </w:p>
+    <w:p>
+      <w:pPr>
+        <w:rPr>
+          <w:lang w:val="es-PE"/>
+        </w:rPr>
+      </w:pPr>
+      <w:r>
+        <w:rPr>
+          <w:lang w:val="es-PE"/>
+        </w:rPr>
+        <w:t>2. Desarrollar un formulario web responsive de registro de socios con validación en tiempo real y almacenamiento seguro en MySQL.</w:t>
+      </w:r>
+    </w:p>
+    <w:p>
+      <w:pPr>
+        <w:rPr>
+          <w:lang w:val="es-PE"/>
+        </w:rPr>
+      </w:pPr>
+      <w:r>
+        <w:rPr>
+          <w:lang w:val="es-PE"/>
+        </w:rPr>
+        <w:t>3. Crear un sistema de gestión de planes (Básico, Premium, Anual) con cálculo automático de vencimiento y generación de comprobante.</w:t>
+      </w:r>
+    </w:p>
+    <w:p>
+      <w:pPr>
+        <w:rPr>
+          <w:lang w:val="es-PE"/>
+        </w:rPr>
+      </w:pPr>
+      <w:r>
+        <w:rPr>
+          <w:lang w:val="es-PE"/>
+        </w:rPr>
         <w:lastRenderedPageBreak/>
-        <w:t>GymSys</w:t>
-      </w:r>
-      <w:proofErr w:type="spellEnd"/>
+        <w:t>4. Diseñar una interfaz Mobile First con Bootstrap 5.3 accesible desde PC, tablet y smartphone.</w:t>
+      </w:r>
+    </w:p>
+    <w:p>
+      <w:pPr>
+        <w:rPr>
+          <w:lang w:val="es-PE"/>
+        </w:rPr>
+      </w:pPr>
+      <w:r>
+        <w:rPr>
+          <w:lang w:val="es-PE"/>
+        </w:rPr>
+        <w:t>5. Implementar un panel administrativo con KPIs en tiempo real, CRUD de socios y sedes, y exportación de reportes a Excel y PDF.</w:t>
+      </w:r>
+    </w:p>
+    <w:p>
+      <w:pPr>
+        <w:rPr>
+          <w:lang w:val="es-PE"/>
+        </w:rPr>
+      </w:pPr>
+      <w:r>
+        <w:rPr>
+          <w:lang w:val="es-PE"/>
+        </w:rPr>
+        <w:t>6. Aplicar la arquitectura por capas (MVC + DAO + Facade) para garantizar mantenibilidad y escalabilidad.</w:t>
+      </w:r>
+    </w:p>
+    <w:p>
+      <w:pPr>
+        <w:pStyle w:val="Ttulo2"/>
+        <w:rPr>
+          <w:lang w:val="es-PE"/>
+        </w:rPr>
+      </w:pPr>
+      <w:r>
+        <w:rPr>
+          <w:lang w:val="es-PE"/>
+        </w:rPr>
+        <w:t>1.5. Alcance</w:t>
+      </w:r>
+    </w:p>
+    <w:p>
+      <w:pPr>
+        <w:rPr>
+          <w:lang w:val="es-PE"/>
+        </w:rPr>
+      </w:pPr>
+      <w:r>
+        <w:rPr>
+          <w:lang w:val="es-PE"/>
+        </w:rPr>
+        <w:t>El alcance de GymMax contempla el desarrollo de una plataforma web centralizada que permite la gestión completa del ciclo de vida del socio.</w:t>
+      </w:r>
+    </w:p>
+    <w:p>
       <w:r>
         <w:rPr>
           <w:b/>
-          <w:lang w:val="es-PE"/>
-        </w:rPr>
-        <w:t xml:space="preserve"> Trujillo (2020) — La Libertad.</w:t>
-      </w:r>
-    </w:p>
-    <w:p>
-      <w:pPr>
-        <w:rPr>
-          <w:lang w:val="es-PE"/>
-        </w:rPr>
-      </w:pPr>
-      <w:r>
-        <w:rPr>
-          <w:lang w:val="es-PE"/>
-        </w:rPr>
-        <w:t xml:space="preserve">Desarrollado por la Universidad César Vallejo (UCV) como tesis de pregrado, </w:t>
-      </w:r>
-      <w:proofErr w:type="spellStart"/>
-      <w:r>
-        <w:rPr>
-          <w:lang w:val="es-PE"/>
-        </w:rPr>
-        <w:t>GymSys</w:t>
-      </w:r>
-      <w:proofErr w:type="spellEnd"/>
-      <w:r>
-        <w:rPr>
-          <w:lang w:val="es-PE"/>
-        </w:rPr>
-        <w:t xml:space="preserve"> fue inicialmente un sistema de escritorio convertido posteriormente a web para gestionar reservas de clases grupales (spinning, yoga, crossfit). Incrementó la ocupación de horarios pico en un 40%.</w:t>
-      </w:r>
-    </w:p>
-    <w:p>
-      <w:pPr>
-        <w:rPr>
-          <w:lang w:val="es-PE"/>
-        </w:rPr>
-      </w:pPr>
-      <w:proofErr w:type="spellStart"/>
+        </w:rPr>
+        <w:t>Funcionalidades incluidas:</w:t>
+      </w:r>
+    </w:p>
+    <w:p>
+      <w:pPr>
+        <w:pStyle w:val="Listaconvietas"/>
+        <w:rPr>
+          <w:lang w:val="es-PE"/>
+        </w:rPr>
+      </w:pPr>
+      <w:r>
+        <w:rPr>
+          <w:lang w:val="es-PE"/>
+        </w:rPr>
+        <w:t>Registro y autenticación de socios y administradores con roles diferenciados.</w:t>
+      </w:r>
+    </w:p>
+    <w:p>
+      <w:pPr>
+        <w:pStyle w:val="Listaconvietas"/>
+        <w:rPr>
+          <w:lang w:val="es-PE"/>
+        </w:rPr>
+      </w:pPr>
+      <w:r>
+        <w:rPr>
+          <w:lang w:val="es-PE"/>
+        </w:rPr>
+        <w:t>Gestión multi-sede con datos independientes por local.</w:t>
+      </w:r>
+    </w:p>
+    <w:p>
+      <w:pPr>
+        <w:pStyle w:val="Listaconvietas"/>
+        <w:rPr>
+          <w:lang w:val="es-PE"/>
+        </w:rPr>
+      </w:pPr>
+      <w:r>
+        <w:rPr>
+          <w:lang w:val="es-PE"/>
+        </w:rPr>
+        <w:t>Catálogo de planes (Básico, Premium, Anual) con renovación autónoma.</w:t>
+      </w:r>
+    </w:p>
+    <w:p>
+      <w:pPr>
+        <w:pStyle w:val="Listaconvietas"/>
+        <w:rPr>
+          <w:lang w:val="es-PE"/>
+        </w:rPr>
+      </w:pPr>
+      <w:r>
+        <w:rPr>
+          <w:lang w:val="es-PE"/>
+        </w:rPr>
+        <w:t>Reserva y cancelación de clases con control de cupos en tiempo real.</w:t>
+      </w:r>
+    </w:p>
+    <w:p>
+      <w:pPr>
+        <w:pStyle w:val="Listaconvietas"/>
+        <w:rPr>
+          <w:lang w:val="es-PE"/>
+        </w:rPr>
+      </w:pPr>
+      <w:r>
+        <w:rPr>
+          <w:lang w:val="es-PE"/>
+        </w:rPr>
+        <w:t>Procesamiento de pagos digitales (Yape, Plin, Tarjeta) con comprobantes.</w:t>
+      </w:r>
+    </w:p>
+    <w:p>
+      <w:pPr>
+        <w:pStyle w:val="Listaconvietas"/>
+        <w:rPr>
+          <w:lang w:val="es-PE"/>
+        </w:rPr>
+      </w:pPr>
+      <w:r>
+        <w:rPr>
+          <w:lang w:val="es-PE"/>
+        </w:rPr>
+        <w:t>Panel administrativo con dashboard de KPIs, CRUD y reportes exportables.</w:t>
+      </w:r>
+    </w:p>
+    <w:p>
+      <w:pPr>
+        <w:pStyle w:val="Listaconvietas"/>
+      </w:pPr>
+      <w:r>
+        <w:t>Interfaz responsive Mobile First.</w:t>
+      </w:r>
+    </w:p>
+    <w:p>
       <w:r>
         <w:rPr>
           <w:b/>
-          <w:lang w:val="es-PE"/>
-        </w:rPr>
-        <w:t>BodyTrack</w:t>
-      </w:r>
-      <w:proofErr w:type="spellEnd"/>
+        </w:rPr>
+        <w:t>Limitaciones del alcance:</w:t>
+      </w:r>
+    </w:p>
+    <w:p>
+      <w:pPr>
+        <w:pStyle w:val="Listaconvietas"/>
+        <w:rPr>
+          <w:lang w:val="es-PE"/>
+        </w:rPr>
+      </w:pPr>
+      <w:r>
+        <w:rPr>
+          <w:lang w:val="es-PE"/>
+        </w:rPr>
+        <w:t>No incluye pagos en efectivo (solo digitales).</w:t>
+      </w:r>
+    </w:p>
+    <w:p>
+      <w:pPr>
+        <w:pStyle w:val="Listaconvietas"/>
+        <w:rPr>
+          <w:lang w:val="es-PE"/>
+        </w:rPr>
+      </w:pPr>
+      <w:r>
+        <w:rPr>
+          <w:lang w:val="es-PE"/>
+        </w:rPr>
+        <w:t>No incluye aplicación móvil nativa.</w:t>
+      </w:r>
+    </w:p>
+    <w:p>
+      <w:pPr>
+        <w:pStyle w:val="Listaconvietas"/>
+      </w:pPr>
+      <w:r>
+        <w:t>No incluye integración biométrica.</w:t>
+      </w:r>
+    </w:p>
+    <w:p>
+      <w:pPr>
+        <w:pStyle w:val="Listaconvietas"/>
+        <w:rPr>
+          <w:lang w:val="es-PE"/>
+        </w:rPr>
+      </w:pPr>
+      <w:r>
+        <w:rPr>
+          <w:lang w:val="es-PE"/>
+        </w:rPr>
+        <w:t>No incluye marketing por correo masivo.</w:t>
+      </w:r>
+    </w:p>
+    <w:p>
+      <w:pPr>
+        <w:rPr>
+          <w:lang w:val="es-PE"/>
+        </w:rPr>
+      </w:pPr>
       <w:r>
         <w:rPr>
           <w:b/>
           <w:lang w:val="es-PE"/>
         </w:rPr>
-        <w:t xml:space="preserve"> (2023) — Callao.</w:t>
-      </w:r>
-    </w:p>
-    <w:p>
-      <w:pPr>
-        <w:rPr>
-          <w:lang w:val="es-PE"/>
-        </w:rPr>
-      </w:pPr>
-      <w:r>
-        <w:rPr>
-          <w:lang w:val="es-PE"/>
-        </w:rPr>
-        <w:t xml:space="preserve">Proyecto desarrollado por egresados de la Universidad Tecnológica del Perú (UTP) para un gimnasio mediano del Callao. </w:t>
-      </w:r>
-      <w:proofErr w:type="spellStart"/>
-      <w:r>
-        <w:rPr>
-          <w:lang w:val="es-PE"/>
-        </w:rPr>
-        <w:t>BodyTrack</w:t>
-      </w:r>
-      <w:proofErr w:type="spellEnd"/>
-      <w:r>
-        <w:rPr>
-          <w:lang w:val="es-PE"/>
-        </w:rPr>
-        <w:t xml:space="preserve"> implementó control de pagos recurrentes y reportes de ingresos, logrando una disminución del 50% en la cartera morosa y un incremento del 25% en la retención de socios.</w:t>
+        <w:t>Público objetivo:</w:t>
+      </w:r>
+    </w:p>
+    <w:p>
+      <w:pPr>
+        <w:rPr>
+          <w:lang w:val="es-PE"/>
+        </w:rPr>
+      </w:pPr>
+      <w:r>
+        <w:rPr>
+          <w:lang w:val="es-PE"/>
+        </w:rPr>
+        <w:t>Cadenas de gimnasios peruanos (2-10 sedes) que buscan migrar de administración manual a infraestructura digital basada en Jakarta EE.</w:t>
+      </w:r>
+    </w:p>
+    <w:p>
+      <w:pPr>
+        <w:pStyle w:val="Ttulo2"/>
+      </w:pPr>
+      <w:r>
+        <w:t>1.6. Características del producto</w:t>
       </w:r>
     </w:p>
     <w:p>
       <w:pPr>
         <w:pStyle w:val="Ttulo3"/>
-        <w:rPr>
-          <w:lang w:val="es-PE"/>
-        </w:rPr>
-      </w:pPr>
-      <w:r>
-        <w:rPr>
-          <w:lang w:val="es-PE"/>
-        </w:rPr>
-        <w:t>1.3.2. Problemática identificada</w:t>
-      </w:r>
-    </w:p>
-    <w:p>
-      <w:pPr>
-        <w:rPr>
-          <w:lang w:val="es-PE"/>
-        </w:rPr>
-      </w:pPr>
-      <w:r>
-        <w:rPr>
-          <w:lang w:val="es-PE"/>
-        </w:rPr>
-        <w:t>Los gimnasios peruanos continúan enfrentando los siguientes problemas:</w:t>
+      </w:pPr>
+      <w:r>
+        <w:t>1.6.1. Características funcionales</w:t>
       </w:r>
     </w:p>
     <w:p>
@@ -1237,725 +1408,7 @@
           <w:b/>
           <w:lang w:val="es-PE"/>
         </w:rPr>
-        <w:t>Pérdida de ingresos por falta de control de vencimientos.</w:t>
-      </w:r>
-      <w:r>
-        <w:rPr>
-          <w:lang w:val="es-PE"/>
-        </w:rPr>
-        <w:t xml:space="preserve"> Sin un sistema automatizado, las membresías vencen sin que el gimnasio detecte oportunamente la oportunidad de renovación.</w:t>
-      </w:r>
-    </w:p>
-    <w:p>
-      <w:pPr>
-        <w:pStyle w:val="Listaconvietas"/>
-        <w:rPr>
-          <w:lang w:val="es-PE"/>
-        </w:rPr>
-      </w:pPr>
-      <w:r>
-        <w:rPr>
-          <w:b/>
-          <w:lang w:val="es-PE"/>
-        </w:rPr>
-        <w:t>Sobrecarga administrativa.</w:t>
-      </w:r>
-      <w:r>
-        <w:rPr>
-          <w:lang w:val="es-PE"/>
-        </w:rPr>
-        <w:t xml:space="preserve"> El personal de recepción dedica horas diarias a registrar pagos manualmente.</w:t>
-      </w:r>
-    </w:p>
-    <w:p>
-      <w:pPr>
-        <w:pStyle w:val="Listaconvietas"/>
-        <w:rPr>
-          <w:lang w:val="es-PE"/>
-        </w:rPr>
-      </w:pPr>
-      <w:r>
-        <w:rPr>
-          <w:b/>
-          <w:lang w:val="es-PE"/>
-        </w:rPr>
-        <w:t xml:space="preserve">Procesos lentos y colas en </w:t>
-      </w:r>
-      <w:proofErr w:type="gramStart"/>
-      <w:r>
-        <w:rPr>
-          <w:b/>
-          <w:lang w:val="es-PE"/>
-        </w:rPr>
-        <w:t>recepción</w:t>
-      </w:r>
-      <w:proofErr w:type="gramEnd"/>
-      <w:r>
-        <w:rPr>
-          <w:b/>
-          <w:lang w:val="es-PE"/>
-        </w:rPr>
-        <w:t>.</w:t>
-      </w:r>
-      <w:r>
-        <w:rPr>
-          <w:lang w:val="es-PE"/>
-        </w:rPr>
-        <w:t xml:space="preserve"> En horarios pico, los socios deben esperar para confirmar asistencia o reservar clases.</w:t>
-      </w:r>
-    </w:p>
-    <w:p>
-      <w:pPr>
-        <w:pStyle w:val="Listaconvietas"/>
-        <w:rPr>
-          <w:lang w:val="es-PE"/>
-        </w:rPr>
-      </w:pPr>
-      <w:r>
-        <w:rPr>
-          <w:b/>
-          <w:lang w:val="es-PE"/>
-        </w:rPr>
-        <w:t>Mala experiencia del socio.</w:t>
-      </w:r>
-      <w:r>
-        <w:rPr>
-          <w:lang w:val="es-PE"/>
-        </w:rPr>
-        <w:t xml:space="preserve"> La imposibilidad de revisar membresía o reservar clases desde el celular obliga al socio a acudir físicamente al gimnasio.</w:t>
-      </w:r>
-    </w:p>
-    <w:p>
-      <w:pPr>
-        <w:pStyle w:val="Listaconvietas"/>
-        <w:rPr>
-          <w:lang w:val="es-PE"/>
-        </w:rPr>
-      </w:pPr>
-      <w:r>
-        <w:rPr>
-          <w:b/>
-          <w:lang w:val="es-PE"/>
-        </w:rPr>
-        <w:t>Sistemas existentes con bajo rendimiento.</w:t>
-      </w:r>
-      <w:r>
-        <w:rPr>
-          <w:lang w:val="es-PE"/>
-        </w:rPr>
-        <w:t xml:space="preserve"> Los pocos sistemas comerciales disponibles suelen presentar lentitud y caídas en horarios de alta demanda.</w:t>
-      </w:r>
-    </w:p>
-    <w:p>
-      <w:pPr>
-        <w:pStyle w:val="Ttulo2"/>
-        <w:rPr>
-          <w:lang w:val="es-PE"/>
-        </w:rPr>
-      </w:pPr>
-      <w:r>
-        <w:rPr>
-          <w:lang w:val="es-PE"/>
-        </w:rPr>
-        <w:t>1.4. Objetivos</w:t>
-      </w:r>
-    </w:p>
-    <w:p>
-      <w:pPr>
-        <w:pStyle w:val="Ttulo3"/>
-        <w:rPr>
-          <w:lang w:val="es-PE"/>
-        </w:rPr>
-      </w:pPr>
-      <w:r>
-        <w:rPr>
-          <w:lang w:val="es-PE"/>
-        </w:rPr>
-        <w:t>1.4.1. Objetivo general</w:t>
-      </w:r>
-    </w:p>
-    <w:p>
-      <w:pPr>
-        <w:rPr>
-          <w:lang w:val="es-PE"/>
-        </w:rPr>
-      </w:pPr>
-      <w:r>
-        <w:rPr>
-          <w:lang w:val="es-PE"/>
-        </w:rPr>
-        <w:t xml:space="preserve">Desarrollar una aplicación web integral bajo la arquitectura Java Enterprise </w:t>
-      </w:r>
-      <w:proofErr w:type="spellStart"/>
-      <w:r>
-        <w:rPr>
-          <w:lang w:val="es-PE"/>
-        </w:rPr>
-        <w:t>Edition</w:t>
-      </w:r>
-      <w:proofErr w:type="spellEnd"/>
-      <w:r>
-        <w:rPr>
-          <w:lang w:val="es-PE"/>
-        </w:rPr>
-        <w:t xml:space="preserve"> (</w:t>
-      </w:r>
-      <w:proofErr w:type="spellStart"/>
-      <w:r>
-        <w:rPr>
-          <w:lang w:val="es-PE"/>
-        </w:rPr>
-        <w:t>Jakarta</w:t>
-      </w:r>
-      <w:proofErr w:type="spellEnd"/>
-      <w:r>
-        <w:rPr>
-          <w:lang w:val="es-PE"/>
-        </w:rPr>
-        <w:t xml:space="preserve"> EE) que centralice la visualización de sedes, el registro de socios, la venta de membresías digitales y la gestión de reservas de clases, garantizando una experiencia Mobile </w:t>
-      </w:r>
-      <w:proofErr w:type="spellStart"/>
-      <w:r>
-        <w:rPr>
-          <w:lang w:val="es-PE"/>
-        </w:rPr>
-        <w:t>First</w:t>
-      </w:r>
-      <w:proofErr w:type="spellEnd"/>
-      <w:r>
-        <w:rPr>
-          <w:lang w:val="es-PE"/>
-        </w:rPr>
-        <w:t xml:space="preserve"> mediante Bootstrap 5.3 y persistencia segura en MySQL.</w:t>
-      </w:r>
-    </w:p>
-    <w:p>
-      <w:pPr>
-        <w:pStyle w:val="Ttulo3"/>
-        <w:rPr>
-          <w:lang w:val="es-PE"/>
-        </w:rPr>
-      </w:pPr>
-      <w:r>
-        <w:rPr>
-          <w:lang w:val="es-PE"/>
-        </w:rPr>
-        <w:t>1.4.2. Objetivos específicos</w:t>
-      </w:r>
-    </w:p>
-    <w:p>
-      <w:pPr>
-        <w:rPr>
-          <w:lang w:val="es-PE"/>
-        </w:rPr>
-      </w:pPr>
-      <w:r>
-        <w:rPr>
-          <w:lang w:val="es-PE"/>
-        </w:rPr>
-        <w:t>1. Implementar un módulo de consulta de sedes que permita visualizar ubicación, horarios, servicios y cupos por clase.</w:t>
-      </w:r>
-    </w:p>
-    <w:p>
-      <w:pPr>
-        <w:rPr>
-          <w:lang w:val="es-PE"/>
-        </w:rPr>
-      </w:pPr>
-      <w:r>
-        <w:rPr>
-          <w:lang w:val="es-PE"/>
-        </w:rPr>
-        <w:t>2. Desarrollar un formulario web responsive de registro de socios con validación en tiempo real y almacenamiento seguro en MySQL.</w:t>
-      </w:r>
-    </w:p>
-    <w:p>
-      <w:pPr>
-        <w:rPr>
-          <w:lang w:val="es-PE"/>
-        </w:rPr>
-      </w:pPr>
-      <w:r>
-        <w:rPr>
-          <w:lang w:val="es-PE"/>
-        </w:rPr>
-        <w:t>3. Crear un sistema de gestión de planes (Básico, Premium, Anual) con cálculo automático de vencimiento y generación de comprobante.</w:t>
-      </w:r>
-    </w:p>
-    <w:p>
-      <w:pPr>
-        <w:rPr>
-          <w:lang w:val="es-PE"/>
-        </w:rPr>
-      </w:pPr>
-      <w:r>
-        <w:rPr>
-          <w:lang w:val="es-PE"/>
-        </w:rPr>
-        <w:lastRenderedPageBreak/>
-        <w:t xml:space="preserve">4. Diseñar una interfaz Mobile </w:t>
-      </w:r>
-      <w:proofErr w:type="spellStart"/>
-      <w:r>
-        <w:rPr>
-          <w:lang w:val="es-PE"/>
-        </w:rPr>
-        <w:t>First</w:t>
-      </w:r>
-      <w:proofErr w:type="spellEnd"/>
-      <w:r>
-        <w:rPr>
-          <w:lang w:val="es-PE"/>
-        </w:rPr>
-        <w:t xml:space="preserve"> con Bootstrap 5.3 accesible desde PC, </w:t>
-      </w:r>
-      <w:proofErr w:type="spellStart"/>
-      <w:r>
-        <w:rPr>
-          <w:lang w:val="es-PE"/>
-        </w:rPr>
-        <w:t>tablet</w:t>
-      </w:r>
-      <w:proofErr w:type="spellEnd"/>
-      <w:r>
-        <w:rPr>
-          <w:lang w:val="es-PE"/>
-        </w:rPr>
-        <w:t xml:space="preserve"> y smartphone.</w:t>
-      </w:r>
-    </w:p>
-    <w:p>
-      <w:pPr>
-        <w:rPr>
-          <w:lang w:val="es-PE"/>
-        </w:rPr>
-      </w:pPr>
-      <w:r>
-        <w:rPr>
-          <w:lang w:val="es-PE"/>
-        </w:rPr>
-        <w:t xml:space="preserve">5. Implementar un panel administrativo con </w:t>
-      </w:r>
-      <w:proofErr w:type="spellStart"/>
-      <w:r>
-        <w:rPr>
-          <w:lang w:val="es-PE"/>
-        </w:rPr>
-        <w:t>KPIs</w:t>
-      </w:r>
-      <w:proofErr w:type="spellEnd"/>
-      <w:r>
-        <w:rPr>
-          <w:lang w:val="es-PE"/>
-        </w:rPr>
-        <w:t xml:space="preserve"> en tiempo real, CRUD de socios y sedes, y exportación de reportes a Excel y PDF.</w:t>
-      </w:r>
-    </w:p>
-    <w:p>
-      <w:pPr>
-        <w:rPr>
-          <w:lang w:val="es-PE"/>
-        </w:rPr>
-      </w:pPr>
-      <w:r>
-        <w:rPr>
-          <w:lang w:val="es-PE"/>
-        </w:rPr>
-        <w:t xml:space="preserve">6. Aplicar la arquitectura por capas (MVC + DAO + </w:t>
-      </w:r>
-      <w:proofErr w:type="spellStart"/>
-      <w:r>
-        <w:rPr>
-          <w:lang w:val="es-PE"/>
-        </w:rPr>
-        <w:t>Facade</w:t>
-      </w:r>
-      <w:proofErr w:type="spellEnd"/>
-      <w:r>
-        <w:rPr>
-          <w:lang w:val="es-PE"/>
-        </w:rPr>
-        <w:t>) para garantizar mantenibilidad y escalabilidad.</w:t>
-      </w:r>
-    </w:p>
-    <w:p>
-      <w:pPr>
-        <w:pStyle w:val="Ttulo2"/>
-        <w:rPr>
-          <w:lang w:val="es-PE"/>
-        </w:rPr>
-      </w:pPr>
-      <w:r>
-        <w:rPr>
-          <w:lang w:val="es-PE"/>
-        </w:rPr>
-        <w:t>1.5. Alcance</w:t>
-      </w:r>
-    </w:p>
-    <w:p>
-      <w:pPr>
-        <w:rPr>
-          <w:lang w:val="es-PE"/>
-        </w:rPr>
-      </w:pPr>
-      <w:r>
-        <w:rPr>
-          <w:lang w:val="es-PE"/>
-        </w:rPr>
-        <w:t xml:space="preserve">El alcance de </w:t>
-      </w:r>
-      <w:proofErr w:type="spellStart"/>
-      <w:r>
-        <w:rPr>
-          <w:lang w:val="es-PE"/>
-        </w:rPr>
-        <w:t>GymMax</w:t>
-      </w:r>
-      <w:proofErr w:type="spellEnd"/>
-      <w:r>
-        <w:rPr>
-          <w:lang w:val="es-PE"/>
-        </w:rPr>
-        <w:t xml:space="preserve"> contempla el desarrollo de una plataforma web centralizada que permite la gestión completa del ciclo de vida del socio.</w:t>
-      </w:r>
-    </w:p>
-    <w:p>
-      <w:proofErr w:type="spellStart"/>
-      <w:r>
-        <w:rPr>
-          <w:b/>
-        </w:rPr>
-        <w:t>Funcionalidades</w:t>
-      </w:r>
-      <w:proofErr w:type="spellEnd"/>
-      <w:r>
-        <w:rPr>
-          <w:b/>
-        </w:rPr>
-        <w:t xml:space="preserve"> </w:t>
-      </w:r>
-      <w:proofErr w:type="spellStart"/>
-      <w:r>
-        <w:rPr>
-          <w:b/>
-        </w:rPr>
-        <w:t>incluidas</w:t>
-      </w:r>
-      <w:proofErr w:type="spellEnd"/>
-      <w:r>
-        <w:rPr>
-          <w:b/>
-        </w:rPr>
-        <w:t>:</w:t>
-      </w:r>
-    </w:p>
-    <w:p>
-      <w:pPr>
-        <w:pStyle w:val="Listaconvietas"/>
-        <w:rPr>
-          <w:lang w:val="es-PE"/>
-        </w:rPr>
-      </w:pPr>
-      <w:r>
-        <w:rPr>
-          <w:lang w:val="es-PE"/>
-        </w:rPr>
-        <w:t>Registro y autenticación de socios y administradores con roles diferenciados.</w:t>
-      </w:r>
-    </w:p>
-    <w:p>
-      <w:pPr>
-        <w:pStyle w:val="Listaconvietas"/>
-        <w:rPr>
-          <w:lang w:val="es-PE"/>
-        </w:rPr>
-      </w:pPr>
-      <w:r>
-        <w:rPr>
-          <w:lang w:val="es-PE"/>
-        </w:rPr>
-        <w:t xml:space="preserve">Gestión </w:t>
-      </w:r>
-      <w:proofErr w:type="spellStart"/>
-      <w:r>
-        <w:rPr>
-          <w:lang w:val="es-PE"/>
-        </w:rPr>
-        <w:t>multi-sede</w:t>
-      </w:r>
-      <w:proofErr w:type="spellEnd"/>
-      <w:r>
-        <w:rPr>
-          <w:lang w:val="es-PE"/>
-        </w:rPr>
-        <w:t xml:space="preserve"> con datos independientes por local.</w:t>
-      </w:r>
-    </w:p>
-    <w:p>
-      <w:pPr>
-        <w:pStyle w:val="Listaconvietas"/>
-        <w:rPr>
-          <w:lang w:val="es-PE"/>
-        </w:rPr>
-      </w:pPr>
-      <w:r>
-        <w:rPr>
-          <w:lang w:val="es-PE"/>
-        </w:rPr>
-        <w:t>Catálogo de planes (Básico, Premium, Anual) con renovación autónoma.</w:t>
-      </w:r>
-    </w:p>
-    <w:p>
-      <w:pPr>
-        <w:pStyle w:val="Listaconvietas"/>
-        <w:rPr>
-          <w:lang w:val="es-PE"/>
-        </w:rPr>
-      </w:pPr>
-      <w:r>
-        <w:rPr>
-          <w:lang w:val="es-PE"/>
-        </w:rPr>
-        <w:t>Reserva y cancelación de clases con control de cupos en tiempo real.</w:t>
-      </w:r>
-    </w:p>
-    <w:p>
-      <w:pPr>
-        <w:pStyle w:val="Listaconvietas"/>
-        <w:rPr>
-          <w:lang w:val="es-PE"/>
-        </w:rPr>
-      </w:pPr>
-      <w:r>
-        <w:rPr>
-          <w:lang w:val="es-PE"/>
-        </w:rPr>
-        <w:t>Procesamiento de pagos digitales (Yape, Plin, Tarjeta) con comprobantes.</w:t>
-      </w:r>
-    </w:p>
-    <w:p>
-      <w:pPr>
-        <w:pStyle w:val="Listaconvietas"/>
-        <w:rPr>
-          <w:lang w:val="es-PE"/>
-        </w:rPr>
-      </w:pPr>
-      <w:r>
-        <w:rPr>
-          <w:lang w:val="es-PE"/>
-        </w:rPr>
-        <w:t xml:space="preserve">Panel administrativo con </w:t>
-      </w:r>
-      <w:proofErr w:type="spellStart"/>
-      <w:r>
-        <w:rPr>
-          <w:lang w:val="es-PE"/>
-        </w:rPr>
-        <w:t>dashboard</w:t>
-      </w:r>
-      <w:proofErr w:type="spellEnd"/>
-      <w:r>
-        <w:rPr>
-          <w:lang w:val="es-PE"/>
-        </w:rPr>
-        <w:t xml:space="preserve"> de </w:t>
-      </w:r>
-      <w:proofErr w:type="spellStart"/>
-      <w:r>
-        <w:rPr>
-          <w:lang w:val="es-PE"/>
-        </w:rPr>
-        <w:t>KPIs</w:t>
-      </w:r>
-      <w:proofErr w:type="spellEnd"/>
-      <w:r>
-        <w:rPr>
-          <w:lang w:val="es-PE"/>
-        </w:rPr>
-        <w:t>, CRUD y reportes exportables.</w:t>
-      </w:r>
-    </w:p>
-    <w:p>
-      <w:pPr>
-        <w:pStyle w:val="Listaconvietas"/>
-      </w:pPr>
-      <w:proofErr w:type="spellStart"/>
-      <w:r>
-        <w:t>Interfaz</w:t>
-      </w:r>
-      <w:proofErr w:type="spellEnd"/>
-      <w:r>
-        <w:t xml:space="preserve"> responsive Mobile First.</w:t>
-      </w:r>
-    </w:p>
-    <w:p>
-      <w:r>
-        <w:rPr>
-          <w:b/>
-        </w:rPr>
-        <w:t>Limitaciones del alcance:</w:t>
-      </w:r>
-    </w:p>
-    <w:p>
-      <w:pPr>
-        <w:pStyle w:val="Listaconvietas"/>
-        <w:rPr>
-          <w:lang w:val="es-PE"/>
-        </w:rPr>
-      </w:pPr>
-      <w:r>
-        <w:rPr>
-          <w:lang w:val="es-PE"/>
-        </w:rPr>
-        <w:t>No incluye pagos en efectivo (solo digitales).</w:t>
-      </w:r>
-    </w:p>
-    <w:p>
-      <w:pPr>
-        <w:pStyle w:val="Listaconvietas"/>
-        <w:rPr>
-          <w:lang w:val="es-PE"/>
-        </w:rPr>
-      </w:pPr>
-      <w:r>
-        <w:rPr>
-          <w:lang w:val="es-PE"/>
-        </w:rPr>
-        <w:t>No incluye aplicación móvil nativa.</w:t>
-      </w:r>
-    </w:p>
-    <w:p>
-      <w:pPr>
-        <w:pStyle w:val="Listaconvietas"/>
-      </w:pPr>
-      <w:r>
-        <w:t xml:space="preserve">No </w:t>
-      </w:r>
-      <w:proofErr w:type="spellStart"/>
-      <w:r>
-        <w:t>incluye</w:t>
-      </w:r>
-      <w:proofErr w:type="spellEnd"/>
-      <w:r>
-        <w:t xml:space="preserve"> </w:t>
-      </w:r>
-      <w:proofErr w:type="spellStart"/>
-      <w:r>
-        <w:t>integración</w:t>
-      </w:r>
-      <w:proofErr w:type="spellEnd"/>
-      <w:r>
-        <w:t xml:space="preserve"> </w:t>
-      </w:r>
-      <w:proofErr w:type="spellStart"/>
-      <w:r>
-        <w:t>biométrica</w:t>
-      </w:r>
-      <w:proofErr w:type="spellEnd"/>
-      <w:r>
-        <w:t>.</w:t>
-      </w:r>
-    </w:p>
-    <w:p>
-      <w:pPr>
-        <w:pStyle w:val="Listaconvietas"/>
-        <w:rPr>
-          <w:lang w:val="es-PE"/>
-        </w:rPr>
-      </w:pPr>
-      <w:r>
-        <w:rPr>
-          <w:lang w:val="es-PE"/>
-        </w:rPr>
-        <w:t>No incluye marketing por correo masivo.</w:t>
-      </w:r>
-    </w:p>
-    <w:p>
-      <w:pPr>
-        <w:rPr>
-          <w:lang w:val="es-PE"/>
-        </w:rPr>
-      </w:pPr>
-      <w:r>
-        <w:rPr>
-          <w:b/>
-          <w:lang w:val="es-PE"/>
-        </w:rPr>
-        <w:t>Público objetivo:</w:t>
-      </w:r>
-    </w:p>
-    <w:p>
-      <w:pPr>
-        <w:rPr>
-          <w:lang w:val="es-PE"/>
-        </w:rPr>
-      </w:pPr>
-      <w:r>
-        <w:rPr>
-          <w:lang w:val="es-PE"/>
-        </w:rPr>
-        <w:t xml:space="preserve">Cadenas de gimnasios peruanos (2-10 sedes) que buscan migrar de administración manual a infraestructura digital basada en </w:t>
-      </w:r>
-      <w:proofErr w:type="spellStart"/>
-      <w:r>
-        <w:rPr>
-          <w:lang w:val="es-PE"/>
-        </w:rPr>
-        <w:t>Jakarta</w:t>
-      </w:r>
-      <w:proofErr w:type="spellEnd"/>
-      <w:r>
-        <w:rPr>
-          <w:lang w:val="es-PE"/>
-        </w:rPr>
-        <w:t xml:space="preserve"> EE.</w:t>
-      </w:r>
-    </w:p>
-    <w:p>
-      <w:pPr>
-        <w:pStyle w:val="Ttulo2"/>
-      </w:pPr>
-      <w:r>
-        <w:t>1.6. Características del producto</w:t>
-      </w:r>
-    </w:p>
-    <w:p>
-      <w:pPr>
-        <w:pStyle w:val="Ttulo3"/>
-      </w:pPr>
-      <w:r>
-        <w:t>1.6.1. Características funcionales</w:t>
-      </w:r>
-    </w:p>
-    <w:p>
-      <w:pPr>
-        <w:pStyle w:val="Listaconvietas"/>
-        <w:rPr>
-          <w:lang w:val="es-PE"/>
-        </w:rPr>
-      </w:pPr>
-      <w:r>
-        <w:rPr>
-          <w:b/>
-          <w:lang w:val="es-PE"/>
-        </w:rPr>
-        <w:t xml:space="preserve">Gestión </w:t>
-      </w:r>
-      <w:proofErr w:type="spellStart"/>
-      <w:r>
-        <w:rPr>
-          <w:b/>
-          <w:lang w:val="es-PE"/>
-        </w:rPr>
-        <w:t>multi-sede</w:t>
-      </w:r>
-      <w:proofErr w:type="spellEnd"/>
-      <w:r>
-        <w:rPr>
-          <w:b/>
-          <w:lang w:val="es-PE"/>
-        </w:rPr>
-        <w:t xml:space="preserve"> centralizada.</w:t>
+        <w:t>Gestión multi-sede centralizada.</w:t>
       </w:r>
       <w:r>
         <w:rPr>
@@ -2067,21 +1520,7 @@
         <w:rPr>
           <w:lang w:val="es-PE"/>
         </w:rPr>
-        <w:t xml:space="preserve"> Registro automatizado de ingresos y salidas consultable por socio y </w:t>
-      </w:r>
-      <w:proofErr w:type="spellStart"/>
-      <w:r>
-        <w:rPr>
-          <w:lang w:val="es-PE"/>
-        </w:rPr>
-        <w:t>admin</w:t>
-      </w:r>
-      <w:proofErr w:type="spellEnd"/>
-      <w:r>
-        <w:rPr>
-          <w:lang w:val="es-PE"/>
-        </w:rPr>
-        <w:t>.</w:t>
+        <w:t xml:space="preserve"> Registro automatizado de ingresos y salidas consultable por socio y admin.</w:t>
       </w:r>
     </w:p>
     <w:p>
@@ -2112,43 +1551,82 @@
           <w:lang w:val="es-PE"/>
         </w:rPr>
       </w:pPr>
-      <w:proofErr w:type="spellStart"/>
       <w:r>
         <w:rPr>
           <w:b/>
           <w:lang w:val="es-PE"/>
         </w:rPr>
-        <w:t>Dashboard</w:t>
-      </w:r>
-      <w:proofErr w:type="spellEnd"/>
+        <w:t>Dashboard administrativo con KPIs.</w:t>
+      </w:r>
+      <w:r>
+        <w:rPr>
+          <w:lang w:val="es-PE"/>
+        </w:rPr>
+        <w:t xml:space="preserve"> Panel con socios activos, ingresos, vencimientos, reservas, gráficos y actividad reciente.</w:t>
+      </w:r>
+    </w:p>
+    <w:p>
+      <w:pPr>
+        <w:pStyle w:val="Listaconvietas"/>
+        <w:rPr>
+          <w:lang w:val="es-PE"/>
+        </w:rPr>
+      </w:pPr>
       <w:r>
         <w:rPr>
           <w:b/>
           <w:lang w:val="es-PE"/>
         </w:rPr>
-        <w:t xml:space="preserve"> administrativo con </w:t>
-      </w:r>
-      <w:proofErr w:type="spellStart"/>
+        <w:t>Reportes y exportación.</w:t>
+      </w:r>
+      <w:r>
+        <w:rPr>
+          <w:lang w:val="es-PE"/>
+        </w:rPr>
+        <w:t xml:space="preserve"> Reportes filtrables por sede, fecha y tipo, exportables a Excel y PDF.</w:t>
+      </w:r>
+    </w:p>
+    <w:p>
+      <w:pPr>
+        <w:pStyle w:val="Listaconvietas"/>
+        <w:rPr>
+          <w:lang w:val="es-PE"/>
+        </w:rPr>
+      </w:pPr>
       <w:r>
         <w:rPr>
           <w:b/>
           <w:lang w:val="es-PE"/>
         </w:rPr>
-        <w:t>KPIs</w:t>
-      </w:r>
-      <w:proofErr w:type="spellEnd"/>
+        <w:t>CRUD completo de entidades maestras.</w:t>
+      </w:r>
+      <w:r>
+        <w:rPr>
+          <w:lang w:val="es-PE"/>
+        </w:rPr>
+        <w:t xml:space="preserve"> Crear/Leer/Actualizar/Eliminar socios, sedes, planes, clases y horarios.</w:t>
+      </w:r>
+    </w:p>
+    <w:p>
+      <w:pPr>
+        <w:pStyle w:val="Ttulo3"/>
+      </w:pPr>
+      <w:r>
+        <w:t>1.6.2. Características técnicas</w:t>
+      </w:r>
+    </w:p>
+    <w:p>
+      <w:pPr>
+        <w:pStyle w:val="Listaconvietas"/>
+      </w:pPr>
       <w:r>
         <w:rPr>
           <w:b/>
-          <w:lang w:val="es-PE"/>
-        </w:rPr>
-        <w:t>.</w:t>
-      </w:r>
-      <w:r>
-        <w:rPr>
-          <w:lang w:val="es-PE"/>
-        </w:rPr>
-        <w:t xml:space="preserve"> Panel con socios activos, ingresos, vencimientos, reservas, gráficos y actividad reciente.</w:t>
+        </w:rPr>
+        <w:t>Diseño Mobile First Responsive.</w:t>
+      </w:r>
+      <w:r>
+        <w:t xml:space="preserve"> Bootstrap 5.3 adaptable a móvil, tablet y escritorio.</w:t>
       </w:r>
     </w:p>
     <w:p>
@@ -2163,13 +1641,13 @@
           <w:b/>
           <w:lang w:val="es-PE"/>
         </w:rPr>
-        <w:t>Reportes y exportación.</w:t>
-      </w:r>
-      <w:r>
-        <w:rPr>
-          <w:lang w:val="es-PE"/>
-        </w:rPr>
-        <w:t xml:space="preserve"> Reportes filtrables por sede, fecha y tipo, exportables a Excel y PDF.</w:t>
+        <w:t>Arquitectura por capas (MVC + DAO + Facade).</w:t>
+      </w:r>
+      <w:r>
+        <w:rPr>
+          <w:lang w:val="es-PE"/>
+        </w:rPr>
+        <w:t xml:space="preserve"> Separación de responsabilidades y mantenibilidad.</w:t>
       </w:r>
     </w:p>
     <w:p>
@@ -2184,35 +1662,34 @@
           <w:b/>
           <w:lang w:val="es-PE"/>
         </w:rPr>
-        <w:t>CRUD completo de entidades maestras.</w:t>
-      </w:r>
-      <w:r>
-        <w:rPr>
-          <w:lang w:val="es-PE"/>
-        </w:rPr>
-        <w:t xml:space="preserve"> Crear/Leer/Actualizar/Eliminar socios, sedes, planes, clases y horarios.</w:t>
-      </w:r>
-    </w:p>
-    <w:p>
-      <w:pPr>
-        <w:pStyle w:val="Ttulo3"/>
-      </w:pPr>
-      <w:r>
-        <w:t>1.6.2. Características técnicas</w:t>
+        <w:t>Persistencia en MySQL.</w:t>
+      </w:r>
+      <w:r>
+        <w:rPr>
+          <w:lang w:val="es-PE"/>
+        </w:rPr>
+        <w:t xml:space="preserve"> 10 tablas normalizadas hasta 3FN con integridad referencial.</w:t>
       </w:r>
     </w:p>
     <w:p>
       <w:pPr>
         <w:pStyle w:val="Listaconvietas"/>
+        <w:rPr>
+          <w:lang w:val="es-PE"/>
+        </w:rPr>
       </w:pPr>
       <w:r>
         <w:rPr>
           <w:b/>
-        </w:rPr>
-        <w:t>Diseño Mobile First Responsive.</w:t>
-      </w:r>
-      <w:r>
-        <w:t xml:space="preserve"> Bootstrap 5.3 adaptable a móvil, tablet y escritorio.</w:t>
+          <w:lang w:val="es-PE"/>
+        </w:rPr>
+        <w:t>Despliegue en Apache Tomcat 10.</w:t>
+      </w:r>
+      <w:r>
+        <w:rPr>
+          <w:lang w:val="es-PE"/>
+        </w:rPr>
+        <w:t xml:space="preserve"> Soporte para Jakarta EE 10.</w:t>
       </w:r>
     </w:p>
     <w:p>
@@ -2227,208 +1704,55 @@
           <w:b/>
           <w:lang w:val="es-PE"/>
         </w:rPr>
-        <w:t xml:space="preserve">Arquitectura por capas (MVC + DAO + </w:t>
-      </w:r>
-      <w:proofErr w:type="spellStart"/>
+        <w:t>Escalabilidad horizontal.</w:t>
+      </w:r>
+      <w:r>
+        <w:rPr>
+          <w:lang w:val="es-PE"/>
+        </w:rPr>
+        <w:t xml:space="preserve"> Permite agregar sedes sin modificar la arquitectura.</w:t>
+      </w:r>
+    </w:p>
+    <w:p>
+      <w:pPr>
+        <w:pStyle w:val="Listaconvietas"/>
+        <w:rPr>
+          <w:lang w:val="es-PE"/>
+        </w:rPr>
+      </w:pPr>
       <w:r>
         <w:rPr>
           <w:b/>
           <w:lang w:val="es-PE"/>
         </w:rPr>
-        <w:t>Facade</w:t>
-      </w:r>
-      <w:proofErr w:type="spellEnd"/>
+        <w:t>Validación frontend y backend.</w:t>
+      </w:r>
+      <w:r>
+        <w:rPr>
+          <w:lang w:val="es-PE"/>
+        </w:rPr>
+        <w:t xml:space="preserve"> Doble capa: HTML5+JS en cliente, Servlets en servidor.</w:t>
+      </w:r>
+    </w:p>
+    <w:p>
+      <w:pPr>
+        <w:pStyle w:val="Listaconvietas"/>
+        <w:rPr>
+          <w:lang w:val="es-PE"/>
+        </w:rPr>
+      </w:pPr>
       <w:r>
         <w:rPr>
           <w:b/>
           <w:lang w:val="es-PE"/>
         </w:rPr>
-        <w:t>).</w:t>
-      </w:r>
-      <w:r>
-        <w:rPr>
-          <w:lang w:val="es-PE"/>
-        </w:rPr>
-        <w:t xml:space="preserve"> Separación de responsabilidades y mantenibilidad.</w:t>
-      </w:r>
-    </w:p>
-    <w:p>
-      <w:pPr>
-        <w:pStyle w:val="Listaconvietas"/>
-        <w:rPr>
-          <w:lang w:val="es-PE"/>
-        </w:rPr>
-      </w:pPr>
-      <w:r>
-        <w:rPr>
-          <w:b/>
-          <w:lang w:val="es-PE"/>
-        </w:rPr>
-        <w:t>Persistencia en MySQL.</w:t>
-      </w:r>
-      <w:r>
-        <w:rPr>
-          <w:lang w:val="es-PE"/>
-        </w:rPr>
-        <w:t xml:space="preserve"> 10 tablas normalizadas hasta 3FN con integridad referencial.</w:t>
-      </w:r>
-    </w:p>
-    <w:p>
-      <w:pPr>
-        <w:pStyle w:val="Listaconvietas"/>
-        <w:rPr>
-          <w:lang w:val="es-PE"/>
-        </w:rPr>
-      </w:pPr>
-      <w:r>
-        <w:rPr>
-          <w:b/>
-          <w:lang w:val="es-PE"/>
-        </w:rPr>
-        <w:t>Despliegue en Apache Tomcat 10.</w:t>
-      </w:r>
-      <w:r>
-        <w:rPr>
-          <w:lang w:val="es-PE"/>
-        </w:rPr>
-        <w:t xml:space="preserve"> Soporte para </w:t>
-      </w:r>
-      <w:proofErr w:type="spellStart"/>
-      <w:r>
-        <w:rPr>
-          <w:lang w:val="es-PE"/>
-        </w:rPr>
-        <w:t>Jakarta</w:t>
-      </w:r>
-      <w:proofErr w:type="spellEnd"/>
-      <w:r>
-        <w:rPr>
-          <w:lang w:val="es-PE"/>
-        </w:rPr>
-        <w:t xml:space="preserve"> EE 10.</w:t>
-      </w:r>
-    </w:p>
-    <w:p>
-      <w:pPr>
-        <w:pStyle w:val="Listaconvietas"/>
-        <w:rPr>
-          <w:lang w:val="es-PE"/>
-        </w:rPr>
-      </w:pPr>
-      <w:r>
-        <w:rPr>
-          <w:b/>
-          <w:lang w:val="es-PE"/>
-        </w:rPr>
-        <w:t>Escalabilidad horizontal.</w:t>
-      </w:r>
-      <w:r>
-        <w:rPr>
-          <w:lang w:val="es-PE"/>
-        </w:rPr>
-        <w:t xml:space="preserve"> Permite agregar sedes sin modificar la arquitectura.</w:t>
-      </w:r>
-    </w:p>
-    <w:p>
-      <w:pPr>
-        <w:pStyle w:val="Listaconvietas"/>
-        <w:rPr>
-          <w:lang w:val="es-PE"/>
-        </w:rPr>
-      </w:pPr>
-      <w:r>
-        <w:rPr>
-          <w:b/>
-          <w:lang w:val="es-PE"/>
-        </w:rPr>
-        <w:t xml:space="preserve">Validación </w:t>
-      </w:r>
-      <w:proofErr w:type="spellStart"/>
-      <w:r>
-        <w:rPr>
-          <w:b/>
-          <w:lang w:val="es-PE"/>
-        </w:rPr>
-        <w:t>frontend</w:t>
-      </w:r>
-      <w:proofErr w:type="spellEnd"/>
-      <w:r>
-        <w:rPr>
-          <w:b/>
-          <w:lang w:val="es-PE"/>
-        </w:rPr>
-        <w:t xml:space="preserve"> y </w:t>
-      </w:r>
-      <w:proofErr w:type="spellStart"/>
-      <w:r>
-        <w:rPr>
-          <w:b/>
-          <w:lang w:val="es-PE"/>
-        </w:rPr>
-        <w:t>backend</w:t>
-      </w:r>
-      <w:proofErr w:type="spellEnd"/>
-      <w:r>
-        <w:rPr>
-          <w:b/>
-          <w:lang w:val="es-PE"/>
-        </w:rPr>
-        <w:t>.</w:t>
-      </w:r>
-      <w:r>
-        <w:rPr>
-          <w:lang w:val="es-PE"/>
-        </w:rPr>
-        <w:t xml:space="preserve"> Doble capa: HTML5+JS en cliente, </w:t>
-      </w:r>
-      <w:proofErr w:type="spellStart"/>
-      <w:r>
-        <w:rPr>
-          <w:lang w:val="es-PE"/>
-        </w:rPr>
-        <w:t>Servlets</w:t>
-      </w:r>
-      <w:proofErr w:type="spellEnd"/>
-      <w:r>
-        <w:rPr>
-          <w:lang w:val="es-PE"/>
-        </w:rPr>
-        <w:t xml:space="preserve"> en servidor.</w:t>
-      </w:r>
-    </w:p>
-    <w:p>
-      <w:pPr>
-        <w:pStyle w:val="Listaconvietas"/>
-        <w:rPr>
-          <w:lang w:val="es-PE"/>
-        </w:rPr>
-      </w:pPr>
-      <w:r>
-        <w:rPr>
-          <w:b/>
-          <w:lang w:val="es-PE"/>
-        </w:rPr>
         <w:t>Seguridad de sesión.</w:t>
       </w:r>
       <w:r>
         <w:rPr>
           <w:lang w:val="es-PE"/>
         </w:rPr>
-        <w:t xml:space="preserve"> </w:t>
-      </w:r>
-      <w:proofErr w:type="spellStart"/>
-      <w:r>
-        <w:rPr>
-          <w:lang w:val="es-PE"/>
-        </w:rPr>
-        <w:t>Timeout</w:t>
-      </w:r>
-      <w:proofErr w:type="spellEnd"/>
-      <w:r>
-        <w:rPr>
-          <w:lang w:val="es-PE"/>
-        </w:rPr>
-        <w:t xml:space="preserve"> configurable y control de acceso por rol.</w:t>
+        <w:t xml:space="preserve"> Timeout configurable y control de acceso por rol.</w:t>
       </w:r>
     </w:p>
     <w:p>
@@ -2492,90 +1816,20 @@
         <w:rPr>
           <w:lang w:val="es-PE"/>
         </w:rPr>
-        <w:t xml:space="preserve">2.1. </w:t>
-      </w:r>
-      <w:proofErr w:type="spellStart"/>
-      <w:r>
-        <w:rPr>
-          <w:lang w:val="es-PE"/>
-        </w:rPr>
-        <w:t>Product</w:t>
-      </w:r>
-      <w:proofErr w:type="spellEnd"/>
-      <w:r>
-        <w:rPr>
-          <w:lang w:val="es-PE"/>
-        </w:rPr>
-        <w:t xml:space="preserve"> Backlog</w:t>
-      </w:r>
-    </w:p>
-    <w:p>
-      <w:pPr>
-        <w:rPr>
-          <w:lang w:val="es-PE"/>
-        </w:rPr>
-      </w:pPr>
-      <w:r>
-        <w:rPr>
-          <w:lang w:val="es-PE"/>
-        </w:rPr>
-        <w:t xml:space="preserve">El </w:t>
-      </w:r>
-      <w:proofErr w:type="spellStart"/>
-      <w:r>
-        <w:rPr>
-          <w:lang w:val="es-PE"/>
-        </w:rPr>
-        <w:t>Product</w:t>
-      </w:r>
-      <w:proofErr w:type="spellEnd"/>
-      <w:r>
-        <w:rPr>
-          <w:lang w:val="es-PE"/>
-        </w:rPr>
-        <w:t xml:space="preserve"> Backlog reúne todos los requerimientos funcionales y no funcionales identificados para el sistema </w:t>
-      </w:r>
-      <w:proofErr w:type="spellStart"/>
-      <w:r>
-        <w:rPr>
-          <w:lang w:val="es-PE"/>
-        </w:rPr>
-        <w:t>GymMax</w:t>
-      </w:r>
-      <w:proofErr w:type="spellEnd"/>
-      <w:r>
-        <w:rPr>
-          <w:lang w:val="es-PE"/>
-        </w:rPr>
-        <w:t xml:space="preserve">, priorizados según valor de negocio y complejidad técnica. La estimación se realiza en </w:t>
-      </w:r>
-      <w:proofErr w:type="spellStart"/>
-      <w:r>
-        <w:rPr>
-          <w:lang w:val="es-PE"/>
-        </w:rPr>
-        <w:t>Story</w:t>
-      </w:r>
-      <w:proofErr w:type="spellEnd"/>
-      <w:r>
-        <w:rPr>
-          <w:lang w:val="es-PE"/>
-        </w:rPr>
-        <w:t xml:space="preserve"> </w:t>
-      </w:r>
-      <w:proofErr w:type="spellStart"/>
-      <w:r>
-        <w:rPr>
-          <w:lang w:val="es-PE"/>
-        </w:rPr>
-        <w:t>Points</w:t>
-      </w:r>
-      <w:proofErr w:type="spellEnd"/>
-      <w:r>
-        <w:rPr>
-          <w:lang w:val="es-PE"/>
-        </w:rPr>
-        <w:t xml:space="preserve"> (escala de Fibonacci).</w:t>
+        <w:t>2.1. Product Backlog</w:t>
+      </w:r>
+    </w:p>
+    <w:p>
+      <w:pPr>
+        <w:rPr>
+          <w:lang w:val="es-PE"/>
+        </w:rPr>
+      </w:pPr>
+      <w:r>
+        <w:rPr>
+          <w:lang w:val="es-PE"/>
+        </w:rPr>
+        <w:t>El Product Backlog reúne todos los requerimientos funcionales y no funcionales identificados para el sistema GymMax, priorizados según valor de negocio y complejidad técnica. La estimación se realiza en Story Points (escala de Fibonacci).</w:t>
       </w:r>
     </w:p>
     <w:p>
@@ -2757,14 +2011,12 @@
             <w:pPr>
               <w:cnfStyle w:val="000000100000" w:firstRow="0" w:lastRow="0" w:firstColumn="0" w:lastColumn="0" w:oddVBand="0" w:evenVBand="0" w:oddHBand="1" w:evenHBand="0" w:firstRowFirstColumn="0" w:firstRowLastColumn="0" w:lastRowFirstColumn="0" w:lastRowLastColumn="0"/>
             </w:pPr>
-            <w:proofErr w:type="spellStart"/>
             <w:r>
               <w:rPr>
                 <w:sz w:val="20"/>
               </w:rPr>
               <w:t>Autenticación</w:t>
             </w:r>
-            <w:proofErr w:type="spellEnd"/>
           </w:p>
         </w:tc>
         <w:tc>
@@ -2862,14 +2114,12 @@
             <w:pPr>
               <w:cnfStyle w:val="000000010000" w:firstRow="0" w:lastRow="0" w:firstColumn="0" w:lastColumn="0" w:oddVBand="0" w:evenVBand="0" w:oddHBand="0" w:evenHBand="1" w:firstRowFirstColumn="0" w:firstRowLastColumn="0" w:lastRowFirstColumn="0" w:lastRowLastColumn="0"/>
             </w:pPr>
-            <w:proofErr w:type="spellStart"/>
             <w:r>
               <w:rPr>
                 <w:sz w:val="20"/>
               </w:rPr>
               <w:t>Autenticación</w:t>
             </w:r>
-            <w:proofErr w:type="spellEnd"/>
           </w:p>
         </w:tc>
         <w:tc>
@@ -3066,14 +2316,12 @@
             <w:pPr>
               <w:cnfStyle w:val="000000010000" w:firstRow="0" w:lastRow="0" w:firstColumn="0" w:lastColumn="0" w:oddVBand="0" w:evenVBand="0" w:oddHBand="0" w:evenHBand="1" w:firstRowFirstColumn="0" w:firstRowLastColumn="0" w:lastRowFirstColumn="0" w:lastRowLastColumn="0"/>
             </w:pPr>
-            <w:proofErr w:type="spellStart"/>
             <w:r>
               <w:rPr>
                 <w:sz w:val="20"/>
               </w:rPr>
               <w:t>Autenticación</w:t>
             </w:r>
-            <w:proofErr w:type="spellEnd"/>
           </w:p>
         </w:tc>
         <w:tc>
@@ -3159,23 +2407,7 @@
                 <w:sz w:val="20"/>
                 <w:lang w:val="es-PE"/>
               </w:rPr>
-              <w:t xml:space="preserve">Visualizar </w:t>
-            </w:r>
-            <w:proofErr w:type="spellStart"/>
-            <w:r>
-              <w:rPr>
-                <w:sz w:val="20"/>
-                <w:lang w:val="es-PE"/>
-              </w:rPr>
-              <w:t>dashboard</w:t>
-            </w:r>
-            <w:proofErr w:type="spellEnd"/>
-            <w:r>
-              <w:rPr>
-                <w:sz w:val="20"/>
-                <w:lang w:val="es-PE"/>
-              </w:rPr>
-              <w:t xml:space="preserve"> personal del socio</w:t>
+              <w:t>Visualizar dashboard personal del socio</w:t>
             </w:r>
           </w:p>
         </w:tc>
@@ -3595,14 +2827,12 @@
             <w:pPr>
               <w:cnfStyle w:val="000000100000" w:firstRow="0" w:lastRow="0" w:firstColumn="0" w:lastColumn="0" w:oddVBand="0" w:evenVBand="0" w:oddHBand="1" w:evenHBand="0" w:firstRowFirstColumn="0" w:firstRowLastColumn="0" w:lastRowFirstColumn="0" w:lastRowLastColumn="0"/>
             </w:pPr>
-            <w:proofErr w:type="spellStart"/>
             <w:r>
               <w:rPr>
                 <w:sz w:val="20"/>
               </w:rPr>
               <w:t>Reservas</w:t>
             </w:r>
-            <w:proofErr w:type="spellEnd"/>
           </w:p>
         </w:tc>
         <w:tc>
@@ -3700,14 +2930,12 @@
             <w:pPr>
               <w:cnfStyle w:val="000000010000" w:firstRow="0" w:lastRow="0" w:firstColumn="0" w:lastColumn="0" w:oddVBand="0" w:evenVBand="0" w:oddHBand="0" w:evenHBand="1" w:firstRowFirstColumn="0" w:firstRowLastColumn="0" w:lastRowFirstColumn="0" w:lastRowLastColumn="0"/>
             </w:pPr>
-            <w:proofErr w:type="spellStart"/>
             <w:r>
               <w:rPr>
                 <w:sz w:val="20"/>
               </w:rPr>
               <w:t>Reservas</w:t>
             </w:r>
-            <w:proofErr w:type="spellEnd"/>
           </w:p>
         </w:tc>
         <w:tc>
@@ -3904,14 +3132,12 @@
             <w:pPr>
               <w:cnfStyle w:val="000000010000" w:firstRow="0" w:lastRow="0" w:firstColumn="0" w:lastColumn="0" w:oddVBand="0" w:evenVBand="0" w:oddHBand="0" w:evenHBand="1" w:firstRowFirstColumn="0" w:firstRowLastColumn="0" w:lastRowFirstColumn="0" w:lastRowLastColumn="0"/>
             </w:pPr>
-            <w:proofErr w:type="spellStart"/>
             <w:r>
               <w:rPr>
                 <w:sz w:val="20"/>
               </w:rPr>
               <w:t>Membresías</w:t>
             </w:r>
-            <w:proofErr w:type="spellEnd"/>
           </w:p>
         </w:tc>
         <w:tc>
@@ -4017,7 +3243,6 @@
             <w:pPr>
               <w:cnfStyle w:val="000000100000" w:firstRow="0" w:lastRow="0" w:firstColumn="0" w:lastColumn="0" w:oddVBand="0" w:evenVBand="0" w:oddHBand="1" w:evenHBand="0" w:firstRowFirstColumn="0" w:firstRowLastColumn="0" w:lastRowFirstColumn="0" w:lastRowLastColumn="0"/>
             </w:pPr>
-            <w:proofErr w:type="spellStart"/>
             <w:r>
               <w:rPr>
                 <w:sz w:val="20"/>
@@ -4025,7 +3250,6 @@
               <w:lastRenderedPageBreak/>
               <w:t>Membresías</w:t>
             </w:r>
-            <w:proofErr w:type="spellEnd"/>
           </w:p>
         </w:tc>
         <w:tc>
@@ -4123,14 +3347,12 @@
             <w:pPr>
               <w:cnfStyle w:val="000000010000" w:firstRow="0" w:lastRow="0" w:firstColumn="0" w:lastColumn="0" w:oddVBand="0" w:evenVBand="0" w:oddHBand="0" w:evenHBand="1" w:firstRowFirstColumn="0" w:firstRowLastColumn="0" w:lastRowFirstColumn="0" w:lastRowLastColumn="0"/>
             </w:pPr>
-            <w:proofErr w:type="spellStart"/>
             <w:r>
               <w:rPr>
                 <w:sz w:val="20"/>
               </w:rPr>
               <w:t>Membresías</w:t>
             </w:r>
-            <w:proofErr w:type="spellEnd"/>
           </w:p>
         </w:tc>
         <w:tc>
@@ -5139,14 +4361,12 @@
             <w:pPr>
               <w:cnfStyle w:val="000000010000" w:firstRow="0" w:lastRow="0" w:firstColumn="0" w:lastColumn="0" w:oddVBand="0" w:evenVBand="0" w:oddHBand="0" w:evenHBand="1" w:firstRowFirstColumn="0" w:firstRowLastColumn="0" w:lastRowFirstColumn="0" w:lastRowLastColumn="0"/>
             </w:pPr>
-            <w:proofErr w:type="spellStart"/>
             <w:r>
               <w:rPr>
                 <w:sz w:val="20"/>
               </w:rPr>
               <w:t>Reportes</w:t>
             </w:r>
-            <w:proofErr w:type="spellEnd"/>
           </w:p>
         </w:tc>
         <w:tc>
@@ -5244,14 +4464,12 @@
             <w:pPr>
               <w:cnfStyle w:val="000000100000" w:firstRow="0" w:lastRow="0" w:firstColumn="0" w:lastColumn="0" w:oddVBand="0" w:evenVBand="0" w:oddHBand="1" w:evenHBand="0" w:firstRowFirstColumn="0" w:firstRowLastColumn="0" w:lastRowFirstColumn="0" w:lastRowLastColumn="0"/>
             </w:pPr>
-            <w:proofErr w:type="spellStart"/>
             <w:r>
               <w:rPr>
                 <w:sz w:val="20"/>
               </w:rPr>
               <w:t>Reportes</w:t>
             </w:r>
-            <w:proofErr w:type="spellEnd"/>
           </w:p>
         </w:tc>
         <w:tc>
@@ -5448,14 +4666,12 @@
             <w:pPr>
               <w:cnfStyle w:val="000000100000" w:firstRow="0" w:lastRow="0" w:firstColumn="0" w:lastColumn="0" w:oddVBand="0" w:evenVBand="0" w:oddHBand="1" w:evenHBand="0" w:firstRowFirstColumn="0" w:firstRowLastColumn="0" w:lastRowFirstColumn="0" w:lastRowLastColumn="0"/>
             </w:pPr>
-            <w:proofErr w:type="spellStart"/>
             <w:r>
               <w:rPr>
                 <w:sz w:val="20"/>
               </w:rPr>
               <w:t>Notificaciones</w:t>
             </w:r>
-            <w:proofErr w:type="spellEnd"/>
           </w:p>
         </w:tc>
         <w:tc>
@@ -5541,17 +4757,8 @@
                 <w:sz w:val="20"/>
                 <w:lang w:val="es-PE"/>
               </w:rPr>
-              <w:t xml:space="preserve">Listar membresías por vencer al </w:t>
-            </w:r>
-            <w:proofErr w:type="spellStart"/>
-            <w:r>
-              <w:rPr>
-                <w:sz w:val="20"/>
-                <w:lang w:val="es-PE"/>
-              </w:rPr>
-              <w:t>admin</w:t>
-            </w:r>
-            <w:proofErr w:type="spellEnd"/>
+              <w:t>Listar membresías por vencer al admin</w:t>
+            </w:r>
           </w:p>
         </w:tc>
         <w:tc>
@@ -5829,14 +5036,12 @@
             <w:pPr>
               <w:cnfStyle w:val="000000010000" w:firstRow="0" w:lastRow="0" w:firstColumn="0" w:lastColumn="0" w:oddVBand="0" w:evenVBand="0" w:oddHBand="0" w:evenHBand="1" w:firstRowFirstColumn="0" w:firstRowLastColumn="0" w:lastRowFirstColumn="0" w:lastRowLastColumn="0"/>
             </w:pPr>
-            <w:proofErr w:type="spellStart"/>
             <w:r>
               <w:rPr>
                 <w:sz w:val="20"/>
               </w:rPr>
               <w:t>Rendimiento</w:t>
             </w:r>
-            <w:proofErr w:type="spellEnd"/>
           </w:p>
         </w:tc>
         <w:tc>
@@ -6241,14 +5446,12 @@
             <w:pPr>
               <w:cnfStyle w:val="000000010000" w:firstRow="0" w:lastRow="0" w:firstColumn="0" w:lastColumn="0" w:oddVBand="0" w:evenVBand="0" w:oddHBand="0" w:evenHBand="1" w:firstRowFirstColumn="0" w:firstRowLastColumn="0" w:lastRowFirstColumn="0" w:lastRowLastColumn="0"/>
             </w:pPr>
-            <w:proofErr w:type="spellStart"/>
             <w:r>
               <w:rPr>
                 <w:sz w:val="20"/>
               </w:rPr>
               <w:t>Localización</w:t>
             </w:r>
-            <w:proofErr w:type="spellEnd"/>
           </w:p>
         </w:tc>
         <w:tc>
@@ -6993,30 +6196,8 @@
           <w:lang w:val="es-PE"/>
         </w:rPr>
         <w:lastRenderedPageBreak/>
-        <w:t xml:space="preserve">2.2. </w:t>
-      </w:r>
-      <w:proofErr w:type="spellStart"/>
-      <w:r>
-        <w:rPr>
-          <w:lang w:val="es-PE"/>
-        </w:rPr>
-        <w:t>User</w:t>
-      </w:r>
-      <w:proofErr w:type="spellEnd"/>
-      <w:r>
-        <w:rPr>
-          <w:lang w:val="es-PE"/>
-        </w:rPr>
-        <w:t xml:space="preserve"> </w:t>
-      </w:r>
-      <w:proofErr w:type="spellStart"/>
-      <w:r>
-        <w:rPr>
-          <w:lang w:val="es-PE"/>
-        </w:rPr>
-        <w:t>Stories</w:t>
-      </w:r>
-      <w:proofErr w:type="spellEnd"/>
+        <w:t>2.2. User Stories</w:t>
+      </w:r>
     </w:p>
     <w:p>
       <w:pPr>
@@ -7071,51 +6252,15 @@
         <w:rPr>
           <w:lang w:val="es-PE"/>
         </w:rPr>
-        <w:t xml:space="preserve">Como visitante quiero registrarme como nuevo socio ingresando mis datos personales para acceder a los servicios de </w:t>
-      </w:r>
-      <w:proofErr w:type="spellStart"/>
-      <w:r>
-        <w:rPr>
-          <w:lang w:val="es-PE"/>
-        </w:rPr>
-        <w:t>GymMax</w:t>
-      </w:r>
-      <w:proofErr w:type="spellEnd"/>
-      <w:r>
-        <w:rPr>
-          <w:lang w:val="es-PE"/>
-        </w:rPr>
-        <w:t>.</w:t>
-      </w:r>
-    </w:p>
-    <w:p>
-      <w:proofErr w:type="spellStart"/>
+        <w:t>Como visitante quiero registrarme como nuevo socio ingresando mis datos personales para acceder a los servicios de GymMax.</w:t>
+      </w:r>
+    </w:p>
+    <w:p>
       <w:r>
         <w:rPr>
           <w:b/>
         </w:rPr>
-        <w:t>Criterios</w:t>
-      </w:r>
-      <w:proofErr w:type="spellEnd"/>
-      <w:r>
-        <w:rPr>
-          <w:b/>
-        </w:rPr>
-        <w:t xml:space="preserve"> de </w:t>
-      </w:r>
-      <w:proofErr w:type="spellStart"/>
-      <w:r>
-        <w:rPr>
-          <w:b/>
-        </w:rPr>
-        <w:t>aceptación</w:t>
-      </w:r>
-      <w:proofErr w:type="spellEnd"/>
-      <w:r>
-        <w:rPr>
-          <w:b/>
-        </w:rPr>
-        <w:t>:</w:t>
+        <w:t>Criterios de aceptación:</w:t>
       </w:r>
     </w:p>
     <w:p>
@@ -7129,21 +6274,7 @@
         <w:rPr>
           <w:lang w:val="es-PE"/>
         </w:rPr>
-        <w:t>El formulario solicita: nombres, apellidos, DNI (8 dígitos), correo, celular (9 dígitos), contraseña (</w:t>
-      </w:r>
-      <w:proofErr w:type="spellStart"/>
-      <w:r>
-        <w:rPr>
-          <w:lang w:val="es-PE"/>
-        </w:rPr>
-        <w:t>mín</w:t>
-      </w:r>
-      <w:proofErr w:type="spellEnd"/>
-      <w:r>
-        <w:rPr>
-          <w:lang w:val="es-PE"/>
-        </w:rPr>
-        <w:t xml:space="preserve"> 8 caracteres) y aceptación de términos.</w:t>
+        <w:t>El formulario solicita: nombres, apellidos, DNI (8 dígitos), correo, celular (9 dígitos), contraseña (mín 8 caracteres) y aceptación de términos.</w:t>
       </w:r>
     </w:p>
     <w:p>
@@ -7185,21 +6316,7 @@
         <w:rPr>
           <w:lang w:val="es-PE"/>
         </w:rPr>
-        <w:t xml:space="preserve">Al enviar datos válidos, el socio queda registrado y es redirigido al </w:t>
-      </w:r>
-      <w:proofErr w:type="spellStart"/>
-      <w:r>
-        <w:rPr>
-          <w:lang w:val="es-PE"/>
-        </w:rPr>
-        <w:t>dashboard</w:t>
-      </w:r>
-      <w:proofErr w:type="spellEnd"/>
-      <w:r>
-        <w:rPr>
-          <w:lang w:val="es-PE"/>
-        </w:rPr>
-        <w:t>.</w:t>
+        <w:t>Al enviar datos válidos, el socio queda registrado y es redirigido al dashboard.</w:t>
       </w:r>
     </w:p>
     <w:p>
@@ -7260,33 +6377,11 @@
       </w:r>
     </w:p>
     <w:p>
-      <w:proofErr w:type="spellStart"/>
       <w:r>
         <w:rPr>
           <w:b/>
         </w:rPr>
-        <w:t>Criterios</w:t>
-      </w:r>
-      <w:proofErr w:type="spellEnd"/>
-      <w:r>
-        <w:rPr>
-          <w:b/>
-        </w:rPr>
-        <w:t xml:space="preserve"> de </w:t>
-      </w:r>
-      <w:proofErr w:type="spellStart"/>
-      <w:r>
-        <w:rPr>
-          <w:b/>
-        </w:rPr>
-        <w:t>aceptación</w:t>
-      </w:r>
-      <w:proofErr w:type="spellEnd"/>
-      <w:r>
-        <w:rPr>
-          <w:b/>
-        </w:rPr>
-        <w:t>:</w:t>
+        <w:t>Criterios de aceptación:</w:t>
       </w:r>
     </w:p>
     <w:p>
@@ -7300,21 +6395,7 @@
         <w:rPr>
           <w:lang w:val="es-PE"/>
         </w:rPr>
-        <w:t xml:space="preserve">Formulario con correo, contraseña, </w:t>
-      </w:r>
-      <w:proofErr w:type="spellStart"/>
-      <w:r>
-        <w:rPr>
-          <w:lang w:val="es-PE"/>
-        </w:rPr>
-        <w:t>checkbox</w:t>
-      </w:r>
-      <w:proofErr w:type="spellEnd"/>
-      <w:r>
-        <w:rPr>
-          <w:lang w:val="es-PE"/>
-        </w:rPr>
-        <w:t xml:space="preserve"> 'Recordarme' y enlace 'Olvidaste tu contraseña'.</w:t>
+        <w:t>Formulario con correo, contraseña, checkbox 'Recordarme' y enlace 'Olvidaste tu contraseña'.</w:t>
       </w:r>
     </w:p>
     <w:p>
@@ -7328,21 +6409,7 @@
         <w:rPr>
           <w:lang w:val="es-PE"/>
         </w:rPr>
-        <w:t xml:space="preserve">Si credenciales válidas y rol SOCIO, redirige al </w:t>
-      </w:r>
-      <w:proofErr w:type="spellStart"/>
-      <w:r>
-        <w:rPr>
-          <w:lang w:val="es-PE"/>
-        </w:rPr>
-        <w:t>dashboard</w:t>
-      </w:r>
-      <w:proofErr w:type="spellEnd"/>
-      <w:r>
-        <w:rPr>
-          <w:lang w:val="es-PE"/>
-        </w:rPr>
-        <w:t xml:space="preserve"> del socio.</w:t>
+        <w:t>Si credenciales válidas y rol SOCIO, redirige al dashboard del socio.</w:t>
       </w:r>
     </w:p>
     <w:p>
@@ -7356,21 +6423,7 @@
         <w:rPr>
           <w:lang w:val="es-PE"/>
         </w:rPr>
-        <w:t xml:space="preserve">Si credenciales válidas y rol ADMIN, redirige al </w:t>
-      </w:r>
-      <w:proofErr w:type="spellStart"/>
-      <w:r>
-        <w:rPr>
-          <w:lang w:val="es-PE"/>
-        </w:rPr>
-        <w:t>dashboard</w:t>
-      </w:r>
-      <w:proofErr w:type="spellEnd"/>
-      <w:r>
-        <w:rPr>
-          <w:lang w:val="es-PE"/>
-        </w:rPr>
-        <w:t xml:space="preserve"> administrativo.</w:t>
+        <w:t>Si credenciales válidas y rol ADMIN, redirige al dashboard administrativo.</w:t>
       </w:r>
     </w:p>
     <w:p>
@@ -7459,33 +6512,11 @@
       </w:r>
     </w:p>
     <w:p>
-      <w:proofErr w:type="spellStart"/>
       <w:r>
         <w:rPr>
           <w:b/>
         </w:rPr>
-        <w:t>Criterios</w:t>
-      </w:r>
-      <w:proofErr w:type="spellEnd"/>
-      <w:r>
-        <w:rPr>
-          <w:b/>
-        </w:rPr>
-        <w:t xml:space="preserve"> de </w:t>
-      </w:r>
-      <w:proofErr w:type="spellStart"/>
-      <w:r>
-        <w:rPr>
-          <w:b/>
-        </w:rPr>
-        <w:t>aceptación</w:t>
-      </w:r>
-      <w:proofErr w:type="spellEnd"/>
-      <w:r>
-        <w:rPr>
-          <w:b/>
-        </w:rPr>
-        <w:t>:</w:t>
+        <w:t>Criterios de aceptación:</w:t>
       </w:r>
     </w:p>
     <w:p>
@@ -7572,9 +6603,134 @@
           <w:sz w:val="24"/>
           <w:lang w:val="es-PE"/>
         </w:rPr>
-        <w:t xml:space="preserve">US-04 — Visualización del </w:t>
-      </w:r>
-      <w:proofErr w:type="spellStart"/>
+        <w:t>US-04 — Visualización del dashboard del socio</w:t>
+      </w:r>
+    </w:p>
+    <w:p>
+      <w:pPr>
+        <w:rPr>
+          <w:lang w:val="es-PE"/>
+        </w:rPr>
+      </w:pPr>
+      <w:r>
+        <w:rPr>
+          <w:b/>
+          <w:lang w:val="es-PE"/>
+        </w:rPr>
+        <w:t xml:space="preserve">Descripción: </w:t>
+      </w:r>
+    </w:p>
+    <w:p>
+      <w:pPr>
+        <w:rPr>
+          <w:lang w:val="es-PE"/>
+        </w:rPr>
+      </w:pPr>
+      <w:r>
+        <w:rPr>
+          <w:lang w:val="es-PE"/>
+        </w:rPr>
+        <w:t>Como socio quiero ver mi dashboard personal para conocer el estado de mi membresía y acciones disponibles.</w:t>
+      </w:r>
+    </w:p>
+    <w:p>
+      <w:r>
+        <w:rPr>
+          <w:b/>
+        </w:rPr>
+        <w:t>Criterios de aceptación:</w:t>
+      </w:r>
+    </w:p>
+    <w:p>
+      <w:pPr>
+        <w:pStyle w:val="Listaconvietas"/>
+        <w:rPr>
+          <w:lang w:val="es-PE"/>
+        </w:rPr>
+      </w:pPr>
+      <w:r>
+        <w:rPr>
+          <w:lang w:val="es-PE"/>
+        </w:rPr>
+        <w:t>Saludo personalizado 'Hola, [Nombre]'.</w:t>
+      </w:r>
+    </w:p>
+    <w:p>
+      <w:pPr>
+        <w:pStyle w:val="Listaconvietas"/>
+        <w:rPr>
+          <w:lang w:val="es-PE"/>
+        </w:rPr>
+      </w:pPr>
+      <w:r>
+        <w:rPr>
+          <w:lang w:val="es-PE"/>
+        </w:rPr>
+        <w:t>Tarjeta con membresía activa: nombre del plan y vencimiento.</w:t>
+      </w:r>
+    </w:p>
+    <w:p>
+      <w:pPr>
+        <w:pStyle w:val="Listaconvietas"/>
+        <w:rPr>
+          <w:lang w:val="es-PE"/>
+        </w:rPr>
+      </w:pPr>
+      <w:r>
+        <w:rPr>
+          <w:lang w:val="es-PE"/>
+        </w:rPr>
+        <w:t>Contadores de asistencias y reservas activas.</w:t>
+      </w:r>
+    </w:p>
+    <w:p>
+      <w:pPr>
+        <w:pStyle w:val="Listaconvietas"/>
+        <w:rPr>
+          <w:lang w:val="es-PE"/>
+        </w:rPr>
+      </w:pPr>
+      <w:r>
+        <w:rPr>
+          <w:lang w:val="es-PE"/>
+        </w:rPr>
+        <w:t>Próxima clase reservada con nombre, hora y sede.</w:t>
+      </w:r>
+    </w:p>
+    <w:p>
+      <w:pPr>
+        <w:pStyle w:val="Listaconvietas"/>
+        <w:rPr>
+          <w:lang w:val="es-PE"/>
+        </w:rPr>
+      </w:pPr>
+      <w:r>
+        <w:rPr>
+          <w:lang w:val="es-PE"/>
+        </w:rPr>
+        <w:t>Accesos rápidos a Ver sedes, Reservar clase, Mis reservas.</w:t>
+      </w:r>
+    </w:p>
+    <w:p>
+      <w:pPr>
+        <w:pStyle w:val="Listaconvietas"/>
+        <w:rPr>
+          <w:lang w:val="es-PE"/>
+        </w:rPr>
+      </w:pPr>
+      <w:r>
+        <w:rPr>
+          <w:lang w:val="es-PE"/>
+        </w:rPr>
+        <w:t>Alerta visual si membresía vencida o por vencer (≤7 días).</w:t>
+      </w:r>
+    </w:p>
+    <w:p>
+      <w:pPr>
+        <w:rPr>
+          <w:lang w:val="es-PE"/>
+        </w:rPr>
+      </w:pPr>
       <w:r>
         <w:rPr>
           <w:b/>
@@ -7582,9 +6738,106 @@
           <w:sz w:val="24"/>
           <w:lang w:val="es-PE"/>
         </w:rPr>
-        <w:t>dashboard</w:t>
-      </w:r>
-      <w:proofErr w:type="spellEnd"/>
+        <w:t>US-05 — Consulta del listado de sedes</w:t>
+      </w:r>
+    </w:p>
+    <w:p>
+      <w:pPr>
+        <w:rPr>
+          <w:lang w:val="es-PE"/>
+        </w:rPr>
+      </w:pPr>
+      <w:r>
+        <w:rPr>
+          <w:b/>
+          <w:lang w:val="es-PE"/>
+        </w:rPr>
+        <w:t xml:space="preserve">Descripción: </w:t>
+      </w:r>
+    </w:p>
+    <w:p>
+      <w:pPr>
+        <w:rPr>
+          <w:lang w:val="es-PE"/>
+        </w:rPr>
+      </w:pPr>
+      <w:r>
+        <w:rPr>
+          <w:lang w:val="es-PE"/>
+        </w:rPr>
+        <w:t>Como socio quiero ver todas las sedes para elegir cuál visitar.</w:t>
+      </w:r>
+    </w:p>
+    <w:p>
+      <w:r>
+        <w:rPr>
+          <w:b/>
+        </w:rPr>
+        <w:t>Criterios de aceptación:</w:t>
+      </w:r>
+    </w:p>
+    <w:p>
+      <w:pPr>
+        <w:pStyle w:val="Listaconvietas"/>
+        <w:rPr>
+          <w:lang w:val="es-PE"/>
+        </w:rPr>
+      </w:pPr>
+      <w:r>
+        <w:rPr>
+          <w:lang w:val="es-PE"/>
+        </w:rPr>
+        <w:t>Lista o grid con todas las sedes activas.</w:t>
+      </w:r>
+    </w:p>
+    <w:p>
+      <w:pPr>
+        <w:pStyle w:val="Listaconvietas"/>
+        <w:rPr>
+          <w:lang w:val="es-PE"/>
+        </w:rPr>
+      </w:pPr>
+      <w:r>
+        <w:rPr>
+          <w:lang w:val="es-PE"/>
+        </w:rPr>
+        <w:t>Cada sede muestra: nombre, dirección, distrito, horario y cupos disponibles (con color).</w:t>
+      </w:r>
+    </w:p>
+    <w:p>
+      <w:pPr>
+        <w:pStyle w:val="Listaconvietas"/>
+        <w:rPr>
+          <w:lang w:val="es-PE"/>
+        </w:rPr>
+      </w:pPr>
+      <w:r>
+        <w:rPr>
+          <w:lang w:val="es-PE"/>
+        </w:rPr>
+        <w:t>Al hacer clic, navega al detalle con clases y horarios.</w:t>
+      </w:r>
+    </w:p>
+    <w:p>
+      <w:pPr>
+        <w:pStyle w:val="Listaconvietas"/>
+        <w:rPr>
+          <w:lang w:val="es-PE"/>
+        </w:rPr>
+      </w:pPr>
+      <w:r>
+        <w:rPr>
+          <w:lang w:val="es-PE"/>
+        </w:rPr>
+        <w:t>Campo de búsqueda para filtrar por distrito o nombre.</w:t>
+      </w:r>
+    </w:p>
+    <w:p>
+      <w:pPr>
+        <w:rPr>
+          <w:lang w:val="es-PE"/>
+        </w:rPr>
+      </w:pPr>
       <w:r>
         <w:rPr>
           <w:b/>
@@ -7592,7 +6845,7 @@
           <w:sz w:val="24"/>
           <w:lang w:val="es-PE"/>
         </w:rPr>
-        <w:t xml:space="preserve"> del socio</w:t>
+        <w:t>US-06 — Filtrar sedes por distrito</w:t>
       </w:r>
     </w:p>
     <w:p>
@@ -7619,51 +6872,15 @@
         <w:rPr>
           <w:lang w:val="es-PE"/>
         </w:rPr>
-        <w:t xml:space="preserve">Como socio quiero ver mi </w:t>
-      </w:r>
-      <w:proofErr w:type="spellStart"/>
-      <w:r>
-        <w:rPr>
-          <w:lang w:val="es-PE"/>
-        </w:rPr>
-        <w:t>dashboard</w:t>
-      </w:r>
-      <w:proofErr w:type="spellEnd"/>
-      <w:r>
-        <w:rPr>
-          <w:lang w:val="es-PE"/>
-        </w:rPr>
-        <w:t xml:space="preserve"> personal para conocer el estado de mi membresía y acciones disponibles.</w:t>
-      </w:r>
-    </w:p>
-    <w:p>
-      <w:proofErr w:type="spellStart"/>
+        <w:t>Como socio quiero filtrar sedes por distrito para encontrar la más cercana.</w:t>
+      </w:r>
+    </w:p>
+    <w:p>
       <w:r>
         <w:rPr>
           <w:b/>
         </w:rPr>
-        <w:t>Criterios</w:t>
-      </w:r>
-      <w:proofErr w:type="spellEnd"/>
-      <w:r>
-        <w:rPr>
-          <w:b/>
-        </w:rPr>
-        <w:t xml:space="preserve"> de </w:t>
-      </w:r>
-      <w:proofErr w:type="spellStart"/>
-      <w:r>
-        <w:rPr>
-          <w:b/>
-        </w:rPr>
-        <w:t>aceptación</w:t>
-      </w:r>
-      <w:proofErr w:type="spellEnd"/>
-      <w:r>
-        <w:rPr>
-          <w:b/>
-        </w:rPr>
-        <w:t>:</w:t>
+        <w:t>Criterios de aceptación:</w:t>
       </w:r>
     </w:p>
     <w:p>
@@ -7677,7 +6894,7 @@
         <w:rPr>
           <w:lang w:val="es-PE"/>
         </w:rPr>
-        <w:t>Saludo personalizado 'Hola, [Nombre]'.</w:t>
+        <w:t>Campo de búsqueda o dropdown con todos los distritos.</w:t>
       </w:r>
     </w:p>
     <w:p>
@@ -7691,7 +6908,7 @@
         <w:rPr>
           <w:lang w:val="es-PE"/>
         </w:rPr>
-        <w:t>Tarjeta con membresía activa: nombre del plan y vencimiento.</w:t>
+        <w:t>Filtro dinámico sin recargar página.</w:t>
       </w:r>
     </w:p>
     <w:p>
@@ -7705,7 +6922,7 @@
         <w:rPr>
           <w:lang w:val="es-PE"/>
         </w:rPr>
-        <w:t>Contadores de asistencias y reservas activas.</w:t>
+        <w:t>Si no hay sedes, mensaje 'No se encontraron sedes en este distrito'.</w:t>
       </w:r>
     </w:p>
     <w:p>
@@ -7719,335 +6936,7 @@
         <w:rPr>
           <w:lang w:val="es-PE"/>
         </w:rPr>
-        <w:t>Próxima clase reservada con nombre, hora y sede.</w:t>
-      </w:r>
-    </w:p>
-    <w:p>
-      <w:pPr>
-        <w:pStyle w:val="Listaconvietas"/>
-        <w:rPr>
-          <w:lang w:val="es-PE"/>
-        </w:rPr>
-      </w:pPr>
-      <w:r>
-        <w:rPr>
-          <w:lang w:val="es-PE"/>
-        </w:rPr>
-        <w:t>Accesos rápidos a Ver sedes, Reservar clase, Mis reservas.</w:t>
-      </w:r>
-    </w:p>
-    <w:p>
-      <w:pPr>
-        <w:pStyle w:val="Listaconvietas"/>
-        <w:rPr>
-          <w:lang w:val="es-PE"/>
-        </w:rPr>
-      </w:pPr>
-      <w:r>
-        <w:rPr>
-          <w:lang w:val="es-PE"/>
-        </w:rPr>
-        <w:t>Alerta visual si membresía vencida o por vencer (≤7 días).</w:t>
-      </w:r>
-    </w:p>
-    <w:p>
-      <w:pPr>
-        <w:rPr>
-          <w:lang w:val="es-PE"/>
-        </w:rPr>
-      </w:pPr>
-      <w:r>
-        <w:rPr>
-          <w:b/>
-          <w:color w:val="FF6B00"/>
-          <w:sz w:val="24"/>
-          <w:lang w:val="es-PE"/>
-        </w:rPr>
-        <w:t>US-05 — Consulta del listado de sedes</w:t>
-      </w:r>
-    </w:p>
-    <w:p>
-      <w:pPr>
-        <w:rPr>
-          <w:lang w:val="es-PE"/>
-        </w:rPr>
-      </w:pPr>
-      <w:r>
-        <w:rPr>
-          <w:b/>
-          <w:lang w:val="es-PE"/>
-        </w:rPr>
-        <w:t xml:space="preserve">Descripción: </w:t>
-      </w:r>
-    </w:p>
-    <w:p>
-      <w:pPr>
-        <w:rPr>
-          <w:lang w:val="es-PE"/>
-        </w:rPr>
-      </w:pPr>
-      <w:r>
-        <w:rPr>
-          <w:lang w:val="es-PE"/>
-        </w:rPr>
-        <w:t>Como socio quiero ver todas las sedes para elegir cuál visitar.</w:t>
-      </w:r>
-    </w:p>
-    <w:p>
-      <w:proofErr w:type="spellStart"/>
-      <w:r>
-        <w:rPr>
-          <w:b/>
-        </w:rPr>
-        <w:t>Criterios</w:t>
-      </w:r>
-      <w:proofErr w:type="spellEnd"/>
-      <w:r>
-        <w:rPr>
-          <w:b/>
-        </w:rPr>
-        <w:t xml:space="preserve"> de </w:t>
-      </w:r>
-      <w:proofErr w:type="spellStart"/>
-      <w:r>
-        <w:rPr>
-          <w:b/>
-        </w:rPr>
-        <w:t>aceptación</w:t>
-      </w:r>
-      <w:proofErr w:type="spellEnd"/>
-      <w:r>
-        <w:rPr>
-          <w:b/>
-        </w:rPr>
-        <w:t>:</w:t>
-      </w:r>
-    </w:p>
-    <w:p>
-      <w:pPr>
-        <w:pStyle w:val="Listaconvietas"/>
-        <w:rPr>
-          <w:lang w:val="es-PE"/>
-        </w:rPr>
-      </w:pPr>
-      <w:r>
-        <w:rPr>
-          <w:lang w:val="es-PE"/>
-        </w:rPr>
-        <w:t xml:space="preserve">Lista o </w:t>
-      </w:r>
-      <w:proofErr w:type="spellStart"/>
-      <w:r>
-        <w:rPr>
-          <w:lang w:val="es-PE"/>
-        </w:rPr>
-        <w:t>grid</w:t>
-      </w:r>
-      <w:proofErr w:type="spellEnd"/>
-      <w:r>
-        <w:rPr>
-          <w:lang w:val="es-PE"/>
-        </w:rPr>
-        <w:t xml:space="preserve"> con todas las sedes activas.</w:t>
-      </w:r>
-    </w:p>
-    <w:p>
-      <w:pPr>
-        <w:pStyle w:val="Listaconvietas"/>
-        <w:rPr>
-          <w:lang w:val="es-PE"/>
-        </w:rPr>
-      </w:pPr>
-      <w:r>
-        <w:rPr>
-          <w:lang w:val="es-PE"/>
-        </w:rPr>
-        <w:t>Cada sede muestra: nombre, dirección, distrito, horario y cupos disponibles (con color).</w:t>
-      </w:r>
-    </w:p>
-    <w:p>
-      <w:pPr>
-        <w:pStyle w:val="Listaconvietas"/>
-        <w:rPr>
-          <w:lang w:val="es-PE"/>
-        </w:rPr>
-      </w:pPr>
-      <w:r>
-        <w:rPr>
-          <w:lang w:val="es-PE"/>
-        </w:rPr>
-        <w:t>Al hacer clic, navega al detalle con clases y horarios.</w:t>
-      </w:r>
-    </w:p>
-    <w:p>
-      <w:pPr>
-        <w:pStyle w:val="Listaconvietas"/>
-        <w:rPr>
-          <w:lang w:val="es-PE"/>
-        </w:rPr>
-      </w:pPr>
-      <w:r>
-        <w:rPr>
-          <w:lang w:val="es-PE"/>
-        </w:rPr>
-        <w:t>Campo de búsqueda para filtrar por distrito o nombre.</w:t>
-      </w:r>
-    </w:p>
-    <w:p>
-      <w:pPr>
-        <w:rPr>
-          <w:lang w:val="es-PE"/>
-        </w:rPr>
-      </w:pPr>
-      <w:r>
-        <w:rPr>
-          <w:b/>
-          <w:color w:val="FF6B00"/>
-          <w:sz w:val="24"/>
-          <w:lang w:val="es-PE"/>
-        </w:rPr>
-        <w:t>US-06 — Filtrar sedes por distrito</w:t>
-      </w:r>
-    </w:p>
-    <w:p>
-      <w:pPr>
-        <w:rPr>
-          <w:lang w:val="es-PE"/>
-        </w:rPr>
-      </w:pPr>
-      <w:r>
-        <w:rPr>
-          <w:b/>
-          <w:lang w:val="es-PE"/>
-        </w:rPr>
-        <w:t xml:space="preserve">Descripción: </w:t>
-      </w:r>
-    </w:p>
-    <w:p>
-      <w:pPr>
-        <w:rPr>
-          <w:lang w:val="es-PE"/>
-        </w:rPr>
-      </w:pPr>
-      <w:r>
-        <w:rPr>
-          <w:lang w:val="es-PE"/>
-        </w:rPr>
-        <w:t>Como socio quiero filtrar sedes por distrito para encontrar la más cercana.</w:t>
-      </w:r>
-    </w:p>
-    <w:p>
-      <w:proofErr w:type="spellStart"/>
-      <w:r>
-        <w:rPr>
-          <w:b/>
-        </w:rPr>
-        <w:t>Criterios</w:t>
-      </w:r>
-      <w:proofErr w:type="spellEnd"/>
-      <w:r>
-        <w:rPr>
-          <w:b/>
-        </w:rPr>
-        <w:t xml:space="preserve"> de </w:t>
-      </w:r>
-      <w:proofErr w:type="spellStart"/>
-      <w:r>
-        <w:rPr>
-          <w:b/>
-        </w:rPr>
-        <w:t>aceptación</w:t>
-      </w:r>
-      <w:proofErr w:type="spellEnd"/>
-      <w:r>
-        <w:rPr>
-          <w:b/>
-        </w:rPr>
-        <w:t>:</w:t>
-      </w:r>
-    </w:p>
-    <w:p>
-      <w:pPr>
-        <w:pStyle w:val="Listaconvietas"/>
-        <w:rPr>
-          <w:lang w:val="es-PE"/>
-        </w:rPr>
-      </w:pPr>
-      <w:r>
-        <w:rPr>
-          <w:lang w:val="es-PE"/>
-        </w:rPr>
-        <w:t xml:space="preserve">Campo de búsqueda o </w:t>
-      </w:r>
-      <w:proofErr w:type="spellStart"/>
-      <w:r>
-        <w:rPr>
-          <w:lang w:val="es-PE"/>
-        </w:rPr>
-        <w:t>dropdown</w:t>
-      </w:r>
-      <w:proofErr w:type="spellEnd"/>
-      <w:r>
-        <w:rPr>
-          <w:lang w:val="es-PE"/>
-        </w:rPr>
-        <w:t xml:space="preserve"> con todos los distritos.</w:t>
-      </w:r>
-    </w:p>
-    <w:p>
-      <w:pPr>
-        <w:pStyle w:val="Listaconvietas"/>
-        <w:rPr>
-          <w:lang w:val="es-PE"/>
-        </w:rPr>
-      </w:pPr>
-      <w:r>
-        <w:rPr>
-          <w:lang w:val="es-PE"/>
-        </w:rPr>
-        <w:t>Filtro dinámico sin recargar página.</w:t>
-      </w:r>
-    </w:p>
-    <w:p>
-      <w:pPr>
-        <w:pStyle w:val="Listaconvietas"/>
-        <w:rPr>
-          <w:lang w:val="es-PE"/>
-        </w:rPr>
-      </w:pPr>
-      <w:r>
-        <w:rPr>
-          <w:lang w:val="es-PE"/>
-        </w:rPr>
-        <w:t>Si no hay sedes, mensaje 'No se encontraron sedes en este distrito'.</w:t>
-      </w:r>
-    </w:p>
-    <w:p>
-      <w:pPr>
-        <w:pStyle w:val="Listaconvietas"/>
-        <w:rPr>
-          <w:lang w:val="es-PE"/>
-        </w:rPr>
-      </w:pPr>
-      <w:r>
-        <w:rPr>
-          <w:lang w:val="es-PE"/>
-        </w:rPr>
-        <w:t xml:space="preserve">Botón 'Limpiar filtros' para </w:t>
-      </w:r>
-      <w:proofErr w:type="gramStart"/>
-      <w:r>
-        <w:rPr>
-          <w:lang w:val="es-PE"/>
-        </w:rPr>
-        <w:t>resetear</w:t>
-      </w:r>
-      <w:proofErr w:type="gramEnd"/>
-      <w:r>
-        <w:rPr>
-          <w:lang w:val="es-PE"/>
-        </w:rPr>
-        <w:t>.</w:t>
+        <w:t>Botón 'Limpiar filtros' para resetear.</w:t>
       </w:r>
     </w:p>
     <w:p>
@@ -8121,33 +7010,11 @@
       </w:r>
     </w:p>
     <w:p>
-      <w:proofErr w:type="spellStart"/>
       <w:r>
         <w:rPr>
           <w:b/>
         </w:rPr>
-        <w:t>Criterios</w:t>
-      </w:r>
-      <w:proofErr w:type="spellEnd"/>
-      <w:r>
-        <w:rPr>
-          <w:b/>
-        </w:rPr>
-        <w:t xml:space="preserve"> de </w:t>
-      </w:r>
-      <w:proofErr w:type="spellStart"/>
-      <w:r>
-        <w:rPr>
-          <w:b/>
-        </w:rPr>
-        <w:t>aceptación</w:t>
-      </w:r>
-      <w:proofErr w:type="spellEnd"/>
-      <w:r>
-        <w:rPr>
-          <w:b/>
-        </w:rPr>
-        <w:t>:</w:t>
+        <w:t>Criterios de aceptación:</w:t>
       </w:r>
     </w:p>
     <w:p>
@@ -8264,33 +7131,11 @@
       </w:r>
     </w:p>
     <w:p>
-      <w:proofErr w:type="spellStart"/>
       <w:r>
         <w:rPr>
           <w:b/>
         </w:rPr>
-        <w:t>Criterios</w:t>
-      </w:r>
-      <w:proofErr w:type="spellEnd"/>
-      <w:r>
-        <w:rPr>
-          <w:b/>
-        </w:rPr>
-        <w:t xml:space="preserve"> de </w:t>
-      </w:r>
-      <w:proofErr w:type="spellStart"/>
-      <w:r>
-        <w:rPr>
-          <w:b/>
-        </w:rPr>
-        <w:t>aceptación</w:t>
-      </w:r>
-      <w:proofErr w:type="spellEnd"/>
-      <w:r>
-        <w:rPr>
-          <w:b/>
-        </w:rPr>
-        <w:t>:</w:t>
+        <w:t>Criterios de aceptación:</w:t>
       </w:r>
     </w:p>
     <w:p>
@@ -8421,33 +7266,11 @@
       </w:r>
     </w:p>
     <w:p>
-      <w:proofErr w:type="spellStart"/>
       <w:r>
         <w:rPr>
           <w:b/>
         </w:rPr>
-        <w:t>Criterios</w:t>
-      </w:r>
-      <w:proofErr w:type="spellEnd"/>
-      <w:r>
-        <w:rPr>
-          <w:b/>
-        </w:rPr>
-        <w:t xml:space="preserve"> de </w:t>
-      </w:r>
-      <w:proofErr w:type="spellStart"/>
-      <w:r>
-        <w:rPr>
-          <w:b/>
-        </w:rPr>
-        <w:t>aceptación</w:t>
-      </w:r>
-      <w:proofErr w:type="spellEnd"/>
-      <w:r>
-        <w:rPr>
-          <w:b/>
-        </w:rPr>
-        <w:t>:</w:t>
+        <w:t>Criterios de aceptación:</w:t>
       </w:r>
     </w:p>
     <w:p>
@@ -8510,21 +7333,8 @@
       <w:pPr>
         <w:pStyle w:val="Listaconvietas"/>
       </w:pPr>
-      <w:proofErr w:type="spellStart"/>
-      <w:r>
-        <w:t>Botón</w:t>
-      </w:r>
-      <w:proofErr w:type="spellEnd"/>
-      <w:r>
-        <w:t xml:space="preserve"> '+ Nueva </w:t>
-      </w:r>
-      <w:proofErr w:type="spellStart"/>
-      <w:r>
-        <w:t>reserva</w:t>
-      </w:r>
-      <w:proofErr w:type="spellEnd"/>
-      <w:r>
-        <w:t>'.</w:t>
+      <w:r>
+        <w:t>Botón '+ Nueva reserva'.</w:t>
       </w:r>
     </w:p>
     <w:p>
@@ -8612,33 +7422,11 @@
       </w:r>
     </w:p>
     <w:p>
-      <w:proofErr w:type="spellStart"/>
       <w:r>
         <w:rPr>
           <w:b/>
         </w:rPr>
-        <w:t>Criterios</w:t>
-      </w:r>
-      <w:proofErr w:type="spellEnd"/>
-      <w:r>
-        <w:rPr>
-          <w:b/>
-        </w:rPr>
-        <w:t xml:space="preserve"> de </w:t>
-      </w:r>
-      <w:proofErr w:type="spellStart"/>
-      <w:r>
-        <w:rPr>
-          <w:b/>
-        </w:rPr>
-        <w:t>aceptación</w:t>
-      </w:r>
-      <w:proofErr w:type="spellEnd"/>
-      <w:r>
-        <w:rPr>
-          <w:b/>
-        </w:rPr>
-        <w:t>:</w:t>
+        <w:t>Criterios de aceptación:</w:t>
       </w:r>
     </w:p>
     <w:p>
@@ -8659,13 +7447,8 @@
       <w:pPr>
         <w:pStyle w:val="Listaconvietas"/>
       </w:pPr>
-      <w:proofErr w:type="spellStart"/>
-      <w:r>
-        <w:t>Mínimo</w:t>
-      </w:r>
-      <w:proofErr w:type="spellEnd"/>
-      <w:r>
-        <w:t xml:space="preserve"> 2 horas de anticipación.</w:t>
+      <w:r>
+        <w:t>Mínimo 2 horas de anticipación.</w:t>
       </w:r>
     </w:p>
     <w:p>
@@ -8754,33 +7537,11 @@
       </w:r>
     </w:p>
     <w:p>
-      <w:proofErr w:type="spellStart"/>
       <w:r>
         <w:rPr>
           <w:b/>
         </w:rPr>
-        <w:t>Criterios</w:t>
-      </w:r>
-      <w:proofErr w:type="spellEnd"/>
-      <w:r>
-        <w:rPr>
-          <w:b/>
-        </w:rPr>
-        <w:t xml:space="preserve"> de </w:t>
-      </w:r>
-      <w:proofErr w:type="spellStart"/>
-      <w:r>
-        <w:rPr>
-          <w:b/>
-        </w:rPr>
-        <w:t>aceptación</w:t>
-      </w:r>
-      <w:proofErr w:type="spellEnd"/>
-      <w:r>
-        <w:rPr>
-          <w:b/>
-        </w:rPr>
-        <w:t>:</w:t>
+        <w:t>Criterios de aceptación:</w:t>
       </w:r>
     </w:p>
     <w:p>
@@ -8804,19 +7565,11 @@
           <w:lang w:val="es-PE"/>
         </w:rPr>
       </w:pPr>
-      <w:proofErr w:type="spellStart"/>
-      <w:r>
-        <w:rPr>
-          <w:lang w:val="es-PE"/>
-        </w:rPr>
-        <w:t>Checkout</w:t>
-      </w:r>
-      <w:proofErr w:type="spellEnd"/>
-      <w:r>
-        <w:rPr>
-          <w:lang w:val="es-PE"/>
-        </w:rPr>
-        <w:t xml:space="preserve"> con resumen del pedido.</w:t>
+      <w:r>
+        <w:rPr>
+          <w:lang w:val="es-PE"/>
+        </w:rPr>
+        <w:t>Checkout con resumen del pedido.</w:t>
       </w:r>
     </w:p>
     <w:p>
@@ -8933,33 +7686,11 @@
       </w:r>
     </w:p>
     <w:p>
-      <w:proofErr w:type="spellStart"/>
       <w:r>
         <w:rPr>
           <w:b/>
         </w:rPr>
-        <w:t>Criterios</w:t>
-      </w:r>
-      <w:proofErr w:type="spellEnd"/>
-      <w:r>
-        <w:rPr>
-          <w:b/>
-        </w:rPr>
-        <w:t xml:space="preserve"> de </w:t>
-      </w:r>
-      <w:proofErr w:type="spellStart"/>
-      <w:r>
-        <w:rPr>
-          <w:b/>
-        </w:rPr>
-        <w:t>aceptación</w:t>
-      </w:r>
-      <w:proofErr w:type="spellEnd"/>
-      <w:r>
-        <w:rPr>
-          <w:b/>
-        </w:rPr>
-        <w:t>:</w:t>
+        <w:t>Criterios de aceptación:</w:t>
       </w:r>
     </w:p>
     <w:p>
@@ -9084,9 +7815,120 @@
           <w:lang w:val="es-PE"/>
         </w:rPr>
         <w:lastRenderedPageBreak/>
-        <w:t xml:space="preserve">US-13 — </w:t>
-      </w:r>
-      <w:proofErr w:type="spellStart"/>
+        <w:t>US-13 — Login del administrador</w:t>
+      </w:r>
+    </w:p>
+    <w:p>
+      <w:pPr>
+        <w:rPr>
+          <w:lang w:val="es-PE"/>
+        </w:rPr>
+      </w:pPr>
+      <w:r>
+        <w:rPr>
+          <w:b/>
+          <w:lang w:val="es-PE"/>
+        </w:rPr>
+        <w:t xml:space="preserve">Descripción: </w:t>
+      </w:r>
+    </w:p>
+    <w:p>
+      <w:pPr>
+        <w:rPr>
+          <w:lang w:val="es-PE"/>
+        </w:rPr>
+      </w:pPr>
+      <w:r>
+        <w:rPr>
+          <w:lang w:val="es-PE"/>
+        </w:rPr>
+        <w:t>Como administrador quiero iniciar sesión y ser redirigido a mi dashboard.</w:t>
+      </w:r>
+    </w:p>
+    <w:p>
+      <w:r>
+        <w:rPr>
+          <w:b/>
+        </w:rPr>
+        <w:t>Criterios de aceptación:</w:t>
+      </w:r>
+    </w:p>
+    <w:p>
+      <w:pPr>
+        <w:pStyle w:val="Listaconvietas"/>
+        <w:rPr>
+          <w:lang w:val="es-PE"/>
+        </w:rPr>
+      </w:pPr>
+      <w:r>
+        <w:rPr>
+          <w:lang w:val="es-PE"/>
+        </w:rPr>
+        <w:t>Mismo formulario de login que socio.</w:t>
+      </w:r>
+    </w:p>
+    <w:p>
+      <w:pPr>
+        <w:pStyle w:val="Listaconvietas"/>
+        <w:rPr>
+          <w:lang w:val="es-PE"/>
+        </w:rPr>
+      </w:pPr>
+      <w:r>
+        <w:rPr>
+          <w:lang w:val="es-PE"/>
+        </w:rPr>
+        <w:t>Sistema valida rol ADMIN tras autenticar.</w:t>
+      </w:r>
+    </w:p>
+    <w:p>
+      <w:pPr>
+        <w:pStyle w:val="Listaconvietas"/>
+        <w:rPr>
+          <w:lang w:val="es-PE"/>
+        </w:rPr>
+      </w:pPr>
+      <w:r>
+        <w:rPr>
+          <w:lang w:val="es-PE"/>
+        </w:rPr>
+        <w:t>Si ADMIN, redirige a adminDashboard.jsp.</w:t>
+      </w:r>
+    </w:p>
+    <w:p>
+      <w:pPr>
+        <w:pStyle w:val="Listaconvietas"/>
+        <w:rPr>
+          <w:lang w:val="es-PE"/>
+        </w:rPr>
+      </w:pPr>
+      <w:r>
+        <w:rPr>
+          <w:lang w:val="es-PE"/>
+        </w:rPr>
+        <w:t>Si SOCIO, redirige a dashboardSocio.jsp.</w:t>
+      </w:r>
+    </w:p>
+    <w:p>
+      <w:pPr>
+        <w:pStyle w:val="Listaconvietas"/>
+        <w:rPr>
+          <w:lang w:val="es-PE"/>
+        </w:rPr>
+      </w:pPr>
+      <w:r>
+        <w:rPr>
+          <w:lang w:val="es-PE"/>
+        </w:rPr>
+        <w:t>Socio no puede acceder a rutas administrativas.</w:t>
+      </w:r>
+    </w:p>
+    <w:p>
+      <w:pPr>
+        <w:rPr>
+          <w:lang w:val="es-PE"/>
+        </w:rPr>
+      </w:pPr>
       <w:r>
         <w:rPr>
           <w:b/>
@@ -9094,9 +7936,120 @@
           <w:sz w:val="24"/>
           <w:lang w:val="es-PE"/>
         </w:rPr>
-        <w:t>Login</w:t>
-      </w:r>
-      <w:proofErr w:type="spellEnd"/>
+        <w:t>US-14 — Dashboard administrativo con KPIs</w:t>
+      </w:r>
+    </w:p>
+    <w:p>
+      <w:pPr>
+        <w:rPr>
+          <w:lang w:val="es-PE"/>
+        </w:rPr>
+      </w:pPr>
+      <w:r>
+        <w:rPr>
+          <w:b/>
+          <w:lang w:val="es-PE"/>
+        </w:rPr>
+        <w:t xml:space="preserve">Descripción: </w:t>
+      </w:r>
+    </w:p>
+    <w:p>
+      <w:pPr>
+        <w:rPr>
+          <w:lang w:val="es-PE"/>
+        </w:rPr>
+      </w:pPr>
+      <w:r>
+        <w:rPr>
+          <w:lang w:val="es-PE"/>
+        </w:rPr>
+        <w:t>Como administrador quiero ver indicadores clave para tomar decisiones.</w:t>
+      </w:r>
+    </w:p>
+    <w:p>
+      <w:r>
+        <w:rPr>
+          <w:b/>
+        </w:rPr>
+        <w:t>Criterios de aceptación:</w:t>
+      </w:r>
+    </w:p>
+    <w:p>
+      <w:pPr>
+        <w:pStyle w:val="Listaconvietas"/>
+        <w:rPr>
+          <w:lang w:val="es-PE"/>
+        </w:rPr>
+      </w:pPr>
+      <w:r>
+        <w:rPr>
+          <w:lang w:val="es-PE"/>
+        </w:rPr>
+        <w:t>4 tarjetas KPI: socios activos, ingresos del mes, vencimientos próximos, reservas del día.</w:t>
+      </w:r>
+    </w:p>
+    <w:p>
+      <w:pPr>
+        <w:pStyle w:val="Listaconvietas"/>
+        <w:rPr>
+          <w:lang w:val="es-PE"/>
+        </w:rPr>
+      </w:pPr>
+      <w:r>
+        <w:rPr>
+          <w:lang w:val="es-PE"/>
+        </w:rPr>
+        <w:t>Cada KPI muestra variación % vs período anterior.</w:t>
+      </w:r>
+    </w:p>
+    <w:p>
+      <w:pPr>
+        <w:pStyle w:val="Listaconvietas"/>
+        <w:rPr>
+          <w:lang w:val="es-PE"/>
+        </w:rPr>
+      </w:pPr>
+      <w:r>
+        <w:rPr>
+          <w:lang w:val="es-PE"/>
+        </w:rPr>
+        <w:t>Gráfico de líneas con ingresos últimos 6 meses.</w:t>
+      </w:r>
+    </w:p>
+    <w:p>
+      <w:pPr>
+        <w:pStyle w:val="Listaconvietas"/>
+        <w:rPr>
+          <w:lang w:val="es-PE"/>
+        </w:rPr>
+      </w:pPr>
+      <w:r>
+        <w:rPr>
+          <w:lang w:val="es-PE"/>
+        </w:rPr>
+        <w:t>Lista de actividad reciente (últimas 5-10 acciones).</w:t>
+      </w:r>
+    </w:p>
+    <w:p>
+      <w:pPr>
+        <w:pStyle w:val="Listaconvietas"/>
+        <w:rPr>
+          <w:lang w:val="es-PE"/>
+        </w:rPr>
+      </w:pPr>
+      <w:r>
+        <w:rPr>
+          <w:lang w:val="es-PE"/>
+        </w:rPr>
+        <w:t>Datos reales de la base de datos.</w:t>
+      </w:r>
+    </w:p>
+    <w:p>
+      <w:pPr>
+        <w:rPr>
+          <w:lang w:val="es-PE"/>
+        </w:rPr>
+      </w:pPr>
       <w:r>
         <w:rPr>
           <w:b/>
@@ -9104,7 +8057,7 @@
           <w:sz w:val="24"/>
           <w:lang w:val="es-PE"/>
         </w:rPr>
-        <w:t xml:space="preserve"> del administrador</w:t>
+        <w:t>US-15 — CRUD completo de socios</w:t>
       </w:r>
     </w:p>
     <w:p>
@@ -9131,51 +8084,15 @@
         <w:rPr>
           <w:lang w:val="es-PE"/>
         </w:rPr>
-        <w:t xml:space="preserve">Como administrador quiero iniciar sesión y ser redirigido a mi </w:t>
-      </w:r>
-      <w:proofErr w:type="spellStart"/>
-      <w:r>
-        <w:rPr>
-          <w:lang w:val="es-PE"/>
-        </w:rPr>
-        <w:t>dashboard</w:t>
-      </w:r>
-      <w:proofErr w:type="spellEnd"/>
-      <w:r>
-        <w:rPr>
-          <w:lang w:val="es-PE"/>
-        </w:rPr>
-        <w:t>.</w:t>
-      </w:r>
-    </w:p>
-    <w:p>
-      <w:proofErr w:type="spellStart"/>
+        <w:t>Como administrador quiero gestionar socios para mantener el registro actualizado.</w:t>
+      </w:r>
+    </w:p>
+    <w:p>
       <w:r>
         <w:rPr>
           <w:b/>
         </w:rPr>
-        <w:t>Criterios</w:t>
-      </w:r>
-      <w:proofErr w:type="spellEnd"/>
-      <w:r>
-        <w:rPr>
-          <w:b/>
-        </w:rPr>
-        <w:t xml:space="preserve"> de </w:t>
-      </w:r>
-      <w:proofErr w:type="spellStart"/>
-      <w:r>
-        <w:rPr>
-          <w:b/>
-        </w:rPr>
-        <w:t>aceptación</w:t>
-      </w:r>
-      <w:proofErr w:type="spellEnd"/>
-      <w:r>
-        <w:rPr>
-          <w:b/>
-        </w:rPr>
-        <w:t>:</w:t>
+        <w:t>Criterios de aceptación:</w:t>
       </w:r>
     </w:p>
     <w:p>
@@ -9189,21 +8106,7 @@
         <w:rPr>
           <w:lang w:val="es-PE"/>
         </w:rPr>
-        <w:t xml:space="preserve">Mismo formulario de </w:t>
-      </w:r>
-      <w:proofErr w:type="spellStart"/>
-      <w:r>
-        <w:rPr>
-          <w:lang w:val="es-PE"/>
-        </w:rPr>
-        <w:t>login</w:t>
-      </w:r>
-      <w:proofErr w:type="spellEnd"/>
-      <w:r>
-        <w:rPr>
-          <w:lang w:val="es-PE"/>
-        </w:rPr>
-        <w:t xml:space="preserve"> que socio.</w:t>
+        <w:t>Tabla paginada con ID, Nombre, DNI, Correo, Plan, Sede, Estado, Vencimiento, Acciones.</w:t>
       </w:r>
     </w:p>
     <w:p>
@@ -9217,7 +8120,7 @@
         <w:rPr>
           <w:lang w:val="es-PE"/>
         </w:rPr>
-        <w:t>Sistema valida rol ADMIN tras autenticar.</w:t>
+        <w:t>Filtros por nombre/DNI/correo, sede, plan, estado.</w:t>
       </w:r>
     </w:p>
     <w:p>
@@ -9231,21 +8134,7 @@
         <w:rPr>
           <w:lang w:val="es-PE"/>
         </w:rPr>
-        <w:t xml:space="preserve">Si ADMIN, redirige a </w:t>
-      </w:r>
-      <w:proofErr w:type="spellStart"/>
-      <w:r>
-        <w:rPr>
-          <w:lang w:val="es-PE"/>
-        </w:rPr>
-        <w:t>adminDashboard.jsp</w:t>
-      </w:r>
-      <w:proofErr w:type="spellEnd"/>
-      <w:r>
-        <w:rPr>
-          <w:lang w:val="es-PE"/>
-        </w:rPr>
-        <w:t>.</w:t>
+        <w:t>Botón 'Nuevo socio' abre formulario.</w:t>
       </w:r>
     </w:p>
     <w:p>
@@ -9259,21 +8148,7 @@
         <w:rPr>
           <w:lang w:val="es-PE"/>
         </w:rPr>
-        <w:t xml:space="preserve">Si SOCIO, redirige a </w:t>
-      </w:r>
-      <w:proofErr w:type="spellStart"/>
-      <w:r>
-        <w:rPr>
-          <w:lang w:val="es-PE"/>
-        </w:rPr>
-        <w:t>dashboardSocio.jsp</w:t>
-      </w:r>
-      <w:proofErr w:type="spellEnd"/>
-      <w:r>
-        <w:rPr>
-          <w:lang w:val="es-PE"/>
-        </w:rPr>
-        <w:t>.</w:t>
+        <w:t>Acciones: editar y eliminar con confirmación.</w:t>
       </w:r>
     </w:p>
     <w:p>
@@ -9287,376 +8162,15 @@
         <w:rPr>
           <w:lang w:val="es-PE"/>
         </w:rPr>
-        <w:t>Socio no puede acceder a rutas administrativas.</w:t>
-      </w:r>
-    </w:p>
-    <w:p>
-      <w:pPr>
-        <w:rPr>
-          <w:lang w:val="es-PE"/>
-        </w:rPr>
-      </w:pPr>
-      <w:r>
-        <w:rPr>
-          <w:b/>
-          <w:color w:val="FF6B00"/>
-          <w:sz w:val="24"/>
-          <w:lang w:val="es-PE"/>
-        </w:rPr>
-        <w:t xml:space="preserve">US-14 — </w:t>
-      </w:r>
-      <w:proofErr w:type="spellStart"/>
-      <w:r>
-        <w:rPr>
-          <w:b/>
-          <w:color w:val="FF6B00"/>
-          <w:sz w:val="24"/>
-          <w:lang w:val="es-PE"/>
-        </w:rPr>
-        <w:t>Dashboard</w:t>
-      </w:r>
-      <w:proofErr w:type="spellEnd"/>
-      <w:r>
-        <w:rPr>
-          <w:b/>
-          <w:color w:val="FF6B00"/>
-          <w:sz w:val="24"/>
-          <w:lang w:val="es-PE"/>
-        </w:rPr>
-        <w:t xml:space="preserve"> administrativo con </w:t>
-      </w:r>
-      <w:proofErr w:type="spellStart"/>
-      <w:r>
-        <w:rPr>
-          <w:b/>
-          <w:color w:val="FF6B00"/>
-          <w:sz w:val="24"/>
-          <w:lang w:val="es-PE"/>
-        </w:rPr>
-        <w:t>KPIs</w:t>
-      </w:r>
-      <w:proofErr w:type="spellEnd"/>
-    </w:p>
-    <w:p>
-      <w:pPr>
-        <w:rPr>
-          <w:lang w:val="es-PE"/>
-        </w:rPr>
-      </w:pPr>
-      <w:r>
-        <w:rPr>
-          <w:b/>
-          <w:lang w:val="es-PE"/>
-        </w:rPr>
-        <w:t xml:space="preserve">Descripción: </w:t>
-      </w:r>
-    </w:p>
-    <w:p>
-      <w:pPr>
-        <w:rPr>
-          <w:lang w:val="es-PE"/>
-        </w:rPr>
-      </w:pPr>
-      <w:r>
-        <w:rPr>
-          <w:lang w:val="es-PE"/>
-        </w:rPr>
-        <w:t>Como administrador quiero ver indicadores clave para tomar decisiones.</w:t>
-      </w:r>
-    </w:p>
-    <w:p>
-      <w:proofErr w:type="spellStart"/>
-      <w:r>
-        <w:rPr>
-          <w:b/>
-        </w:rPr>
-        <w:t>Criterios</w:t>
-      </w:r>
-      <w:proofErr w:type="spellEnd"/>
-      <w:r>
-        <w:rPr>
-          <w:b/>
-        </w:rPr>
-        <w:t xml:space="preserve"> de </w:t>
-      </w:r>
-      <w:proofErr w:type="spellStart"/>
-      <w:r>
-        <w:rPr>
-          <w:b/>
-        </w:rPr>
-        <w:t>aceptación</w:t>
-      </w:r>
-      <w:proofErr w:type="spellEnd"/>
-      <w:r>
-        <w:rPr>
-          <w:b/>
-        </w:rPr>
-        <w:t>:</w:t>
+        <w:t>Eliminar es soft delete (marca como inactivo).</w:t>
       </w:r>
     </w:p>
     <w:p>
       <w:pPr>
         <w:pStyle w:val="Listaconvietas"/>
-        <w:rPr>
-          <w:lang w:val="es-PE"/>
-        </w:rPr>
-      </w:pPr>
-      <w:r>
-        <w:rPr>
-          <w:lang w:val="es-PE"/>
-        </w:rPr>
-        <w:t>4 tarjetas KPI: socios activos, ingresos del mes, vencimientos próximos, reservas del día.</w:t>
-      </w:r>
-    </w:p>
-    <w:p>
-      <w:pPr>
-        <w:pStyle w:val="Listaconvietas"/>
-        <w:rPr>
-          <w:lang w:val="es-PE"/>
-        </w:rPr>
-      </w:pPr>
-      <w:r>
-        <w:rPr>
-          <w:lang w:val="es-PE"/>
-        </w:rPr>
-        <w:t>Cada KPI muestra variación % vs período anterior.</w:t>
-      </w:r>
-    </w:p>
-    <w:p>
-      <w:pPr>
-        <w:pStyle w:val="Listaconvietas"/>
-        <w:rPr>
-          <w:lang w:val="es-PE"/>
-        </w:rPr>
-      </w:pPr>
-      <w:r>
-        <w:rPr>
-          <w:lang w:val="es-PE"/>
-        </w:rPr>
-        <w:t>Gráfico de líneas con ingresos últimos 6 meses.</w:t>
-      </w:r>
-    </w:p>
-    <w:p>
-      <w:pPr>
-        <w:pStyle w:val="Listaconvietas"/>
-        <w:rPr>
-          <w:lang w:val="es-PE"/>
-        </w:rPr>
-      </w:pPr>
-      <w:r>
-        <w:rPr>
-          <w:lang w:val="es-PE"/>
-        </w:rPr>
-        <w:t>Lista de actividad reciente (últimas 5-10 acciones).</w:t>
-      </w:r>
-    </w:p>
-    <w:p>
-      <w:pPr>
-        <w:pStyle w:val="Listaconvietas"/>
-        <w:rPr>
-          <w:lang w:val="es-PE"/>
-        </w:rPr>
-      </w:pPr>
-      <w:r>
-        <w:rPr>
-          <w:lang w:val="es-PE"/>
-        </w:rPr>
-        <w:t>Datos reales de la base de datos.</w:t>
-      </w:r>
-    </w:p>
-    <w:p>
-      <w:pPr>
-        <w:rPr>
-          <w:lang w:val="es-PE"/>
-        </w:rPr>
-      </w:pPr>
-      <w:r>
-        <w:rPr>
-          <w:b/>
-          <w:color w:val="FF6B00"/>
-          <w:sz w:val="24"/>
-          <w:lang w:val="es-PE"/>
-        </w:rPr>
-        <w:t>US-15 — CRUD completo de socios</w:t>
-      </w:r>
-    </w:p>
-    <w:p>
-      <w:pPr>
-        <w:rPr>
-          <w:lang w:val="es-PE"/>
-        </w:rPr>
-      </w:pPr>
-      <w:r>
-        <w:rPr>
-          <w:b/>
-          <w:lang w:val="es-PE"/>
-        </w:rPr>
-        <w:t xml:space="preserve">Descripción: </w:t>
-      </w:r>
-    </w:p>
-    <w:p>
-      <w:pPr>
-        <w:rPr>
-          <w:lang w:val="es-PE"/>
-        </w:rPr>
-      </w:pPr>
-      <w:r>
-        <w:rPr>
-          <w:lang w:val="es-PE"/>
-        </w:rPr>
-        <w:t>Como administrador quiero gestionar socios para mantener el registro actualizado.</w:t>
-      </w:r>
-    </w:p>
-    <w:p>
-      <w:proofErr w:type="spellStart"/>
-      <w:r>
-        <w:rPr>
-          <w:b/>
-        </w:rPr>
-        <w:t>Criterios</w:t>
-      </w:r>
-      <w:proofErr w:type="spellEnd"/>
-      <w:r>
-        <w:rPr>
-          <w:b/>
-        </w:rPr>
-        <w:t xml:space="preserve"> de </w:t>
-      </w:r>
-      <w:proofErr w:type="spellStart"/>
-      <w:r>
-        <w:rPr>
-          <w:b/>
-        </w:rPr>
-        <w:t>aceptación</w:t>
-      </w:r>
-      <w:proofErr w:type="spellEnd"/>
-      <w:r>
-        <w:rPr>
-          <w:b/>
-        </w:rPr>
-        <w:t>:</w:t>
-      </w:r>
-    </w:p>
-    <w:p>
-      <w:pPr>
-        <w:pStyle w:val="Listaconvietas"/>
-        <w:rPr>
-          <w:lang w:val="es-PE"/>
-        </w:rPr>
-      </w:pPr>
-      <w:r>
-        <w:rPr>
-          <w:lang w:val="es-PE"/>
-        </w:rPr>
-        <w:t>Tabla paginada con ID, Nombre, DNI, Correo, Plan, Sede, Estado, Vencimiento, Acciones.</w:t>
-      </w:r>
-    </w:p>
-    <w:p>
-      <w:pPr>
-        <w:pStyle w:val="Listaconvietas"/>
-        <w:rPr>
-          <w:lang w:val="es-PE"/>
-        </w:rPr>
-      </w:pPr>
-      <w:r>
-        <w:rPr>
-          <w:lang w:val="es-PE"/>
-        </w:rPr>
-        <w:t>Filtros por nombre/DNI/correo, sede, plan, estado.</w:t>
-      </w:r>
-    </w:p>
-    <w:p>
-      <w:pPr>
-        <w:pStyle w:val="Listaconvietas"/>
-        <w:rPr>
-          <w:lang w:val="es-PE"/>
-        </w:rPr>
-      </w:pPr>
-      <w:r>
-        <w:rPr>
-          <w:lang w:val="es-PE"/>
-        </w:rPr>
-        <w:t>Botón 'Nuevo socio' abre formulario.</w:t>
-      </w:r>
-    </w:p>
-    <w:p>
-      <w:pPr>
-        <w:pStyle w:val="Listaconvietas"/>
-        <w:rPr>
-          <w:lang w:val="es-PE"/>
-        </w:rPr>
-      </w:pPr>
-      <w:r>
-        <w:rPr>
-          <w:lang w:val="es-PE"/>
-        </w:rPr>
-        <w:t>Acciones: editar y eliminar con confirmación.</w:t>
-      </w:r>
-    </w:p>
-    <w:p>
-      <w:pPr>
-        <w:pStyle w:val="Listaconvietas"/>
-        <w:rPr>
-          <w:lang w:val="es-PE"/>
-        </w:rPr>
-      </w:pPr>
-      <w:r>
-        <w:rPr>
-          <w:lang w:val="es-PE"/>
-        </w:rPr>
-        <w:t xml:space="preserve">Eliminar es </w:t>
-      </w:r>
-      <w:proofErr w:type="spellStart"/>
-      <w:r>
-        <w:rPr>
-          <w:lang w:val="es-PE"/>
-        </w:rPr>
-        <w:t>soft</w:t>
-      </w:r>
-      <w:proofErr w:type="spellEnd"/>
-      <w:r>
-        <w:rPr>
-          <w:lang w:val="es-PE"/>
-        </w:rPr>
-        <w:t xml:space="preserve"> </w:t>
-      </w:r>
-      <w:proofErr w:type="spellStart"/>
-      <w:r>
-        <w:rPr>
-          <w:lang w:val="es-PE"/>
-        </w:rPr>
-        <w:t>delete</w:t>
-      </w:r>
-      <w:proofErr w:type="spellEnd"/>
-      <w:r>
-        <w:rPr>
-          <w:lang w:val="es-PE"/>
-        </w:rPr>
-        <w:t xml:space="preserve"> (marca como inactivo).</w:t>
-      </w:r>
-    </w:p>
-    <w:p>
-      <w:pPr>
-        <w:pStyle w:val="Listaconvietas"/>
-      </w:pPr>
-      <w:r>
-        <w:t xml:space="preserve">Cambios </w:t>
-      </w:r>
-      <w:proofErr w:type="spellStart"/>
-      <w:r>
-        <w:t>persisten</w:t>
-      </w:r>
-      <w:proofErr w:type="spellEnd"/>
-      <w:r>
-        <w:t xml:space="preserve"> </w:t>
-      </w:r>
-      <w:proofErr w:type="spellStart"/>
-      <w:r>
-        <w:t>en</w:t>
-      </w:r>
-      <w:proofErr w:type="spellEnd"/>
-      <w:r>
-        <w:t xml:space="preserve"> MySQL.</w:t>
+      </w:pPr>
+      <w:r>
+        <w:t>Cambios persisten en MySQL.</w:t>
       </w:r>
     </w:p>
     <w:p>
@@ -9744,33 +8258,11 @@
       </w:r>
     </w:p>
     <w:p>
-      <w:proofErr w:type="spellStart"/>
       <w:r>
         <w:rPr>
           <w:b/>
         </w:rPr>
-        <w:t>Criterios</w:t>
-      </w:r>
-      <w:proofErr w:type="spellEnd"/>
-      <w:r>
-        <w:rPr>
-          <w:b/>
-        </w:rPr>
-        <w:t xml:space="preserve"> de </w:t>
-      </w:r>
-      <w:proofErr w:type="spellStart"/>
-      <w:r>
-        <w:rPr>
-          <w:b/>
-        </w:rPr>
-        <w:t>aceptación</w:t>
-      </w:r>
-      <w:proofErr w:type="spellEnd"/>
-      <w:r>
-        <w:rPr>
-          <w:b/>
-        </w:rPr>
-        <w:t>:</w:t>
+        <w:t>Criterios de aceptación:</w:t>
       </w:r>
     </w:p>
     <w:p>
@@ -9887,33 +8379,11 @@
       </w:r>
     </w:p>
     <w:p>
-      <w:proofErr w:type="spellStart"/>
       <w:r>
         <w:rPr>
           <w:b/>
         </w:rPr>
-        <w:t>Criterios</w:t>
-      </w:r>
-      <w:proofErr w:type="spellEnd"/>
-      <w:r>
-        <w:rPr>
-          <w:b/>
-        </w:rPr>
-        <w:t xml:space="preserve"> de </w:t>
-      </w:r>
-      <w:proofErr w:type="spellStart"/>
-      <w:r>
-        <w:rPr>
-          <w:b/>
-        </w:rPr>
-        <w:t>aceptación</w:t>
-      </w:r>
-      <w:proofErr w:type="spellEnd"/>
-      <w:r>
-        <w:rPr>
-          <w:b/>
-        </w:rPr>
-        <w:t>:</w:t>
+        <w:t>Criterios de aceptación:</w:t>
       </w:r>
     </w:p>
     <w:p>
@@ -9962,29 +8432,8 @@
       <w:pPr>
         <w:pStyle w:val="Listaconvietas"/>
       </w:pPr>
-      <w:proofErr w:type="spellStart"/>
-      <w:r>
-        <w:t>Resumen</w:t>
-      </w:r>
-      <w:proofErr w:type="spellEnd"/>
-      <w:r>
-        <w:t xml:space="preserve"> </w:t>
-      </w:r>
-      <w:proofErr w:type="spellStart"/>
-      <w:r>
-        <w:t>numérico</w:t>
-      </w:r>
-      <w:proofErr w:type="spellEnd"/>
-      <w:r>
-        <w:t xml:space="preserve"> con </w:t>
-      </w:r>
-      <w:proofErr w:type="spellStart"/>
-      <w:r>
-        <w:t>tabla</w:t>
-      </w:r>
-      <w:proofErr w:type="spellEnd"/>
-      <w:r>
-        <w:t>.</w:t>
+      <w:r>
+        <w:t>Resumen numérico con tabla.</w:t>
       </w:r>
     </w:p>
     <w:p>
@@ -9998,21 +8447,7 @@
         <w:rPr>
           <w:lang w:val="es-PE"/>
         </w:rPr>
-        <w:t xml:space="preserve">Botones Generar, </w:t>
-      </w:r>
-      <w:proofErr w:type="gramStart"/>
-      <w:r>
-        <w:rPr>
-          <w:lang w:val="es-PE"/>
-        </w:rPr>
-        <w:t>Resetear</w:t>
-      </w:r>
-      <w:proofErr w:type="gramEnd"/>
-      <w:r>
-        <w:rPr>
-          <w:lang w:val="es-PE"/>
-        </w:rPr>
-        <w:t>, Exportar Excel, Exportar PDF.</w:t>
+        <w:t>Botones Generar, Resetear, Exportar Excel, Exportar PDF.</w:t>
       </w:r>
     </w:p>
     <w:p>
@@ -10059,157 +8494,113 @@
       </w:r>
     </w:p>
     <w:p>
-      <w:proofErr w:type="spellStart"/>
       <w:r>
         <w:rPr>
           <w:b/>
         </w:rPr>
-        <w:t>Criterios</w:t>
-      </w:r>
-      <w:proofErr w:type="spellEnd"/>
+        <w:t>Criterios de aceptación:</w:t>
+      </w:r>
+    </w:p>
+    <w:p>
+      <w:pPr>
+        <w:pStyle w:val="Listaconvietas"/>
+        <w:rPr>
+          <w:lang w:val="es-PE"/>
+        </w:rPr>
+      </w:pPr>
+      <w:r>
+        <w:rPr>
+          <w:lang w:val="es-PE"/>
+        </w:rPr>
+        <w:t>Botón 'Excel' descarga .xlsx con datos actuales.</w:t>
+      </w:r>
+    </w:p>
+    <w:p>
+      <w:pPr>
+        <w:pStyle w:val="Listaconvietas"/>
+        <w:rPr>
+          <w:lang w:val="es-PE"/>
+        </w:rPr>
+      </w:pPr>
+      <w:r>
+        <w:rPr>
+          <w:lang w:val="es-PE"/>
+        </w:rPr>
+        <w:t>Botón 'PDF' descarga .pdf con formato profesional.</w:t>
+      </w:r>
+    </w:p>
+    <w:p>
+      <w:pPr>
+        <w:pStyle w:val="Listaconvietas"/>
+        <w:rPr>
+          <w:lang w:val="es-PE"/>
+        </w:rPr>
+      </w:pPr>
+      <w:r>
+        <w:rPr>
+          <w:lang w:val="es-PE"/>
+        </w:rPr>
+        <w:t>Nombre del archivo incluye tipo y fecha.</w:t>
+      </w:r>
+    </w:p>
+    <w:p>
+      <w:pPr>
+        <w:pStyle w:val="Listaconvietas"/>
+        <w:rPr>
+          <w:lang w:val="es-PE"/>
+        </w:rPr>
+      </w:pPr>
+      <w:r>
+        <w:rPr>
+          <w:lang w:val="es-PE"/>
+        </w:rPr>
+        <w:t>Respeta los filtros aplicados al momento de exportar.</w:t>
+      </w:r>
+    </w:p>
+    <w:p>
+      <w:pPr>
+        <w:rPr>
+          <w:lang w:val="es-PE"/>
+        </w:rPr>
+      </w:pPr>
+    </w:p>
+    <w:p>
+      <w:pPr>
+        <w:rPr>
+          <w:lang w:val="es-PE"/>
+        </w:rPr>
+      </w:pPr>
+      <w:r>
+        <w:rPr>
+          <w:lang w:val="es-PE"/>
+        </w:rPr>
+        <w:br w:type="page"/>
+      </w:r>
+    </w:p>
+    <w:p>
+      <w:pPr>
+        <w:pStyle w:val="Ttulo2"/>
+        <w:rPr>
+          <w:lang w:val="es-PE"/>
+        </w:rPr>
+      </w:pPr>
+      <w:r>
+        <w:rPr>
+          <w:lang w:val="es-PE"/>
+        </w:rPr>
+        <w:lastRenderedPageBreak/>
+        <w:t>2.3. Diagrama de flujo de navegación entre Wireframes</w:t>
+      </w:r>
+    </w:p>
+    <w:p>
+      <w:pPr>
+        <w:rPr>
+          <w:lang w:val="es-PE"/>
+        </w:rPr>
+      </w:pPr>
       <w:r>
         <w:rPr>
           <w:b/>
-        </w:rPr>
-        <w:t xml:space="preserve"> de </w:t>
-      </w:r>
-      <w:proofErr w:type="spellStart"/>
-      <w:r>
-        <w:rPr>
-          <w:b/>
-        </w:rPr>
-        <w:t>aceptación</w:t>
-      </w:r>
-      <w:proofErr w:type="spellEnd"/>
-      <w:r>
-        <w:rPr>
-          <w:b/>
-        </w:rPr>
-        <w:t>:</w:t>
-      </w:r>
-    </w:p>
-    <w:p>
-      <w:pPr>
-        <w:pStyle w:val="Listaconvietas"/>
-        <w:rPr>
-          <w:lang w:val="es-PE"/>
-        </w:rPr>
-      </w:pPr>
-      <w:r>
-        <w:rPr>
-          <w:lang w:val="es-PE"/>
-        </w:rPr>
-        <w:t>Botón 'Excel' descarga .xlsx con datos actuales.</w:t>
-      </w:r>
-    </w:p>
-    <w:p>
-      <w:pPr>
-        <w:pStyle w:val="Listaconvietas"/>
-        <w:rPr>
-          <w:lang w:val="es-PE"/>
-        </w:rPr>
-      </w:pPr>
-      <w:r>
-        <w:rPr>
-          <w:lang w:val="es-PE"/>
-        </w:rPr>
-        <w:t>Botón 'PDF' descarga .</w:t>
-      </w:r>
-      <w:proofErr w:type="spellStart"/>
-      <w:r>
-        <w:rPr>
-          <w:lang w:val="es-PE"/>
-        </w:rPr>
-        <w:t>pdf</w:t>
-      </w:r>
-      <w:proofErr w:type="spellEnd"/>
-      <w:r>
-        <w:rPr>
-          <w:lang w:val="es-PE"/>
-        </w:rPr>
-        <w:t xml:space="preserve"> con formato profesional.</w:t>
-      </w:r>
-    </w:p>
-    <w:p>
-      <w:pPr>
-        <w:pStyle w:val="Listaconvietas"/>
-        <w:rPr>
-          <w:lang w:val="es-PE"/>
-        </w:rPr>
-      </w:pPr>
-      <w:r>
-        <w:rPr>
-          <w:lang w:val="es-PE"/>
-        </w:rPr>
-        <w:t>Nombre del archivo incluye tipo y fecha.</w:t>
-      </w:r>
-    </w:p>
-    <w:p>
-      <w:pPr>
-        <w:pStyle w:val="Listaconvietas"/>
-        <w:rPr>
-          <w:lang w:val="es-PE"/>
-        </w:rPr>
-      </w:pPr>
-      <w:r>
-        <w:rPr>
-          <w:lang w:val="es-PE"/>
-        </w:rPr>
-        <w:t>Respeta los filtros aplicados al momento de exportar.</w:t>
-      </w:r>
-    </w:p>
-    <w:p>
-      <w:pPr>
-        <w:rPr>
-          <w:lang w:val="es-PE"/>
-        </w:rPr>
-      </w:pPr>
-    </w:p>
-    <w:p>
-      <w:pPr>
-        <w:rPr>
-          <w:lang w:val="es-PE"/>
-        </w:rPr>
-      </w:pPr>
-      <w:r>
-        <w:rPr>
-          <w:lang w:val="es-PE"/>
-        </w:rPr>
-        <w:br w:type="page"/>
-      </w:r>
-    </w:p>
-    <w:p>
-      <w:pPr>
-        <w:pStyle w:val="Ttulo2"/>
-        <w:rPr>
-          <w:lang w:val="es-PE"/>
-        </w:rPr>
-      </w:pPr>
-      <w:r>
-        <w:rPr>
-          <w:lang w:val="es-PE"/>
-        </w:rPr>
-        <w:lastRenderedPageBreak/>
-        <w:t xml:space="preserve">2.3. Diagrama de flujo de navegación entre </w:t>
-      </w:r>
-      <w:proofErr w:type="spellStart"/>
-      <w:r>
-        <w:rPr>
-          <w:lang w:val="es-PE"/>
-        </w:rPr>
-        <w:t>Wireframes</w:t>
-      </w:r>
-      <w:proofErr w:type="spellEnd"/>
-    </w:p>
-    <w:p>
-      <w:pPr>
-        <w:rPr>
-          <w:lang w:val="es-PE"/>
-        </w:rPr>
-      </w:pPr>
-      <w:r>
-        <w:rPr>
-          <w:b/>
           <w:lang w:val="es-PE"/>
         </w:rPr>
         <w:t>Flujo del Socio:</w:t>
@@ -10225,63 +8616,7 @@
         <w:rPr>
           <w:lang w:val="es-PE"/>
         </w:rPr>
-        <w:t xml:space="preserve">El socio ingresa al </w:t>
-      </w:r>
-      <w:proofErr w:type="spellStart"/>
-      <w:r>
-        <w:rPr>
-          <w:lang w:val="es-PE"/>
-        </w:rPr>
-        <w:t>login</w:t>
-      </w:r>
-      <w:proofErr w:type="spellEnd"/>
-      <w:r>
-        <w:rPr>
-          <w:lang w:val="es-PE"/>
-        </w:rPr>
-        <w:t xml:space="preserve"> → si sus credenciales son válidas accede al </w:t>
-      </w:r>
-      <w:proofErr w:type="spellStart"/>
-      <w:r>
-        <w:rPr>
-          <w:lang w:val="es-PE"/>
-        </w:rPr>
-        <w:t>dashboard</w:t>
-      </w:r>
-      <w:proofErr w:type="spellEnd"/>
-      <w:r>
-        <w:rPr>
-          <w:lang w:val="es-PE"/>
-        </w:rPr>
-        <w:t xml:space="preserve">; si no, puede registrarse. Desde el </w:t>
-      </w:r>
-      <w:proofErr w:type="spellStart"/>
-      <w:r>
-        <w:rPr>
-          <w:lang w:val="es-PE"/>
-        </w:rPr>
-        <w:t>dashboard</w:t>
-      </w:r>
-      <w:proofErr w:type="spellEnd"/>
-      <w:r>
-        <w:rPr>
-          <w:lang w:val="es-PE"/>
-        </w:rPr>
-        <w:t xml:space="preserve"> puede navegar a sedes, reservar clases y ver sus reservas, terminando con </w:t>
-      </w:r>
-      <w:proofErr w:type="spellStart"/>
-      <w:r>
-        <w:rPr>
-          <w:lang w:val="es-PE"/>
-        </w:rPr>
-        <w:t>logout</w:t>
-      </w:r>
-      <w:proofErr w:type="spellEnd"/>
-      <w:r>
-        <w:rPr>
-          <w:lang w:val="es-PE"/>
-        </w:rPr>
-        <w:t>.</w:t>
+        <w:t>El socio ingresa al login → si sus credenciales son válidas accede al dashboard; si no, puede registrarse. Desde el dashboard puede navegar a sedes, reservar clases y ver sus reservas, terminando con logout.</w:t>
       </w:r>
     </w:p>
     <w:p>
@@ -10359,49 +8694,7 @@
         <w:rPr>
           <w:lang w:val="es-PE"/>
         </w:rPr>
-        <w:t xml:space="preserve">El </w:t>
-      </w:r>
-      <w:proofErr w:type="spellStart"/>
-      <w:r>
-        <w:rPr>
-          <w:lang w:val="es-PE"/>
-        </w:rPr>
-        <w:t>admin</w:t>
-      </w:r>
-      <w:proofErr w:type="spellEnd"/>
-      <w:r>
-        <w:rPr>
-          <w:lang w:val="es-PE"/>
-        </w:rPr>
-        <w:t xml:space="preserve"> se autentica → el sistema valida rol → accede al </w:t>
-      </w:r>
-      <w:proofErr w:type="spellStart"/>
-      <w:r>
-        <w:rPr>
-          <w:lang w:val="es-PE"/>
-        </w:rPr>
-        <w:t>dashboard</w:t>
-      </w:r>
-      <w:proofErr w:type="spellEnd"/>
-      <w:r>
-        <w:rPr>
-          <w:lang w:val="es-PE"/>
-        </w:rPr>
-        <w:t xml:space="preserve"> administrativo desde donde gestiona socios, sedes y genera reportes, terminando con </w:t>
-      </w:r>
-      <w:proofErr w:type="spellStart"/>
-      <w:r>
-        <w:rPr>
-          <w:lang w:val="es-PE"/>
-        </w:rPr>
-        <w:t>logout</w:t>
-      </w:r>
-      <w:proofErr w:type="spellEnd"/>
-      <w:r>
-        <w:rPr>
-          <w:lang w:val="es-PE"/>
-        </w:rPr>
-        <w:t>.</w:t>
+        <w:t>El admin se autentica → el sistema valida rol → accede al dashboard administrativo desde donde gestiona socios, sedes y genera reportes, terminando con logout.</w:t>
       </w:r>
     </w:p>
     <w:p>
@@ -10495,7 +8788,7 @@
           <w:sz w:val="20"/>
         </w:rPr>
         <w:drawing>
-          <wp:anchor distT="0" distB="0" distL="114300" distR="114300" simplePos="0" relativeHeight="251604992" behindDoc="1" locked="0" layoutInCell="1" allowOverlap="1" wp14:anchorId="55731DC9" wp14:editId="5C88AAFF">
+          <wp:anchor distT="0" distB="0" distL="114300" distR="114300" simplePos="0" relativeHeight="251603968" behindDoc="1" locked="0" layoutInCell="1" allowOverlap="1" wp14:anchorId="55731DC9" wp14:editId="5C88AAFF">
             <wp:simplePos x="0" y="0"/>
             <wp:positionH relativeFrom="column">
               <wp:posOffset>-547399</wp:posOffset>
@@ -10544,41 +8837,13 @@
           </wp:anchor>
         </w:drawing>
       </w:r>
-      <w:proofErr w:type="spellStart"/>
       <w:r>
         <w:rPr>
           <w:i/>
           <w:color w:val="555555"/>
           <w:lang w:val="es-PE"/>
         </w:rPr>
-        <w:t>login</w:t>
-      </w:r>
-      <w:proofErr w:type="spellEnd"/>
-      <w:r>
-        <w:rPr>
-          <w:i/>
-          <w:color w:val="555555"/>
-          <w:lang w:val="es-PE"/>
-        </w:rPr>
-        <w:t xml:space="preserve">, registro, </w:t>
-      </w:r>
-      <w:proofErr w:type="spellStart"/>
-      <w:r>
-        <w:rPr>
-          <w:i/>
-          <w:color w:val="555555"/>
-          <w:lang w:val="es-PE"/>
-        </w:rPr>
-        <w:t>dashboard</w:t>
-      </w:r>
-      <w:proofErr w:type="spellEnd"/>
-      <w:r>
-        <w:rPr>
-          <w:i/>
-          <w:color w:val="555555"/>
-          <w:lang w:val="es-PE"/>
-        </w:rPr>
-        <w:t xml:space="preserve"> socio, listado sedes, reservar clase, mis reservas</w:t>
+        <w:t>login, registro, dashboard socio, listado sedes, reservar clase, mis reservas</w:t>
       </w:r>
     </w:p>
     <w:p>
@@ -10596,7 +8861,7 @@
           <w:sz w:val="20"/>
         </w:rPr>
         <w:drawing>
-          <wp:anchor distT="0" distB="0" distL="114300" distR="114300" simplePos="0" relativeHeight="251649024" behindDoc="1" locked="0" layoutInCell="1" allowOverlap="1" wp14:anchorId="5E16C1D5" wp14:editId="2B385D34">
+          <wp:anchor distT="0" distB="0" distL="114300" distR="114300" simplePos="0" relativeHeight="251648000" behindDoc="1" locked="0" layoutInCell="1" allowOverlap="1" wp14:anchorId="5E16C1D5" wp14:editId="2B385D34">
             <wp:simplePos x="0" y="0"/>
             <wp:positionH relativeFrom="column">
               <wp:posOffset>4223385</wp:posOffset>
@@ -10654,7 +8919,7 @@
           <w:sz w:val="20"/>
         </w:rPr>
         <w:drawing>
-          <wp:anchor distT="0" distB="0" distL="114300" distR="114300" simplePos="0" relativeHeight="251628544" behindDoc="1" locked="0" layoutInCell="1" allowOverlap="1" wp14:anchorId="2F87EF9C" wp14:editId="125D4321">
+          <wp:anchor distT="0" distB="0" distL="114300" distR="114300" simplePos="0" relativeHeight="251627520" behindDoc="1" locked="0" layoutInCell="1" allowOverlap="1" wp14:anchorId="2F87EF9C" wp14:editId="125D4321">
             <wp:simplePos x="0" y="0"/>
             <wp:positionH relativeFrom="column">
               <wp:posOffset>1758481</wp:posOffset>
@@ -10803,7 +9068,7 @@
           <w:sz w:val="20"/>
         </w:rPr>
         <w:drawing>
-          <wp:anchor distT="0" distB="0" distL="114300" distR="114300" simplePos="0" relativeHeight="251656192" behindDoc="1" locked="0" layoutInCell="1" allowOverlap="1" wp14:anchorId="5DEE3BD9" wp14:editId="4DB40AAD">
+          <wp:anchor distT="0" distB="0" distL="114300" distR="114300" simplePos="0" relativeHeight="251655168" behindDoc="1" locked="0" layoutInCell="1" allowOverlap="1" wp14:anchorId="5DEE3BD9" wp14:editId="4DB40AAD">
             <wp:simplePos x="0" y="0"/>
             <wp:positionH relativeFrom="column">
               <wp:posOffset>-563300</wp:posOffset>
@@ -10861,7 +9126,7 @@
           <w:sz w:val="20"/>
         </w:rPr>
         <w:drawing>
-          <wp:anchor distT="0" distB="0" distL="114300" distR="114300" simplePos="0" relativeHeight="251682816" behindDoc="1" locked="0" layoutInCell="1" allowOverlap="1" wp14:anchorId="411EA002" wp14:editId="54B5D3C0">
+          <wp:anchor distT="0" distB="0" distL="114300" distR="114300" simplePos="0" relativeHeight="251681792" behindDoc="1" locked="0" layoutInCell="1" allowOverlap="1" wp14:anchorId="411EA002" wp14:editId="54B5D3C0">
             <wp:simplePos x="0" y="0"/>
             <wp:positionH relativeFrom="column">
               <wp:posOffset>4239288</wp:posOffset>
@@ -10919,7 +9184,7 @@
           <w:sz w:val="20"/>
         </w:rPr>
         <w:drawing>
-          <wp:anchor distT="0" distB="0" distL="114300" distR="114300" simplePos="0" relativeHeight="251668480" behindDoc="1" locked="0" layoutInCell="1" allowOverlap="1" wp14:anchorId="52B5D63D" wp14:editId="4307E6D1">
+          <wp:anchor distT="0" distB="0" distL="114300" distR="114300" simplePos="0" relativeHeight="251667456" behindDoc="1" locked="0" layoutInCell="1" allowOverlap="1" wp14:anchorId="52B5D63D" wp14:editId="4307E6D1">
             <wp:simplePos x="0" y="0"/>
             <wp:positionH relativeFrom="column">
               <wp:posOffset>1694759</wp:posOffset>
@@ -11062,7 +9327,7 @@
           <w:sz w:val="20"/>
         </w:rPr>
         <w:drawing>
-          <wp:anchor distT="0" distB="0" distL="114300" distR="114300" simplePos="0" relativeHeight="251711488" behindDoc="1" locked="0" layoutInCell="1" allowOverlap="1" wp14:anchorId="0EC3BCC5" wp14:editId="2DD51E94">
+          <wp:anchor distT="0" distB="0" distL="114300" distR="114300" simplePos="0" relativeHeight="251710464" behindDoc="1" locked="0" layoutInCell="1" allowOverlap="1" wp14:anchorId="0EC3BCC5" wp14:editId="2DD51E94">
             <wp:simplePos x="0" y="0"/>
             <wp:positionH relativeFrom="column">
               <wp:posOffset>2649027</wp:posOffset>
@@ -11120,7 +9385,7 @@
           <w:sz w:val="20"/>
         </w:rPr>
         <w:drawing>
-          <wp:anchor distT="0" distB="0" distL="114300" distR="114300" simplePos="0" relativeHeight="251698176" behindDoc="1" locked="0" layoutInCell="1" allowOverlap="1" wp14:anchorId="5358E56D" wp14:editId="700E95FB">
+          <wp:anchor distT="0" distB="0" distL="114300" distR="114300" simplePos="0" relativeHeight="251697152" behindDoc="1" locked="0" layoutInCell="1" allowOverlap="1" wp14:anchorId="5358E56D" wp14:editId="700E95FB">
             <wp:simplePos x="0" y="0"/>
             <wp:positionH relativeFrom="column">
               <wp:posOffset>-833645</wp:posOffset>
@@ -11185,7 +9450,7 @@
           <w:sz w:val="20"/>
         </w:rPr>
         <w:drawing>
-          <wp:anchor distT="0" distB="0" distL="114300" distR="114300" simplePos="0" relativeHeight="251713536" behindDoc="1" locked="0" layoutInCell="1" allowOverlap="1" wp14:anchorId="2D8A4AE3" wp14:editId="37B2BB50">
+          <wp:anchor distT="0" distB="0" distL="114300" distR="114300" simplePos="0" relativeHeight="251712512" behindDoc="1" locked="0" layoutInCell="1" allowOverlap="1" wp14:anchorId="2D8A4AE3" wp14:editId="37B2BB50">
             <wp:simplePos x="0" y="0"/>
             <wp:positionH relativeFrom="column">
               <wp:posOffset>-777599</wp:posOffset>
@@ -11280,21 +9545,7 @@
         <w:rPr>
           <w:lang w:val="es-PE"/>
         </w:rPr>
-        <w:t xml:space="preserve">El modelo lógico representa las entidades del negocio sin atarse a un SGBD específico. Está compuesto por 10 entidades: Usuario, Socio, Plan, Membresía, Pago, Sede, Clase, </w:t>
-      </w:r>
-      <w:proofErr w:type="spellStart"/>
-      <w:r>
-        <w:rPr>
-          <w:lang w:val="es-PE"/>
-        </w:rPr>
-        <w:t>Horario_Clase</w:t>
-      </w:r>
-      <w:proofErr w:type="spellEnd"/>
-      <w:r>
-        <w:rPr>
-          <w:lang w:val="es-PE"/>
-        </w:rPr>
-        <w:t>, Reserva, Asistencia, con 10 relaciones entre ellas.</w:t>
+        <w:t>El modelo lógico representa las entidades del negocio sin atarse a un SGBD específico. Está compuesto por 10 entidades: Usuario, Socio, Plan, Membresía, Pago, Sede, Clase, Horario_Clase, Reserva, Asistencia, con 10 relaciones entre ellas.</w:t>
       </w:r>
     </w:p>
     <w:p>
@@ -11312,7 +9563,7 @@
           <w:sz w:val="20"/>
         </w:rPr>
         <w:drawing>
-          <wp:anchor distT="0" distB="0" distL="114300" distR="114300" simplePos="0" relativeHeight="251722752" behindDoc="1" locked="0" layoutInCell="1" allowOverlap="1" wp14:anchorId="327DD14B" wp14:editId="3D14EF23">
+          <wp:anchor distT="0" distB="0" distL="114300" distR="114300" simplePos="0" relativeHeight="251721728" behindDoc="1" locked="0" layoutInCell="1" allowOverlap="1" wp14:anchorId="327DD14B" wp14:editId="3D14EF23">
             <wp:simplePos x="0" y="0"/>
             <wp:positionH relativeFrom="column">
               <wp:posOffset>-261152</wp:posOffset>
@@ -11442,21 +9693,7 @@
         <w:rPr>
           <w:lang w:val="es-PE"/>
         </w:rPr>
-        <w:t xml:space="preserve">El modelo físico implementa el lógico en MySQL 8.0 con tipos de dato específicos (VARCHAR, INT, DATE, ENUM), claves primarias y foráneas, restricciones (UNIQUE, NOT NULL, CHECK), índices para optimización y motor </w:t>
-      </w:r>
-      <w:proofErr w:type="spellStart"/>
-      <w:r>
-        <w:rPr>
-          <w:lang w:val="es-PE"/>
-        </w:rPr>
-        <w:t>InnoDB</w:t>
-      </w:r>
-      <w:proofErr w:type="spellEnd"/>
-      <w:r>
-        <w:rPr>
-          <w:lang w:val="es-PE"/>
-        </w:rPr>
-        <w:t xml:space="preserve"> para soporte transaccional.</w:t>
+        <w:t>El modelo físico implementa el lógico en MySQL 8.0 con tipos de dato específicos (VARCHAR, INT, DATE, ENUM), claves primarias y foráneas, restricciones (UNIQUE, NOT NULL, CHECK), índices para optimización y motor InnoDB para soporte transaccional.</w:t>
       </w:r>
     </w:p>
     <w:p>
@@ -11472,7 +9709,7 @@
           <w:lang w:val="es-PE"/>
         </w:rPr>
         <w:drawing>
-          <wp:anchor distT="0" distB="0" distL="114300" distR="114300" simplePos="0" relativeHeight="251724800" behindDoc="1" locked="0" layoutInCell="1" allowOverlap="1" wp14:anchorId="75E3A9B9" wp14:editId="661B0617">
+          <wp:anchor distT="0" distB="0" distL="114300" distR="114300" simplePos="0" relativeHeight="251723776" behindDoc="1" locked="0" layoutInCell="1" allowOverlap="1" wp14:anchorId="75E3A9B9" wp14:editId="661B0617">
             <wp:simplePos x="0" y="0"/>
             <wp:positionH relativeFrom="column">
               <wp:posOffset>-300907</wp:posOffset>
@@ -11585,23 +9822,7 @@
     <w:p>
       <w:r>
         <w:lastRenderedPageBreak/>
-        <w:t xml:space="preserve">Las </w:t>
-      </w:r>
-      <w:proofErr w:type="spellStart"/>
-      <w:r>
-        <w:t>tablas</w:t>
-      </w:r>
-      <w:proofErr w:type="spellEnd"/>
-      <w:r>
-        <w:t xml:space="preserve"> </w:t>
-      </w:r>
-      <w:proofErr w:type="spellStart"/>
-      <w:r>
-        <w:t>implementadas</w:t>
-      </w:r>
-      <w:proofErr w:type="spellEnd"/>
-      <w:r>
-        <w:t xml:space="preserve"> son:</w:t>
+        <w:t>Las tablas implementadas son:</w:t>
       </w:r>
     </w:p>
     <w:tbl>
@@ -11687,23 +9908,7 @@
                 <w:sz w:val="20"/>
                 <w:lang w:val="es-PE"/>
               </w:rPr>
-              <w:t xml:space="preserve">Credenciales y datos generales del usuario (rol Socio o </w:t>
-            </w:r>
-            <w:proofErr w:type="spellStart"/>
-            <w:r>
-              <w:rPr>
-                <w:sz w:val="20"/>
-                <w:lang w:val="es-PE"/>
-              </w:rPr>
-              <w:t>Admin</w:t>
-            </w:r>
-            <w:proofErr w:type="spellEnd"/>
-            <w:r>
-              <w:rPr>
-                <w:sz w:val="20"/>
-                <w:lang w:val="es-PE"/>
-              </w:rPr>
-              <w:t>)</w:t>
+              <w:t>Credenciales y datos generales del usuario (rol Socio o Admin)</w:t>
             </w:r>
           </w:p>
         </w:tc>
@@ -12088,16 +10293,8 @@
         <w:rPr>
           <w:lang w:val="es-PE"/>
         </w:rPr>
-        <w:t xml:space="preserve">2.6.1. Lenguajes y </w:t>
-      </w:r>
-      <w:proofErr w:type="spellStart"/>
-      <w:r>
-        <w:rPr>
-          <w:lang w:val="es-PE"/>
-        </w:rPr>
-        <w:t>frameworks</w:t>
-      </w:r>
-      <w:proofErr w:type="spellEnd"/>
+        <w:t>2.6.1. Lenguajes y frameworks</w:t>
+      </w:r>
     </w:p>
     <w:tbl>
       <w:tblPr>
@@ -12319,23 +10516,7 @@
                 <w:sz w:val="20"/>
                 <w:lang w:val="es-PE"/>
               </w:rPr>
-              <w:t>Plataforma empresarial (</w:t>
-            </w:r>
-            <w:proofErr w:type="spellStart"/>
-            <w:r>
-              <w:rPr>
-                <w:sz w:val="20"/>
-                <w:lang w:val="es-PE"/>
-              </w:rPr>
-              <w:t>Servlets</w:t>
-            </w:r>
-            <w:proofErr w:type="spellEnd"/>
-            <w:r>
-              <w:rPr>
-                <w:sz w:val="20"/>
-                <w:lang w:val="es-PE"/>
-              </w:rPr>
-              <w:t>, JSP, JDBC, CDI)</w:t>
+              <w:t>Plataforma empresarial (Servlets, JSP, JDBC, CDI)</w:t>
             </w:r>
           </w:p>
         </w:tc>
@@ -12406,39 +10587,7 @@
                 <w:sz w:val="20"/>
                 <w:lang w:val="es-PE"/>
               </w:rPr>
-              <w:t xml:space="preserve">Páginas dinámicas </w:t>
-            </w:r>
-            <w:proofErr w:type="gramStart"/>
-            <w:r>
-              <w:rPr>
-                <w:sz w:val="20"/>
-                <w:lang w:val="es-PE"/>
-              </w:rPr>
-              <w:t>server</w:t>
-            </w:r>
-            <w:proofErr w:type="gramEnd"/>
-            <w:r>
-              <w:rPr>
-                <w:sz w:val="20"/>
-                <w:lang w:val="es-PE"/>
-              </w:rPr>
-              <w:t>-</w:t>
-            </w:r>
-            <w:proofErr w:type="spellStart"/>
-            <w:r>
-              <w:rPr>
-                <w:sz w:val="20"/>
-                <w:lang w:val="es-PE"/>
-              </w:rPr>
-              <w:t>side</w:t>
-            </w:r>
-            <w:proofErr w:type="spellEnd"/>
-            <w:r>
-              <w:rPr>
-                <w:sz w:val="20"/>
-                <w:lang w:val="es-PE"/>
-              </w:rPr>
-              <w:t xml:space="preserve"> para las vistas</w:t>
+              <w:t>Páginas dinámicas server-side para las vistas</w:t>
             </w:r>
           </w:p>
         </w:tc>
@@ -13380,23 +11529,7 @@
                 <w:sz w:val="20"/>
                 <w:lang w:val="es-PE"/>
               </w:rPr>
-              <w:t xml:space="preserve">Contenedor Servlet/JSP compatible </w:t>
-            </w:r>
-            <w:proofErr w:type="spellStart"/>
-            <w:r>
-              <w:rPr>
-                <w:sz w:val="20"/>
-                <w:lang w:val="es-PE"/>
-              </w:rPr>
-              <w:t>Jakarta</w:t>
-            </w:r>
-            <w:proofErr w:type="spellEnd"/>
-            <w:r>
-              <w:rPr>
-                <w:sz w:val="20"/>
-                <w:lang w:val="es-PE"/>
-              </w:rPr>
-              <w:t xml:space="preserve"> EE 10</w:t>
+              <w:t>Contenedor Servlet/JSP compatible Jakarta EE 10</w:t>
             </w:r>
           </w:p>
         </w:tc>
@@ -13705,17 +11838,8 @@
                 <w:sz w:val="20"/>
                 <w:lang w:val="es-PE"/>
               </w:rPr>
-              <w:t xml:space="preserve">Aislamiento de acceso a datos con interfaces + </w:t>
-            </w:r>
-            <w:proofErr w:type="spellStart"/>
-            <w:r>
-              <w:rPr>
-                <w:sz w:val="20"/>
-                <w:lang w:val="es-PE"/>
-              </w:rPr>
-              <w:t>impl</w:t>
-            </w:r>
-            <w:proofErr w:type="spellEnd"/>
+              <w:t>Aislamiento de acceso a datos con interfaces + impl</w:t>
+            </w:r>
           </w:p>
         </w:tc>
       </w:tr>
@@ -13874,21 +11998,12 @@
                 <w:lang w:val="es-PE"/>
               </w:rPr>
             </w:pPr>
-            <w:proofErr w:type="spellStart"/>
             <w:r>
               <w:rPr>
                 <w:sz w:val="20"/>
                 <w:lang w:val="es-PE"/>
               </w:rPr>
-              <w:t>Helper</w:t>
-            </w:r>
-            <w:proofErr w:type="spellEnd"/>
-            <w:r>
-              <w:rPr>
-                <w:sz w:val="20"/>
-                <w:lang w:val="es-PE"/>
-              </w:rPr>
-              <w:t xml:space="preserve"> de conexión a BD único</w:t>
+              <w:t>Helper de conexión a BD único</w:t>
             </w:r>
           </w:p>
         </w:tc>
@@ -14020,23 +12135,7 @@
                 <w:sz w:val="20"/>
                 <w:lang w:val="es-PE"/>
               </w:rPr>
-              <w:t xml:space="preserve">Marco ágil con </w:t>
-            </w:r>
-            <w:proofErr w:type="spellStart"/>
-            <w:r>
-              <w:rPr>
-                <w:sz w:val="20"/>
-                <w:lang w:val="es-PE"/>
-              </w:rPr>
-              <w:t>sprints</w:t>
-            </w:r>
-            <w:proofErr w:type="spellEnd"/>
-            <w:r>
-              <w:rPr>
-                <w:sz w:val="20"/>
-                <w:lang w:val="es-PE"/>
-              </w:rPr>
-              <w:t xml:space="preserve"> de 2 semanas</w:t>
+              <w:t>Marco ágil con sprints de 2 semanas</w:t>
             </w:r>
           </w:p>
         </w:tc>
@@ -14310,21 +12409,8 @@
         <w:pStyle w:val="Ttulo3"/>
       </w:pPr>
       <w:r>
-        <w:t xml:space="preserve">2.6.6. </w:t>
-      </w:r>
-      <w:proofErr w:type="spellStart"/>
-      <w:r>
-        <w:t>Entorno</w:t>
-      </w:r>
-      <w:proofErr w:type="spellEnd"/>
-      <w:r>
-        <w:t xml:space="preserve"> de </w:t>
-      </w:r>
-      <w:proofErr w:type="spellStart"/>
-      <w:r>
-        <w:t>desarrollo</w:t>
-      </w:r>
-      <w:proofErr w:type="spellEnd"/>
+        <w:t>2.6.6. Entorno de desarrollo</w:t>
+      </w:r>
     </w:p>
     <w:tbl>
       <w:tblPr>
@@ -14859,17 +12945,8 @@
           <w:lang w:val="es-PE"/>
         </w:rPr>
         <w:lastRenderedPageBreak/>
-        <w:t xml:space="preserve">Capítulo III: </w:t>
-      </w:r>
-      <w:proofErr w:type="spellStart"/>
-      <w:r>
-        <w:rPr>
-          <w:color w:val="FF6B00"/>
-          <w:lang w:val="es-PE"/>
-        </w:rPr>
-        <w:t>Backend</w:t>
-      </w:r>
-      <w:proofErr w:type="spellEnd"/>
+        <w:t>Capítulo III: Backend</w:t>
+      </w:r>
     </w:p>
     <w:p>
       <w:pPr>
@@ -14890,62 +12967,10 @@
         <w:rPr>
           <w:lang w:val="es-PE"/>
         </w:rPr>
-        <w:t xml:space="preserve">El diagrama de clases del sistema </w:t>
-      </w:r>
-      <w:proofErr w:type="spellStart"/>
-      <w:r>
-        <w:rPr>
-          <w:lang w:val="es-PE"/>
-        </w:rPr>
-        <w:t>GymMax</w:t>
-      </w:r>
-      <w:proofErr w:type="spellEnd"/>
-      <w:r>
-        <w:rPr>
-          <w:lang w:val="es-PE"/>
-        </w:rPr>
-        <w:t xml:space="preserve"> se organiza bajo la arquitectura por capas MVC + DAO + </w:t>
-      </w:r>
-      <w:proofErr w:type="spellStart"/>
-      <w:r>
-        <w:rPr>
-          <w:lang w:val="es-PE"/>
-        </w:rPr>
-        <w:t>Facade</w:t>
-      </w:r>
-      <w:proofErr w:type="spellEnd"/>
-      <w:r>
-        <w:rPr>
-          <w:lang w:val="es-PE"/>
-        </w:rPr>
-        <w:t xml:space="preserve">. </w:t>
-      </w:r>
-      <w:r>
-        <w:t xml:space="preserve">La </w:t>
-      </w:r>
-      <w:proofErr w:type="spellStart"/>
-      <w:r>
-        <w:t>estructura</w:t>
-      </w:r>
-      <w:proofErr w:type="spellEnd"/>
-      <w:r>
-        <w:t xml:space="preserve"> </w:t>
-      </w:r>
-      <w:proofErr w:type="spellStart"/>
-      <w:r>
-        <w:t>completa</w:t>
-      </w:r>
-      <w:proofErr w:type="spellEnd"/>
-      <w:r>
-        <w:t xml:space="preserve"> </w:t>
-      </w:r>
-      <w:proofErr w:type="spellStart"/>
-      <w:r>
-        <w:t>cuenta</w:t>
-      </w:r>
-      <w:proofErr w:type="spellEnd"/>
-      <w:r>
-        <w:t xml:space="preserve"> con 39 clases distribuidas en 5 paquetes:</w:t>
+        <w:t xml:space="preserve">El diagrama de clases del sistema GymMax se organiza bajo la arquitectura por capas MVC + DAO + Facade. </w:t>
+      </w:r>
+      <w:r>
+        <w:t>La estructura completa cuenta con 39 clases distribuidas en 5 paquetes:</w:t>
       </w:r>
     </w:p>
     <w:p>
@@ -14969,114 +12994,196 @@
           <w:lang w:val="es-PE"/>
         </w:rPr>
       </w:pPr>
-      <w:proofErr w:type="spellStart"/>
-      <w:proofErr w:type="gramStart"/>
       <w:r>
         <w:rPr>
           <w:b/>
           <w:lang w:val="es-PE"/>
         </w:rPr>
-        <w:t>com.gymmax</w:t>
-      </w:r>
-      <w:proofErr w:type="gramEnd"/>
+        <w:t>com.gymmax.controller:</w:t>
+      </w:r>
+      <w:r>
+        <w:rPr>
+          <w:lang w:val="es-PE"/>
+        </w:rPr>
+        <w:t xml:space="preserve"> 5 Servlets que actúan como controladores (Auth, Socio, Reserva, Membresia, Admin).</w:t>
+      </w:r>
+    </w:p>
+    <w:p>
+      <w:pPr>
+        <w:pStyle w:val="Listaconvietas"/>
+      </w:pPr>
       <w:r>
         <w:rPr>
           <w:b/>
-          <w:lang w:val="es-PE"/>
-        </w:rPr>
-        <w:t>.controller</w:t>
-      </w:r>
-      <w:proofErr w:type="spellEnd"/>
+        </w:rPr>
+        <w:t>com.gymmax.dao:</w:t>
+      </w:r>
+      <w:r>
+        <w:t xml:space="preserve"> 9 interfaces DAO (I*DAO) + 9 implementaciones DAO (*DAOImpl).</w:t>
+      </w:r>
+    </w:p>
+    <w:p>
+      <w:pPr>
+        <w:pStyle w:val="Listaconvietas"/>
+        <w:rPr>
+          <w:lang w:val="es-PE"/>
+        </w:rPr>
+      </w:pPr>
       <w:r>
         <w:rPr>
           <w:b/>
           <w:lang w:val="es-PE"/>
         </w:rPr>
-        <w:t>:</w:t>
-      </w:r>
-      <w:r>
-        <w:rPr>
-          <w:lang w:val="es-PE"/>
-        </w:rPr>
-        <w:t xml:space="preserve"> 5 </w:t>
-      </w:r>
-      <w:proofErr w:type="spellStart"/>
-      <w:r>
-        <w:rPr>
-          <w:lang w:val="es-PE"/>
-        </w:rPr>
-        <w:t>Servlets</w:t>
-      </w:r>
-      <w:proofErr w:type="spellEnd"/>
-      <w:r>
-        <w:rPr>
-          <w:lang w:val="es-PE"/>
-        </w:rPr>
-        <w:t xml:space="preserve"> que actúan como controladores (</w:t>
-      </w:r>
-      <w:proofErr w:type="spellStart"/>
-      <w:r>
-        <w:rPr>
-          <w:lang w:val="es-PE"/>
-        </w:rPr>
-        <w:t>Auth</w:t>
-      </w:r>
-      <w:proofErr w:type="spellEnd"/>
-      <w:r>
-        <w:rPr>
-          <w:lang w:val="es-PE"/>
-        </w:rPr>
-        <w:t xml:space="preserve">, Socio, Reserva, </w:t>
-      </w:r>
-      <w:proofErr w:type="spellStart"/>
-      <w:r>
-        <w:rPr>
-          <w:lang w:val="es-PE"/>
-        </w:rPr>
-        <w:t>Membresia</w:t>
-      </w:r>
-      <w:proofErr w:type="spellEnd"/>
-      <w:r>
-        <w:rPr>
-          <w:lang w:val="es-PE"/>
-        </w:rPr>
-        <w:t xml:space="preserve">, </w:t>
-      </w:r>
-      <w:proofErr w:type="spellStart"/>
-      <w:r>
-        <w:rPr>
-          <w:lang w:val="es-PE"/>
-        </w:rPr>
-        <w:t>Admin</w:t>
-      </w:r>
-      <w:proofErr w:type="spellEnd"/>
-      <w:r>
-        <w:rPr>
-          <w:lang w:val="es-PE"/>
-        </w:rPr>
-        <w:t>).</w:t>
+        <w:t>com.gymmax.dto:</w:t>
+      </w:r>
+      <w:r>
+        <w:rPr>
+          <w:lang w:val="es-PE"/>
+        </w:rPr>
+        <w:t xml:space="preserve"> 10 clases POJO (Usuario, Socio, Plan, Membresia, Pago, Sede, Clase, HorarioClase, Reserva, Asistencia).</w:t>
       </w:r>
     </w:p>
     <w:p>
       <w:pPr>
         <w:pStyle w:val="Listaconvietas"/>
-      </w:pPr>
-      <w:proofErr w:type="spellStart"/>
+        <w:rPr>
+          <w:lang w:val="es-PE"/>
+        </w:rPr>
+      </w:pPr>
       <w:r>
         <w:rPr>
           <w:b/>
-        </w:rPr>
-        <w:t>com.gymmax.dao</w:t>
-      </w:r>
-      <w:proofErr w:type="spellEnd"/>
+          <w:lang w:val="es-PE"/>
+        </w:rPr>
+        <w:t>com.gymmax.facade:</w:t>
+      </w:r>
+      <w:r>
+        <w:rPr>
+          <w:lang w:val="es-PE"/>
+        </w:rPr>
+        <w:t xml:space="preserve"> 5 Facades que orquestan reglas de negocio (Auth, Socio, Reserva, Membresia, Admin).</w:t>
+      </w:r>
+    </w:p>
+    <w:p>
+      <w:pPr>
+        <w:rPr>
+          <w:lang w:val="es-PE"/>
+        </w:rPr>
+      </w:pPr>
+      <w:r>
+        <w:rPr>
+          <w:lang w:val="es-PE"/>
+        </w:rPr>
+        <w:drawing>
+          <wp:inline distT="0" distB="0" distL="0" distR="0" wp14:anchorId="1458D94C" wp14:editId="399E4ADD">
+            <wp:extent cx="5612130" cy="2687955"/>
+            <wp:effectExtent l="0" t="0" r="7620" b="0"/>
+            <wp:docPr id="1139886491" name="Imagen 1" descr="Tabla&#10;&#10;El contenido generado por IA puede ser incorrecto."/>
+            <wp:cNvGraphicFramePr>
+              <a:graphicFrameLocks xmlns:a="http://schemas.openxmlformats.org/drawingml/2006/main" noChangeAspect="1"/>
+            </wp:cNvGraphicFramePr>
+            <a:graphic xmlns:a="http://schemas.openxmlformats.org/drawingml/2006/main">
+              <a:graphicData uri="http://schemas.openxmlformats.org/drawingml/2006/picture">
+                <pic:pic xmlns:pic="http://schemas.openxmlformats.org/drawingml/2006/picture">
+                  <pic:nvPicPr>
+                    <pic:cNvPr id="1139886491" name="Imagen 1" descr="Tabla&#10;&#10;El contenido generado por IA puede ser incorrecto."/>
+                    <pic:cNvPicPr/>
+                  </pic:nvPicPr>
+                  <pic:blipFill>
+                    <a:blip r:embed="rId22"/>
+                    <a:stretch>
+                      <a:fillRect/>
+                    </a:stretch>
+                  </pic:blipFill>
+                  <pic:spPr>
+                    <a:xfrm>
+                      <a:off x="0" y="0"/>
+                      <a:ext cx="5612130" cy="2687955"/>
+                    </a:xfrm>
+                    <a:prstGeom prst="rect">
+                      <a:avLst/>
+                    </a:prstGeom>
+                  </pic:spPr>
+                </pic:pic>
+              </a:graphicData>
+            </a:graphic>
+          </wp:inline>
+        </w:drawing>
+      </w:r>
+    </w:p>
+    <w:p>
+      <w:pPr>
+        <w:rPr>
+          <w:lang w:val="es-PE"/>
+        </w:rPr>
+      </w:pPr>
+      <w:r>
+        <w:rPr>
+          <w:lang w:val="es-PE"/>
+        </w:rPr>
+        <w:lastRenderedPageBreak/>
+        <w:drawing>
+          <wp:inline distT="0" distB="0" distL="0" distR="0" wp14:anchorId="1FEAC1C5" wp14:editId="5D4BC692">
+            <wp:extent cx="5612130" cy="3738245"/>
+            <wp:effectExtent l="0" t="0" r="7620" b="0"/>
+            <wp:docPr id="854209801" name="Imagen 1" descr="Interfaz de usuario gráfica, Aplicación&#10;&#10;El contenido generado por IA puede ser incorrecto."/>
+            <wp:cNvGraphicFramePr>
+              <a:graphicFrameLocks xmlns:a="http://schemas.openxmlformats.org/drawingml/2006/main" noChangeAspect="1"/>
+            </wp:cNvGraphicFramePr>
+            <a:graphic xmlns:a="http://schemas.openxmlformats.org/drawingml/2006/main">
+              <a:graphicData uri="http://schemas.openxmlformats.org/drawingml/2006/picture">
+                <pic:pic xmlns:pic="http://schemas.openxmlformats.org/drawingml/2006/picture">
+                  <pic:nvPicPr>
+                    <pic:cNvPr id="854209801" name="Imagen 1" descr="Interfaz de usuario gráfica, Aplicación&#10;&#10;El contenido generado por IA puede ser incorrecto."/>
+                    <pic:cNvPicPr/>
+                  </pic:nvPicPr>
+                  <pic:blipFill>
+                    <a:blip r:embed="rId23"/>
+                    <a:stretch>
+                      <a:fillRect/>
+                    </a:stretch>
+                  </pic:blipFill>
+                  <pic:spPr>
+                    <a:xfrm>
+                      <a:off x="0" y="0"/>
+                      <a:ext cx="5612130" cy="3738245"/>
+                    </a:xfrm>
+                    <a:prstGeom prst="rect">
+                      <a:avLst/>
+                    </a:prstGeom>
+                  </pic:spPr>
+                </pic:pic>
+              </a:graphicData>
+            </a:graphic>
+          </wp:inline>
+        </w:drawing>
+      </w:r>
+      <w:r>
+        <w:rPr>
+          <w:lang w:val="es-PE"/>
+        </w:rPr>
+        <w:t>Sugerencia: dividir el diagrama en 3 partes para mayor legibilidad:</w:t>
+      </w:r>
+    </w:p>
+    <w:p>
+      <w:pPr>
+        <w:pStyle w:val="Listaconvietas"/>
+        <w:rPr>
+          <w:lang w:val="es-PE"/>
+        </w:rPr>
+      </w:pPr>
       <w:r>
         <w:rPr>
           <w:b/>
-        </w:rPr>
-        <w:t>:</w:t>
-      </w:r>
-      <w:r>
-        <w:t xml:space="preserve"> 9 interfaces DAO (I*DAO) + 9 implementaciones DAO (*DAOImpl).</w:t>
+          <w:lang w:val="es-PE"/>
+        </w:rPr>
+        <w:t>Diagrama 1 (DTOs):</w:t>
+      </w:r>
+      <w:r>
+        <w:rPr>
+          <w:lang w:val="es-PE"/>
+        </w:rPr>
+        <w:t xml:space="preserve"> Las 10 clases DTO con sus asociaciones.</w:t>
       </w:r>
     </w:p>
     <w:p>
@@ -15086,333 +13193,39 @@
           <w:lang w:val="es-PE"/>
         </w:rPr>
       </w:pPr>
-      <w:proofErr w:type="spellStart"/>
       <w:r>
         <w:rPr>
           <w:b/>
           <w:lang w:val="es-PE"/>
         </w:rPr>
-        <w:t>com.gymmax.dto</w:t>
-      </w:r>
-      <w:proofErr w:type="spellEnd"/>
+        <w:t>Diagrama 2 (DAOs):</w:t>
+      </w:r>
+      <w:r>
+        <w:rPr>
+          <w:lang w:val="es-PE"/>
+        </w:rPr>
+        <w:t xml:space="preserve"> Las 9 interfaces y sus 9 implementaciones DAO.</w:t>
+      </w:r>
+    </w:p>
+    <w:p>
+      <w:pPr>
+        <w:pStyle w:val="Listaconvietas"/>
+        <w:rPr>
+          <w:lang w:val="es-PE"/>
+        </w:rPr>
+      </w:pPr>
       <w:r>
         <w:rPr>
           <w:b/>
           <w:lang w:val="es-PE"/>
         </w:rPr>
-        <w:t>:</w:t>
-      </w:r>
-      <w:r>
-        <w:rPr>
-          <w:lang w:val="es-PE"/>
-        </w:rPr>
-        <w:t xml:space="preserve"> 10 clases POJO (Usuario, Socio, Plan, </w:t>
-      </w:r>
-      <w:proofErr w:type="spellStart"/>
-      <w:r>
-        <w:rPr>
-          <w:lang w:val="es-PE"/>
-        </w:rPr>
-        <w:t>Membresia</w:t>
-      </w:r>
-      <w:proofErr w:type="spellEnd"/>
-      <w:r>
-        <w:rPr>
-          <w:lang w:val="es-PE"/>
-        </w:rPr>
-        <w:t xml:space="preserve">, Pago, Sede, Clase, </w:t>
-      </w:r>
-      <w:proofErr w:type="spellStart"/>
-      <w:r>
-        <w:rPr>
-          <w:lang w:val="es-PE"/>
-        </w:rPr>
-        <w:t>HorarioClase</w:t>
-      </w:r>
-      <w:proofErr w:type="spellEnd"/>
-      <w:r>
-        <w:rPr>
-          <w:lang w:val="es-PE"/>
-        </w:rPr>
-        <w:t>, Reserva, Asistencia).</w:t>
-      </w:r>
-    </w:p>
-    <w:p>
-      <w:pPr>
-        <w:pStyle w:val="Listaconvietas"/>
-        <w:rPr>
-          <w:lang w:val="es-PE"/>
-        </w:rPr>
-      </w:pPr>
-      <w:proofErr w:type="spellStart"/>
-      <w:proofErr w:type="gramStart"/>
-      <w:r>
-        <w:rPr>
-          <w:b/>
-          <w:lang w:val="es-PE"/>
-        </w:rPr>
-        <w:t>com.gymmax</w:t>
-      </w:r>
-      <w:proofErr w:type="gramEnd"/>
-      <w:r>
-        <w:rPr>
-          <w:b/>
-          <w:lang w:val="es-PE"/>
-        </w:rPr>
-        <w:t>.facade</w:t>
-      </w:r>
-      <w:proofErr w:type="spellEnd"/>
-      <w:r>
-        <w:rPr>
-          <w:b/>
-          <w:lang w:val="es-PE"/>
-        </w:rPr>
-        <w:t>:</w:t>
-      </w:r>
-      <w:r>
-        <w:rPr>
-          <w:lang w:val="es-PE"/>
-        </w:rPr>
-        <w:t xml:space="preserve"> 5 </w:t>
-      </w:r>
-      <w:proofErr w:type="spellStart"/>
-      <w:r>
-        <w:rPr>
-          <w:lang w:val="es-PE"/>
-        </w:rPr>
-        <w:t>Facades</w:t>
-      </w:r>
-      <w:proofErr w:type="spellEnd"/>
-      <w:r>
-        <w:rPr>
-          <w:lang w:val="es-PE"/>
-        </w:rPr>
-        <w:t xml:space="preserve"> que orquestan reglas de negocio (</w:t>
-      </w:r>
-      <w:proofErr w:type="spellStart"/>
-      <w:r>
-        <w:rPr>
-          <w:lang w:val="es-PE"/>
-        </w:rPr>
-        <w:t>Auth</w:t>
-      </w:r>
-      <w:proofErr w:type="spellEnd"/>
-      <w:r>
-        <w:rPr>
-          <w:lang w:val="es-PE"/>
-        </w:rPr>
-        <w:t xml:space="preserve">, Socio, Reserva, </w:t>
-      </w:r>
-      <w:proofErr w:type="spellStart"/>
-      <w:r>
-        <w:rPr>
-          <w:lang w:val="es-PE"/>
-        </w:rPr>
-        <w:t>Membresia</w:t>
-      </w:r>
-      <w:proofErr w:type="spellEnd"/>
-      <w:r>
-        <w:rPr>
-          <w:lang w:val="es-PE"/>
-        </w:rPr>
-        <w:t xml:space="preserve">, </w:t>
-      </w:r>
-      <w:proofErr w:type="spellStart"/>
-      <w:r>
-        <w:rPr>
-          <w:lang w:val="es-PE"/>
-        </w:rPr>
-        <w:t>Admin</w:t>
-      </w:r>
-      <w:proofErr w:type="spellEnd"/>
-      <w:r>
-        <w:rPr>
-          <w:lang w:val="es-PE"/>
-        </w:rPr>
-        <w:t>).</w:t>
-      </w:r>
-    </w:p>
-    <w:p>
-      <w:pPr>
-        <w:rPr>
-          <w:lang w:val="es-PE"/>
-        </w:rPr>
-      </w:pPr>
-      <w:r>
-        <w:rPr>
-          <w:i/>
-          <w:color w:val="555555"/>
-          <w:lang w:val="es-PE"/>
-        </w:rPr>
-        <w:t>[INSERTAR AQUÍ captura del diagrama de clases UML hecho en Lucid Chart]</w:t>
-      </w:r>
-    </w:p>
-    <w:p>
-      <w:pPr>
-        <w:rPr>
-          <w:lang w:val="es-PE"/>
-        </w:rPr>
-      </w:pPr>
-      <w:r>
-        <w:rPr>
-          <w:lang w:val="es-PE"/>
-        </w:rPr>
-        <w:t>Sugerencia: dividir el diagrama en 3 partes para mayor legibilidad:</w:t>
-      </w:r>
-    </w:p>
-    <w:p>
-      <w:pPr>
-        <w:pStyle w:val="Listaconvietas"/>
-        <w:rPr>
-          <w:lang w:val="es-PE"/>
-        </w:rPr>
-      </w:pPr>
-      <w:r>
-        <w:rPr>
-          <w:b/>
-          <w:lang w:val="es-PE"/>
-        </w:rPr>
-        <w:t>Diagrama 1 (</w:t>
-      </w:r>
-      <w:proofErr w:type="spellStart"/>
-      <w:r>
-        <w:rPr>
-          <w:b/>
-          <w:lang w:val="es-PE"/>
-        </w:rPr>
-        <w:t>DTOs</w:t>
-      </w:r>
-      <w:proofErr w:type="spellEnd"/>
-      <w:r>
-        <w:rPr>
-          <w:b/>
-          <w:lang w:val="es-PE"/>
-        </w:rPr>
-        <w:t>):</w:t>
-      </w:r>
-      <w:r>
-        <w:rPr>
-          <w:lang w:val="es-PE"/>
-        </w:rPr>
-        <w:t xml:space="preserve"> Las 10 clases DTO con sus asociaciones.</w:t>
-      </w:r>
-    </w:p>
-    <w:p>
-      <w:pPr>
-        <w:pStyle w:val="Listaconvietas"/>
-        <w:rPr>
-          <w:lang w:val="es-PE"/>
-        </w:rPr>
-      </w:pPr>
-      <w:r>
-        <w:rPr>
-          <w:b/>
-          <w:lang w:val="es-PE"/>
-        </w:rPr>
-        <w:t>Diagrama 2 (</w:t>
-      </w:r>
-      <w:proofErr w:type="spellStart"/>
-      <w:r>
-        <w:rPr>
-          <w:b/>
-          <w:lang w:val="es-PE"/>
-        </w:rPr>
-        <w:t>DAOs</w:t>
-      </w:r>
-      <w:proofErr w:type="spellEnd"/>
-      <w:r>
-        <w:rPr>
-          <w:b/>
-          <w:lang w:val="es-PE"/>
-        </w:rPr>
-        <w:t>):</w:t>
-      </w:r>
-      <w:r>
-        <w:rPr>
-          <w:lang w:val="es-PE"/>
-        </w:rPr>
-        <w:t xml:space="preserve"> Las 9 interfaces y sus 9 implementaciones DAO.</w:t>
-      </w:r>
-    </w:p>
-    <w:p>
-      <w:pPr>
-        <w:pStyle w:val="Listaconvietas"/>
-        <w:rPr>
-          <w:lang w:val="es-PE"/>
-        </w:rPr>
-      </w:pPr>
-      <w:r>
-        <w:rPr>
-          <w:b/>
-          <w:lang w:val="es-PE"/>
-        </w:rPr>
-        <w:t>Diagrama 3 (</w:t>
-      </w:r>
-      <w:proofErr w:type="spellStart"/>
-      <w:r>
-        <w:rPr>
-          <w:b/>
-          <w:lang w:val="es-PE"/>
-        </w:rPr>
-        <w:t>Facades</w:t>
-      </w:r>
-      <w:proofErr w:type="spellEnd"/>
-      <w:r>
-        <w:rPr>
-          <w:b/>
-          <w:lang w:val="es-PE"/>
-        </w:rPr>
-        <w:t xml:space="preserve"> + </w:t>
-      </w:r>
-      <w:proofErr w:type="spellStart"/>
-      <w:r>
-        <w:rPr>
-          <w:b/>
-          <w:lang w:val="es-PE"/>
-        </w:rPr>
-        <w:t>Controllers</w:t>
-      </w:r>
-      <w:proofErr w:type="spellEnd"/>
-      <w:r>
-        <w:rPr>
-          <w:b/>
-          <w:lang w:val="es-PE"/>
-        </w:rPr>
-        <w:t>):</w:t>
-      </w:r>
-      <w:r>
-        <w:rPr>
-          <w:lang w:val="es-PE"/>
-        </w:rPr>
-        <w:t xml:space="preserve"> Las 5 </w:t>
-      </w:r>
-      <w:proofErr w:type="spellStart"/>
-      <w:r>
-        <w:rPr>
-          <w:lang w:val="es-PE"/>
-        </w:rPr>
-        <w:t>Facades</w:t>
-      </w:r>
-      <w:proofErr w:type="spellEnd"/>
-      <w:r>
-        <w:rPr>
-          <w:lang w:val="es-PE"/>
-        </w:rPr>
-        <w:t xml:space="preserve"> y los 5 </w:t>
-      </w:r>
-      <w:proofErr w:type="spellStart"/>
-      <w:r>
-        <w:rPr>
-          <w:lang w:val="es-PE"/>
-        </w:rPr>
-        <w:t>Servlets</w:t>
-      </w:r>
-      <w:proofErr w:type="spellEnd"/>
-      <w:r>
-        <w:rPr>
-          <w:lang w:val="es-PE"/>
-        </w:rPr>
-        <w:t>, con sus dependencias.</w:t>
+        <w:t>Diagrama 3 (Facades + Controllers):</w:t>
+      </w:r>
+      <w:r>
+        <w:rPr>
+          <w:lang w:val="es-PE"/>
+        </w:rPr>
+        <w:t xml:space="preserve"> Las 5 Facades y los 5 Servlets, con sus dependencias.</w:t>
       </w:r>
     </w:p>
     <w:p>
@@ -15453,21 +13266,7 @@
         <w:rPr>
           <w:lang w:val="es-PE"/>
         </w:rPr>
-        <w:t xml:space="preserve">A </w:t>
-      </w:r>
-      <w:proofErr w:type="gramStart"/>
-      <w:r>
-        <w:rPr>
-          <w:lang w:val="es-PE"/>
-        </w:rPr>
-        <w:t>continuación</w:t>
-      </w:r>
-      <w:proofErr w:type="gramEnd"/>
-      <w:r>
-        <w:rPr>
-          <w:lang w:val="es-PE"/>
-        </w:rPr>
-        <w:t xml:space="preserve"> se describe cada clase del sistema con sus atributos principales, tipos de dato y responsabilidades.</w:t>
+        <w:t>A continuación se describe cada clase del sistema con sus atributos principales, tipos de dato y responsabilidades.</w:t>
       </w:r>
     </w:p>
     <w:p>
@@ -15760,47 +13559,11 @@
               </w:rPr>
               <w:t xml:space="preserve">Contrato vigente entre socio y plan. </w:t>
             </w:r>
-            <w:proofErr w:type="spellStart"/>
-            <w:r>
-              <w:rPr>
-                <w:sz w:val="20"/>
-              </w:rPr>
-              <w:t>Métodos</w:t>
-            </w:r>
-            <w:proofErr w:type="spellEnd"/>
-            <w:r>
-              <w:rPr>
-                <w:sz w:val="20"/>
-              </w:rPr>
-              <w:t xml:space="preserve">: </w:t>
-            </w:r>
-            <w:proofErr w:type="spellStart"/>
-            <w:r>
-              <w:rPr>
-                <w:sz w:val="20"/>
-              </w:rPr>
-              <w:t>isVigente</w:t>
-            </w:r>
-            <w:proofErr w:type="spellEnd"/>
-            <w:r>
-              <w:rPr>
-                <w:sz w:val="20"/>
-              </w:rPr>
-              <w:t xml:space="preserve">(), </w:t>
-            </w:r>
-            <w:proofErr w:type="spellStart"/>
-            <w:r>
-              <w:rPr>
-                <w:sz w:val="20"/>
-              </w:rPr>
-              <w:t>diasParaVencer</w:t>
-            </w:r>
-            <w:proofErr w:type="spellEnd"/>
-            <w:r>
-              <w:rPr>
-                <w:sz w:val="20"/>
-              </w:rPr>
-              <w:t>().</w:t>
+            <w:r>
+              <w:rPr>
+                <w:sz w:val="20"/>
+              </w:rPr>
+              <w:t>Métodos: isVigente(), diasParaVencer().</w:t>
             </w:r>
           </w:p>
         </w:tc>
@@ -15870,14 +13633,12 @@
             <w:tcW w:w="2946" w:type="dxa"/>
           </w:tcPr>
           <w:p>
-            <w:proofErr w:type="spellStart"/>
             <w:r>
               <w:rPr>
                 <w:sz w:val="20"/>
               </w:rPr>
               <w:t>Sede</w:t>
             </w:r>
-            <w:proofErr w:type="spellEnd"/>
           </w:p>
         </w:tc>
         <w:tc>
@@ -15978,14 +13739,12 @@
             <w:tcW w:w="2946" w:type="dxa"/>
           </w:tcPr>
           <w:p>
-            <w:proofErr w:type="spellStart"/>
             <w:r>
               <w:rPr>
                 <w:sz w:val="20"/>
               </w:rPr>
               <w:t>HorarioClase</w:t>
             </w:r>
-            <w:proofErr w:type="spellEnd"/>
           </w:p>
         </w:tc>
         <w:tc>
@@ -15999,141 +13758,35 @@
                 <w:lang w:val="es-PE"/>
               </w:rPr>
             </w:pPr>
-            <w:proofErr w:type="spellStart"/>
             <w:r>
               <w:rPr>
                 <w:sz w:val="20"/>
                 <w:lang w:val="es-PE"/>
               </w:rPr>
-              <w:t>idHorario:int</w:t>
-            </w:r>
-            <w:proofErr w:type="spellEnd"/>
+              <w:t>idHorario:int, idClase:int, fechaEspecifica:LocalDate, cupoActual:int, cupoDisponible:int, estado:String</w:t>
+            </w:r>
+          </w:p>
+        </w:tc>
+        <w:tc>
+          <w:tcPr>
+            <w:tcW w:w="2946" w:type="dxa"/>
+          </w:tcPr>
+          <w:p>
+            <w:pPr>
+              <w:cnfStyle w:val="000000010000" w:firstRow="0" w:lastRow="0" w:firstColumn="0" w:lastColumn="0" w:oddVBand="0" w:evenVBand="0" w:oddHBand="0" w:evenHBand="1" w:firstRowFirstColumn="0" w:firstRowLastColumn="0" w:lastRowFirstColumn="0" w:lastRowLastColumn="0"/>
+            </w:pPr>
             <w:r>
               <w:rPr>
                 <w:sz w:val="20"/>
                 <w:lang w:val="es-PE"/>
               </w:rPr>
-              <w:t xml:space="preserve">, </w:t>
-            </w:r>
-            <w:proofErr w:type="spellStart"/>
-            <w:r>
-              <w:rPr>
-                <w:sz w:val="20"/>
-                <w:lang w:val="es-PE"/>
-              </w:rPr>
-              <w:t>idClase:int</w:t>
-            </w:r>
-            <w:proofErr w:type="spellEnd"/>
-            <w:r>
-              <w:rPr>
-                <w:sz w:val="20"/>
-                <w:lang w:val="es-PE"/>
-              </w:rPr>
-              <w:t xml:space="preserve">, </w:t>
-            </w:r>
-            <w:proofErr w:type="spellStart"/>
-            <w:proofErr w:type="gramStart"/>
-            <w:r>
-              <w:rPr>
-                <w:sz w:val="20"/>
-                <w:lang w:val="es-PE"/>
-              </w:rPr>
-              <w:t>fechaEspecifica:LocalDate</w:t>
-            </w:r>
-            <w:proofErr w:type="spellEnd"/>
-            <w:proofErr w:type="gramEnd"/>
-            <w:r>
-              <w:rPr>
-                <w:sz w:val="20"/>
-                <w:lang w:val="es-PE"/>
-              </w:rPr>
-              <w:t xml:space="preserve">, </w:t>
-            </w:r>
-            <w:proofErr w:type="spellStart"/>
-            <w:r>
-              <w:rPr>
-                <w:sz w:val="20"/>
-                <w:lang w:val="es-PE"/>
-              </w:rPr>
-              <w:t>cupoActual:int</w:t>
-            </w:r>
-            <w:proofErr w:type="spellEnd"/>
-            <w:r>
-              <w:rPr>
-                <w:sz w:val="20"/>
-                <w:lang w:val="es-PE"/>
-              </w:rPr>
-              <w:t xml:space="preserve">, </w:t>
-            </w:r>
-            <w:proofErr w:type="spellStart"/>
-            <w:r>
-              <w:rPr>
-                <w:sz w:val="20"/>
-                <w:lang w:val="es-PE"/>
-              </w:rPr>
-              <w:t>cupoDisponible:int</w:t>
-            </w:r>
-            <w:proofErr w:type="spellEnd"/>
-            <w:r>
-              <w:rPr>
-                <w:sz w:val="20"/>
-                <w:lang w:val="es-PE"/>
-              </w:rPr>
-              <w:t xml:space="preserve">, </w:t>
-            </w:r>
-            <w:proofErr w:type="spellStart"/>
-            <w:r>
-              <w:rPr>
-                <w:sz w:val="20"/>
-                <w:lang w:val="es-PE"/>
-              </w:rPr>
-              <w:t>estado:String</w:t>
-            </w:r>
-            <w:proofErr w:type="spellEnd"/>
-          </w:p>
-        </w:tc>
-        <w:tc>
-          <w:tcPr>
-            <w:tcW w:w="2946" w:type="dxa"/>
-          </w:tcPr>
-          <w:p>
-            <w:pPr>
-              <w:cnfStyle w:val="000000010000" w:firstRow="0" w:lastRow="0" w:firstColumn="0" w:lastColumn="0" w:oddVBand="0" w:evenVBand="0" w:oddHBand="0" w:evenHBand="1" w:firstRowFirstColumn="0" w:firstRowLastColumn="0" w:lastRowFirstColumn="0" w:lastRowLastColumn="0"/>
-            </w:pPr>
-            <w:r>
-              <w:rPr>
-                <w:sz w:val="20"/>
-                <w:lang w:val="es-PE"/>
-              </w:rPr>
               <w:t xml:space="preserve">Instancia específica de una clase en fecha concreta. </w:t>
             </w:r>
-            <w:proofErr w:type="spellStart"/>
-            <w:r>
-              <w:rPr>
-                <w:sz w:val="20"/>
-              </w:rPr>
-              <w:t>Método</w:t>
-            </w:r>
-            <w:proofErr w:type="spellEnd"/>
-            <w:r>
-              <w:rPr>
-                <w:sz w:val="20"/>
-              </w:rPr>
-              <w:t xml:space="preserve">: </w:t>
-            </w:r>
-            <w:proofErr w:type="spellStart"/>
-            <w:r>
-              <w:rPr>
-                <w:sz w:val="20"/>
-              </w:rPr>
-              <w:t>hayCupo</w:t>
-            </w:r>
-            <w:proofErr w:type="spellEnd"/>
-            <w:r>
-              <w:rPr>
-                <w:sz w:val="20"/>
-              </w:rPr>
-              <w:t>().</w:t>
+            <w:r>
+              <w:rPr>
+                <w:sz w:val="20"/>
+              </w:rPr>
+              <w:t>Método: hayCupo().</w:t>
             </w:r>
           </w:p>
         </w:tc>
@@ -16195,33 +13848,11 @@
               <w:lastRenderedPageBreak/>
               <w:t xml:space="preserve">Cupo tomado por un socio. </w:t>
             </w:r>
-            <w:proofErr w:type="spellStart"/>
-            <w:r>
-              <w:rPr>
-                <w:sz w:val="20"/>
-              </w:rPr>
-              <w:t>Método</w:t>
-            </w:r>
-            <w:proofErr w:type="spellEnd"/>
-            <w:r>
-              <w:rPr>
-                <w:sz w:val="20"/>
-              </w:rPr>
-              <w:t xml:space="preserve">: </w:t>
-            </w:r>
-            <w:proofErr w:type="spellStart"/>
-            <w:r>
-              <w:rPr>
-                <w:sz w:val="20"/>
-              </w:rPr>
-              <w:t>puedeCancelarse</w:t>
-            </w:r>
-            <w:proofErr w:type="spellEnd"/>
-            <w:r>
-              <w:rPr>
-                <w:sz w:val="20"/>
-              </w:rPr>
-              <w:t>().</w:t>
+            <w:r>
+              <w:rPr>
+                <w:sz w:val="20"/>
+              </w:rPr>
+              <w:t>Método: puedeCancelarse().</w:t>
             </w:r>
           </w:p>
         </w:tc>
@@ -16293,62 +13924,20 @@
         <w:rPr>
           <w:lang w:val="es-PE"/>
         </w:rPr>
-        <w:t>3.2.2. Capa DAO (</w:t>
-      </w:r>
-      <w:proofErr w:type="spellStart"/>
-      <w:r>
-        <w:rPr>
-          <w:lang w:val="es-PE"/>
-        </w:rPr>
-        <w:t>com.gymmax.dao</w:t>
-      </w:r>
-      <w:proofErr w:type="spellEnd"/>
-      <w:r>
-        <w:rPr>
-          <w:lang w:val="es-PE"/>
-        </w:rPr>
-        <w:t>)</w:t>
-      </w:r>
-    </w:p>
-    <w:p>
-      <w:pPr>
-        <w:rPr>
-          <w:lang w:val="es-PE"/>
-        </w:rPr>
-      </w:pPr>
-      <w:r>
-        <w:rPr>
-          <w:lang w:val="es-PE"/>
-        </w:rPr>
-        <w:t>Cada entidad principal cuenta con una interfaz I*DAO que define el contrato CRUD y una implementación *</w:t>
-      </w:r>
-      <w:proofErr w:type="spellStart"/>
-      <w:r>
-        <w:rPr>
-          <w:lang w:val="es-PE"/>
-        </w:rPr>
-        <w:t>DAOImpl</w:t>
-      </w:r>
-      <w:proofErr w:type="spellEnd"/>
-      <w:r>
-        <w:rPr>
-          <w:lang w:val="es-PE"/>
-        </w:rPr>
-        <w:t xml:space="preserve"> que usa JDBC + </w:t>
-      </w:r>
-      <w:proofErr w:type="spellStart"/>
-      <w:r>
-        <w:rPr>
-          <w:lang w:val="es-PE"/>
-        </w:rPr>
-        <w:t>Conexion.getConnection</w:t>
-      </w:r>
-      <w:proofErr w:type="spellEnd"/>
-      <w:r>
-        <w:rPr>
-          <w:lang w:val="es-PE"/>
-        </w:rPr>
-        <w:t>().</w:t>
+        <w:t>3.2.2. Capa DAO (com.gymmax.dao)</w:t>
+      </w:r>
+    </w:p>
+    <w:p>
+      <w:pPr>
+        <w:rPr>
+          <w:lang w:val="es-PE"/>
+        </w:rPr>
+      </w:pPr>
+      <w:r>
+        <w:rPr>
+          <w:lang w:val="es-PE"/>
+        </w:rPr>
+        <w:t>Cada entidad principal cuenta con una interfaz I*DAO que define el contrato CRUD y una implementación *DAOImpl que usa JDBC + Conexion.getConnection().</w:t>
       </w:r>
     </w:p>
     <w:tbl>
@@ -16372,31 +13961,13 @@
             <w:shd w:val="clear" w:color="auto" w:fill="FF6B00"/>
           </w:tcPr>
           <w:p>
-            <w:proofErr w:type="spellStart"/>
             <w:r>
               <w:rPr>
                 <w:color w:val="FFFFFF"/>
                 <w:sz w:val="20"/>
               </w:rPr>
-              <w:t>Interfaz</w:t>
-            </w:r>
-            <w:proofErr w:type="spellEnd"/>
-            <w:r>
-              <w:rPr>
-                <w:color w:val="FFFFFF"/>
-                <w:sz w:val="20"/>
-              </w:rPr>
-              <w:t xml:space="preserve"> / </w:t>
-            </w:r>
-            <w:proofErr w:type="spellStart"/>
-            <w:r>
-              <w:rPr>
-                <w:color w:val="FFFFFF"/>
-                <w:sz w:val="20"/>
-              </w:rPr>
-              <w:t>Implementación</w:t>
-            </w:r>
-            <w:proofErr w:type="spellEnd"/>
+              <w:t>Interfaz / Implementación</w:t>
+            </w:r>
           </w:p>
         </w:tc>
         <w:tc>
@@ -16467,28 +14038,12 @@
             <w:tcW w:w="4419" w:type="dxa"/>
           </w:tcPr>
           <w:p>
-            <w:proofErr w:type="spellStart"/>
-            <w:r>
-              <w:rPr>
-                <w:sz w:val="20"/>
-              </w:rPr>
-              <w:t>ISocioDAO</w:t>
-            </w:r>
-            <w:proofErr w:type="spellEnd"/>
-            <w:r>
-              <w:rPr>
-                <w:sz w:val="20"/>
-              </w:rPr>
-              <w:t xml:space="preserve"> / </w:t>
-            </w:r>
-            <w:proofErr w:type="spellStart"/>
-            <w:r>
-              <w:rPr>
-                <w:sz w:val="20"/>
-              </w:rPr>
-              <w:t>SocioDAOImpl</w:t>
-            </w:r>
-            <w:proofErr w:type="spellEnd"/>
+            <w:r>
+              <w:rPr>
+                <w:sz w:val="20"/>
+              </w:rPr>
+              <w:t>ISocioDAO / SocioDAOImpl</w:t>
+            </w:r>
           </w:p>
         </w:tc>
         <w:tc>
@@ -16522,28 +14077,12 @@
             <w:tcW w:w="4419" w:type="dxa"/>
           </w:tcPr>
           <w:p>
-            <w:proofErr w:type="spellStart"/>
-            <w:r>
-              <w:rPr>
-                <w:sz w:val="20"/>
-              </w:rPr>
-              <w:t>IPlanDAO</w:t>
-            </w:r>
-            <w:proofErr w:type="spellEnd"/>
-            <w:r>
-              <w:rPr>
-                <w:sz w:val="20"/>
-              </w:rPr>
-              <w:t xml:space="preserve"> / </w:t>
-            </w:r>
-            <w:proofErr w:type="spellStart"/>
-            <w:r>
-              <w:rPr>
-                <w:sz w:val="20"/>
-              </w:rPr>
-              <w:t>PlanDAOImpl</w:t>
-            </w:r>
-            <w:proofErr w:type="spellEnd"/>
+            <w:r>
+              <w:rPr>
+                <w:sz w:val="20"/>
+              </w:rPr>
+              <w:t>IPlanDAO / PlanDAOImpl</w:t>
+            </w:r>
           </w:p>
         </w:tc>
         <w:tc>
@@ -16577,28 +14116,12 @@
             <w:tcW w:w="4419" w:type="dxa"/>
           </w:tcPr>
           <w:p>
-            <w:proofErr w:type="spellStart"/>
-            <w:r>
-              <w:rPr>
-                <w:sz w:val="20"/>
-              </w:rPr>
-              <w:t>IMembresiaDAO</w:t>
-            </w:r>
-            <w:proofErr w:type="spellEnd"/>
-            <w:r>
-              <w:rPr>
-                <w:sz w:val="20"/>
-              </w:rPr>
-              <w:t xml:space="preserve"> / </w:t>
-            </w:r>
-            <w:proofErr w:type="spellStart"/>
-            <w:r>
-              <w:rPr>
-                <w:sz w:val="20"/>
-              </w:rPr>
-              <w:t>MembresiaDAOImpl</w:t>
-            </w:r>
-            <w:proofErr w:type="spellEnd"/>
+            <w:r>
+              <w:rPr>
+                <w:sz w:val="20"/>
+              </w:rPr>
+              <w:t>IMembresiaDAO / MembresiaDAOImpl</w:t>
+            </w:r>
           </w:p>
         </w:tc>
         <w:tc>
@@ -16632,28 +14155,12 @@
             <w:tcW w:w="4419" w:type="dxa"/>
           </w:tcPr>
           <w:p>
-            <w:proofErr w:type="spellStart"/>
-            <w:r>
-              <w:rPr>
-                <w:sz w:val="20"/>
-              </w:rPr>
-              <w:t>IPagoDAO</w:t>
-            </w:r>
-            <w:proofErr w:type="spellEnd"/>
-            <w:r>
-              <w:rPr>
-                <w:sz w:val="20"/>
-              </w:rPr>
-              <w:t xml:space="preserve"> / </w:t>
-            </w:r>
-            <w:proofErr w:type="spellStart"/>
-            <w:r>
-              <w:rPr>
-                <w:sz w:val="20"/>
-              </w:rPr>
-              <w:t>PagoDAOImpl</w:t>
-            </w:r>
-            <w:proofErr w:type="spellEnd"/>
+            <w:r>
+              <w:rPr>
+                <w:sz w:val="20"/>
+              </w:rPr>
+              <w:t>IPagoDAO / PagoDAOImpl</w:t>
+            </w:r>
           </w:p>
         </w:tc>
         <w:tc>
@@ -16687,28 +14194,12 @@
             <w:tcW w:w="4419" w:type="dxa"/>
           </w:tcPr>
           <w:p>
-            <w:proofErr w:type="spellStart"/>
-            <w:r>
-              <w:rPr>
-                <w:sz w:val="20"/>
-              </w:rPr>
-              <w:t>ISedeDAO</w:t>
-            </w:r>
-            <w:proofErr w:type="spellEnd"/>
-            <w:r>
-              <w:rPr>
-                <w:sz w:val="20"/>
-              </w:rPr>
-              <w:t xml:space="preserve"> / </w:t>
-            </w:r>
-            <w:proofErr w:type="spellStart"/>
-            <w:r>
-              <w:rPr>
-                <w:sz w:val="20"/>
-              </w:rPr>
-              <w:t>SedeDAOImpl</w:t>
-            </w:r>
-            <w:proofErr w:type="spellEnd"/>
+            <w:r>
+              <w:rPr>
+                <w:sz w:val="20"/>
+              </w:rPr>
+              <w:t>ISedeDAO / SedeDAOImpl</w:t>
+            </w:r>
           </w:p>
         </w:tc>
         <w:tc>
@@ -16777,28 +14268,12 @@
             <w:tcW w:w="4419" w:type="dxa"/>
           </w:tcPr>
           <w:p>
-            <w:proofErr w:type="spellStart"/>
-            <w:r>
-              <w:rPr>
-                <w:sz w:val="20"/>
-              </w:rPr>
-              <w:t>IReservaDAO</w:t>
-            </w:r>
-            <w:proofErr w:type="spellEnd"/>
-            <w:r>
-              <w:rPr>
-                <w:sz w:val="20"/>
-              </w:rPr>
-              <w:t xml:space="preserve"> / </w:t>
-            </w:r>
-            <w:proofErr w:type="spellStart"/>
-            <w:r>
-              <w:rPr>
-                <w:sz w:val="20"/>
-              </w:rPr>
-              <w:t>ReservaDAOImpl</w:t>
-            </w:r>
-            <w:proofErr w:type="spellEnd"/>
+            <w:r>
+              <w:rPr>
+                <w:sz w:val="20"/>
+              </w:rPr>
+              <w:t>IReservaDAO / ReservaDAOImpl</w:t>
+            </w:r>
           </w:p>
         </w:tc>
         <w:tc>
@@ -16832,28 +14307,12 @@
             <w:tcW w:w="4419" w:type="dxa"/>
           </w:tcPr>
           <w:p>
-            <w:proofErr w:type="spellStart"/>
-            <w:r>
-              <w:rPr>
-                <w:sz w:val="20"/>
-              </w:rPr>
-              <w:t>IAsistenciaDAO</w:t>
-            </w:r>
-            <w:proofErr w:type="spellEnd"/>
-            <w:r>
-              <w:rPr>
-                <w:sz w:val="20"/>
-              </w:rPr>
-              <w:t xml:space="preserve"> / </w:t>
-            </w:r>
-            <w:proofErr w:type="spellStart"/>
-            <w:r>
-              <w:rPr>
-                <w:sz w:val="20"/>
-              </w:rPr>
-              <w:t>AsistenciaDAOImpl</w:t>
-            </w:r>
-            <w:proofErr w:type="spellEnd"/>
+            <w:r>
+              <w:rPr>
+                <w:sz w:val="20"/>
+              </w:rPr>
+              <w:t>IAsistenciaDAO / AsistenciaDAOImpl</w:t>
+            </w:r>
           </w:p>
         </w:tc>
         <w:tc>
@@ -16883,15 +14342,7 @@
         <w:pStyle w:val="Ttulo3"/>
       </w:pPr>
       <w:r>
-        <w:t>3.2.3. Capa Facade (</w:t>
-      </w:r>
-      <w:proofErr w:type="spellStart"/>
-      <w:r>
-        <w:t>com.gymmax.facade</w:t>
-      </w:r>
-      <w:proofErr w:type="spellEnd"/>
-      <w:r>
-        <w:t>)</w:t>
+        <w:t>3.2.3. Capa Facade (com.gymmax.facade)</w:t>
       </w:r>
     </w:p>
     <w:tbl>
@@ -16957,14 +14408,12 @@
             <w:tcW w:w="4419" w:type="dxa"/>
           </w:tcPr>
           <w:p>
-            <w:proofErr w:type="spellStart"/>
             <w:r>
               <w:rPr>
                 <w:sz w:val="20"/>
               </w:rPr>
               <w:t>AuthFacade</w:t>
             </w:r>
-            <w:proofErr w:type="spellEnd"/>
           </w:p>
         </w:tc>
         <w:tc>
@@ -16978,126 +14427,12 @@
                 <w:lang w:val="es-PE"/>
               </w:rPr>
             </w:pPr>
-            <w:proofErr w:type="spellStart"/>
-            <w:proofErr w:type="gramStart"/>
             <w:r>
               <w:rPr>
                 <w:sz w:val="20"/>
                 <w:lang w:val="es-PE"/>
               </w:rPr>
-              <w:t>login</w:t>
-            </w:r>
-            <w:proofErr w:type="spellEnd"/>
-            <w:r>
-              <w:rPr>
-                <w:sz w:val="20"/>
-                <w:lang w:val="es-PE"/>
-              </w:rPr>
-              <w:t>(</w:t>
-            </w:r>
-            <w:proofErr w:type="gramEnd"/>
-            <w:r>
-              <w:rPr>
-                <w:sz w:val="20"/>
-                <w:lang w:val="es-PE"/>
-              </w:rPr>
-              <w:t xml:space="preserve">correo, </w:t>
-            </w:r>
-            <w:proofErr w:type="spellStart"/>
-            <w:r>
-              <w:rPr>
-                <w:sz w:val="20"/>
-                <w:lang w:val="es-PE"/>
-              </w:rPr>
-              <w:t>password</w:t>
-            </w:r>
-            <w:proofErr w:type="spellEnd"/>
-            <w:r>
-              <w:rPr>
-                <w:sz w:val="20"/>
-                <w:lang w:val="es-PE"/>
-              </w:rPr>
-              <w:t xml:space="preserve">), </w:t>
-            </w:r>
-            <w:proofErr w:type="spellStart"/>
-            <w:r>
-              <w:rPr>
-                <w:sz w:val="20"/>
-                <w:lang w:val="es-PE"/>
-              </w:rPr>
-              <w:t>registrarSocio</w:t>
-            </w:r>
-            <w:proofErr w:type="spellEnd"/>
-            <w:r>
-              <w:rPr>
-                <w:sz w:val="20"/>
-                <w:lang w:val="es-PE"/>
-              </w:rPr>
-              <w:t xml:space="preserve">(socio, </w:t>
-            </w:r>
-            <w:proofErr w:type="spellStart"/>
-            <w:r>
-              <w:rPr>
-                <w:sz w:val="20"/>
-                <w:lang w:val="es-PE"/>
-              </w:rPr>
-              <w:t>password</w:t>
-            </w:r>
-            <w:proofErr w:type="spellEnd"/>
-            <w:r>
-              <w:rPr>
-                <w:sz w:val="20"/>
-                <w:lang w:val="es-PE"/>
-              </w:rPr>
-              <w:t xml:space="preserve">), </w:t>
-            </w:r>
-            <w:proofErr w:type="spellStart"/>
-            <w:r>
-              <w:rPr>
-                <w:sz w:val="20"/>
-                <w:lang w:val="es-PE"/>
-              </w:rPr>
-              <w:t>recuperarPassword</w:t>
-            </w:r>
-            <w:proofErr w:type="spellEnd"/>
-            <w:r>
-              <w:rPr>
-                <w:sz w:val="20"/>
-                <w:lang w:val="es-PE"/>
-              </w:rPr>
-              <w:t xml:space="preserve">(correo), </w:t>
-            </w:r>
-            <w:proofErr w:type="spellStart"/>
-            <w:r>
-              <w:rPr>
-                <w:sz w:val="20"/>
-                <w:lang w:val="es-PE"/>
-              </w:rPr>
-              <w:t>cambiarPassword</w:t>
-            </w:r>
-            <w:proofErr w:type="spellEnd"/>
-            <w:r>
-              <w:rPr>
-                <w:sz w:val="20"/>
-                <w:lang w:val="es-PE"/>
-              </w:rPr>
-              <w:t>(</w:t>
-            </w:r>
-            <w:proofErr w:type="spellStart"/>
-            <w:r>
-              <w:rPr>
-                <w:sz w:val="20"/>
-                <w:lang w:val="es-PE"/>
-              </w:rPr>
-              <w:t>idUsuario</w:t>
-            </w:r>
-            <w:proofErr w:type="spellEnd"/>
-            <w:r>
-              <w:rPr>
-                <w:sz w:val="20"/>
-                <w:lang w:val="es-PE"/>
-              </w:rPr>
-              <w:t>, nueva)</w:t>
+              <w:t>login(correo, password), registrarSocio(socio, password), recuperarPassword(correo), cambiarPassword(idUsuario, nueva)</w:t>
             </w:r>
           </w:p>
         </w:tc>
@@ -17112,14 +14447,12 @@
             <w:tcW w:w="4419" w:type="dxa"/>
           </w:tcPr>
           <w:p>
-            <w:proofErr w:type="spellStart"/>
             <w:r>
               <w:rPr>
                 <w:sz w:val="20"/>
               </w:rPr>
               <w:t>SocioFacade</w:t>
             </w:r>
-            <w:proofErr w:type="spellEnd"/>
           </w:p>
         </w:tc>
         <w:tc>
@@ -17133,110 +14466,12 @@
                 <w:lang w:val="es-PE"/>
               </w:rPr>
             </w:pPr>
-            <w:proofErr w:type="spellStart"/>
             <w:r>
               <w:rPr>
                 <w:sz w:val="20"/>
                 <w:lang w:val="es-PE"/>
               </w:rPr>
-              <w:t>obtenerDashboard</w:t>
-            </w:r>
-            <w:proofErr w:type="spellEnd"/>
-            <w:r>
-              <w:rPr>
-                <w:sz w:val="20"/>
-                <w:lang w:val="es-PE"/>
-              </w:rPr>
-              <w:t>(</w:t>
-            </w:r>
-            <w:proofErr w:type="spellStart"/>
-            <w:r>
-              <w:rPr>
-                <w:sz w:val="20"/>
-                <w:lang w:val="es-PE"/>
-              </w:rPr>
-              <w:t>idSocio</w:t>
-            </w:r>
-            <w:proofErr w:type="spellEnd"/>
-            <w:r>
-              <w:rPr>
-                <w:sz w:val="20"/>
-                <w:lang w:val="es-PE"/>
-              </w:rPr>
-              <w:t xml:space="preserve">), </w:t>
-            </w:r>
-            <w:proofErr w:type="spellStart"/>
-            <w:proofErr w:type="gramStart"/>
-            <w:r>
-              <w:rPr>
-                <w:sz w:val="20"/>
-                <w:lang w:val="es-PE"/>
-              </w:rPr>
-              <w:t>listarSedes</w:t>
-            </w:r>
-            <w:proofErr w:type="spellEnd"/>
-            <w:r>
-              <w:rPr>
-                <w:sz w:val="20"/>
-                <w:lang w:val="es-PE"/>
-              </w:rPr>
-              <w:t>(</w:t>
-            </w:r>
-            <w:proofErr w:type="gramEnd"/>
-            <w:r>
-              <w:rPr>
-                <w:sz w:val="20"/>
-                <w:lang w:val="es-PE"/>
-              </w:rPr>
-              <w:t xml:space="preserve">), </w:t>
-            </w:r>
-            <w:proofErr w:type="spellStart"/>
-            <w:r>
-              <w:rPr>
-                <w:sz w:val="20"/>
-                <w:lang w:val="es-PE"/>
-              </w:rPr>
-              <w:t>listarSedesPorDistrito</w:t>
-            </w:r>
-            <w:proofErr w:type="spellEnd"/>
-            <w:r>
-              <w:rPr>
-                <w:sz w:val="20"/>
-                <w:lang w:val="es-PE"/>
-              </w:rPr>
-              <w:t xml:space="preserve">(distrito), </w:t>
-            </w:r>
-            <w:proofErr w:type="spellStart"/>
-            <w:r>
-              <w:rPr>
-                <w:sz w:val="20"/>
-                <w:lang w:val="es-PE"/>
-              </w:rPr>
-              <w:t>listarClasesPorSedeFecha</w:t>
-            </w:r>
-            <w:proofErr w:type="spellEnd"/>
-            <w:r>
-              <w:rPr>
-                <w:sz w:val="20"/>
-                <w:lang w:val="es-PE"/>
-              </w:rPr>
-              <w:t>(</w:t>
-            </w:r>
-            <w:proofErr w:type="spellStart"/>
-            <w:r>
-              <w:rPr>
-                <w:sz w:val="20"/>
-                <w:lang w:val="es-PE"/>
-              </w:rPr>
-              <w:t>idSede</w:t>
-            </w:r>
-            <w:proofErr w:type="spellEnd"/>
-            <w:r>
-              <w:rPr>
-                <w:sz w:val="20"/>
-                <w:lang w:val="es-PE"/>
-              </w:rPr>
-              <w:t>, fecha)</w:t>
+              <w:t>obtenerDashboard(idSocio), listarSedes(), listarSedesPorDistrito(distrito), listarClasesPorSedeFecha(idSede, fecha)</w:t>
             </w:r>
           </w:p>
         </w:tc>
@@ -17251,14 +14486,12 @@
             <w:tcW w:w="4419" w:type="dxa"/>
           </w:tcPr>
           <w:p>
-            <w:proofErr w:type="spellStart"/>
             <w:r>
               <w:rPr>
                 <w:sz w:val="20"/>
               </w:rPr>
               <w:t>ReservaFacade</w:t>
             </w:r>
-            <w:proofErr w:type="spellEnd"/>
           </w:p>
         </w:tc>
         <w:tc>
@@ -17272,126 +14505,12 @@
                 <w:lang w:val="es-PE"/>
               </w:rPr>
             </w:pPr>
-            <w:proofErr w:type="gramStart"/>
             <w:r>
               <w:rPr>
                 <w:sz w:val="20"/>
                 <w:lang w:val="es-PE"/>
               </w:rPr>
-              <w:t>reservar(</w:t>
-            </w:r>
-            <w:proofErr w:type="spellStart"/>
-            <w:proofErr w:type="gramEnd"/>
-            <w:r>
-              <w:rPr>
-                <w:sz w:val="20"/>
-                <w:lang w:val="es-PE"/>
-              </w:rPr>
-              <w:t>idSocio</w:t>
-            </w:r>
-            <w:proofErr w:type="spellEnd"/>
-            <w:r>
-              <w:rPr>
-                <w:sz w:val="20"/>
-                <w:lang w:val="es-PE"/>
-              </w:rPr>
-              <w:t xml:space="preserve">, </w:t>
-            </w:r>
-            <w:proofErr w:type="spellStart"/>
-            <w:r>
-              <w:rPr>
-                <w:sz w:val="20"/>
-                <w:lang w:val="es-PE"/>
-              </w:rPr>
-              <w:t>idClase</w:t>
-            </w:r>
-            <w:proofErr w:type="spellEnd"/>
-            <w:r>
-              <w:rPr>
-                <w:sz w:val="20"/>
-                <w:lang w:val="es-PE"/>
-              </w:rPr>
-              <w:t xml:space="preserve">, fecha, hora) — valida </w:t>
-            </w:r>
-            <w:proofErr w:type="spellStart"/>
-            <w:r>
-              <w:rPr>
-                <w:sz w:val="20"/>
-                <w:lang w:val="es-PE"/>
-              </w:rPr>
-              <w:t>membresía+cupos+duplicado</w:t>
-            </w:r>
-            <w:proofErr w:type="spellEnd"/>
-            <w:r>
-              <w:rPr>
-                <w:sz w:val="20"/>
-                <w:lang w:val="es-PE"/>
-              </w:rPr>
-              <w:t xml:space="preserve"> | cancelar(</w:t>
-            </w:r>
-            <w:proofErr w:type="spellStart"/>
-            <w:r>
-              <w:rPr>
-                <w:sz w:val="20"/>
-                <w:lang w:val="es-PE"/>
-              </w:rPr>
-              <w:t>idReserva</w:t>
-            </w:r>
-            <w:proofErr w:type="spellEnd"/>
-            <w:r>
-              <w:rPr>
-                <w:sz w:val="20"/>
-                <w:lang w:val="es-PE"/>
-              </w:rPr>
-              <w:t xml:space="preserve">) — regla 2h | </w:t>
-            </w:r>
-            <w:proofErr w:type="spellStart"/>
-            <w:r>
-              <w:rPr>
-                <w:sz w:val="20"/>
-                <w:lang w:val="es-PE"/>
-              </w:rPr>
-              <w:t>listarMisReservas</w:t>
-            </w:r>
-            <w:proofErr w:type="spellEnd"/>
-            <w:r>
-              <w:rPr>
-                <w:sz w:val="20"/>
-                <w:lang w:val="es-PE"/>
-              </w:rPr>
-              <w:t>(</w:t>
-            </w:r>
-            <w:proofErr w:type="spellStart"/>
-            <w:r>
-              <w:rPr>
-                <w:sz w:val="20"/>
-                <w:lang w:val="es-PE"/>
-              </w:rPr>
-              <w:t>idSocio</w:t>
-            </w:r>
-            <w:proofErr w:type="spellEnd"/>
-            <w:r>
-              <w:rPr>
-                <w:sz w:val="20"/>
-                <w:lang w:val="es-PE"/>
-              </w:rPr>
-              <w:t xml:space="preserve">, </w:t>
-            </w:r>
-            <w:proofErr w:type="spellStart"/>
-            <w:r>
-              <w:rPr>
-                <w:sz w:val="20"/>
-                <w:lang w:val="es-PE"/>
-              </w:rPr>
-              <w:t>soloFuturas</w:t>
-            </w:r>
-            <w:proofErr w:type="spellEnd"/>
-            <w:r>
-              <w:rPr>
-                <w:sz w:val="20"/>
-                <w:lang w:val="es-PE"/>
-              </w:rPr>
-              <w:t>)</w:t>
+              <w:t>reservar(idSocio, idClase, fecha, hora) — valida membresía+cupos+duplicado | cancelar(idReserva) — regla 2h | listarMisReservas(idSocio, soloFuturas)</w:t>
             </w:r>
           </w:p>
         </w:tc>
@@ -17406,14 +14525,12 @@
             <w:tcW w:w="4419" w:type="dxa"/>
           </w:tcPr>
           <w:p>
-            <w:proofErr w:type="spellStart"/>
             <w:r>
               <w:rPr>
                 <w:sz w:val="20"/>
               </w:rPr>
               <w:t>MembresiaFacade</w:t>
             </w:r>
-            <w:proofErr w:type="spellEnd"/>
           </w:p>
         </w:tc>
         <w:tc>
@@ -17427,126 +14544,12 @@
                 <w:lang w:val="es-PE"/>
               </w:rPr>
             </w:pPr>
-            <w:proofErr w:type="gramStart"/>
             <w:r>
               <w:rPr>
                 <w:sz w:val="20"/>
                 <w:lang w:val="es-PE"/>
               </w:rPr>
-              <w:t>contratar(</w:t>
-            </w:r>
-            <w:proofErr w:type="spellStart"/>
-            <w:proofErr w:type="gramEnd"/>
-            <w:r>
-              <w:rPr>
-                <w:sz w:val="20"/>
-                <w:lang w:val="es-PE"/>
-              </w:rPr>
-              <w:t>idSocio</w:t>
-            </w:r>
-            <w:proofErr w:type="spellEnd"/>
-            <w:r>
-              <w:rPr>
-                <w:sz w:val="20"/>
-                <w:lang w:val="es-PE"/>
-              </w:rPr>
-              <w:t xml:space="preserve">, </w:t>
-            </w:r>
-            <w:proofErr w:type="spellStart"/>
-            <w:r>
-              <w:rPr>
-                <w:sz w:val="20"/>
-                <w:lang w:val="es-PE"/>
-              </w:rPr>
-              <w:t>idPlan</w:t>
-            </w:r>
-            <w:proofErr w:type="spellEnd"/>
-            <w:r>
-              <w:rPr>
-                <w:sz w:val="20"/>
-                <w:lang w:val="es-PE"/>
-              </w:rPr>
-              <w:t xml:space="preserve">, </w:t>
-            </w:r>
-            <w:proofErr w:type="spellStart"/>
-            <w:r>
-              <w:rPr>
-                <w:sz w:val="20"/>
-                <w:lang w:val="es-PE"/>
-              </w:rPr>
-              <w:t>metodoPago</w:t>
-            </w:r>
-            <w:proofErr w:type="spellEnd"/>
-            <w:r>
-              <w:rPr>
-                <w:sz w:val="20"/>
-                <w:lang w:val="es-PE"/>
-              </w:rPr>
-              <w:t xml:space="preserve">) — crea </w:t>
-            </w:r>
-            <w:proofErr w:type="spellStart"/>
-            <w:r>
-              <w:rPr>
-                <w:sz w:val="20"/>
-                <w:lang w:val="es-PE"/>
-              </w:rPr>
-              <w:t>Membresia+Pago</w:t>
-            </w:r>
-            <w:proofErr w:type="spellEnd"/>
-            <w:r>
-              <w:rPr>
-                <w:sz w:val="20"/>
-                <w:lang w:val="es-PE"/>
-              </w:rPr>
-              <w:t xml:space="preserve"> en transacción | renovar(</w:t>
-            </w:r>
-            <w:proofErr w:type="spellStart"/>
-            <w:r>
-              <w:rPr>
-                <w:sz w:val="20"/>
-                <w:lang w:val="es-PE"/>
-              </w:rPr>
-              <w:t>idMembresia</w:t>
-            </w:r>
-            <w:proofErr w:type="spellEnd"/>
-            <w:r>
-              <w:rPr>
-                <w:sz w:val="20"/>
-                <w:lang w:val="es-PE"/>
-              </w:rPr>
-              <w:t xml:space="preserve">) | </w:t>
-            </w:r>
-            <w:proofErr w:type="spellStart"/>
-            <w:r>
-              <w:rPr>
-                <w:sz w:val="20"/>
-                <w:lang w:val="es-PE"/>
-              </w:rPr>
-              <w:t>listarHistorialPagos</w:t>
-            </w:r>
-            <w:proofErr w:type="spellEnd"/>
-            <w:r>
-              <w:rPr>
-                <w:sz w:val="20"/>
-                <w:lang w:val="es-PE"/>
-              </w:rPr>
-              <w:t>(</w:t>
-            </w:r>
-            <w:proofErr w:type="spellStart"/>
-            <w:r>
-              <w:rPr>
-                <w:sz w:val="20"/>
-                <w:lang w:val="es-PE"/>
-              </w:rPr>
-              <w:t>idSocio</w:t>
-            </w:r>
-            <w:proofErr w:type="spellEnd"/>
-            <w:r>
-              <w:rPr>
-                <w:sz w:val="20"/>
-                <w:lang w:val="es-PE"/>
-              </w:rPr>
-              <w:t>)</w:t>
+              <w:t>contratar(idSocio, idPlan, metodoPago) — crea Membresia+Pago en transacción | renovar(idMembresia) | listarHistorialPagos(idSocio)</w:t>
             </w:r>
           </w:p>
         </w:tc>
@@ -17561,14 +14564,12 @@
             <w:tcW w:w="4419" w:type="dxa"/>
           </w:tcPr>
           <w:p>
-            <w:proofErr w:type="spellStart"/>
             <w:r>
               <w:rPr>
                 <w:sz w:val="20"/>
               </w:rPr>
               <w:t>AdminFacade</w:t>
             </w:r>
-            <w:proofErr w:type="spellEnd"/>
           </w:p>
         </w:tc>
         <w:tc>
@@ -17582,110 +14583,12 @@
                 <w:lang w:val="es-PE"/>
               </w:rPr>
             </w:pPr>
-            <w:proofErr w:type="spellStart"/>
-            <w:proofErr w:type="gramStart"/>
             <w:r>
               <w:rPr>
                 <w:sz w:val="20"/>
                 <w:lang w:val="es-PE"/>
               </w:rPr>
-              <w:t>obtenerDashboardAdmin</w:t>
-            </w:r>
-            <w:proofErr w:type="spellEnd"/>
-            <w:r>
-              <w:rPr>
-                <w:sz w:val="20"/>
-                <w:lang w:val="es-PE"/>
-              </w:rPr>
-              <w:t>(</w:t>
-            </w:r>
-            <w:proofErr w:type="gramEnd"/>
-            <w:r>
-              <w:rPr>
-                <w:sz w:val="20"/>
-                <w:lang w:val="es-PE"/>
-              </w:rPr>
-              <w:t xml:space="preserve">) — </w:t>
-            </w:r>
-            <w:proofErr w:type="spellStart"/>
-            <w:r>
-              <w:rPr>
-                <w:sz w:val="20"/>
-                <w:lang w:val="es-PE"/>
-              </w:rPr>
-              <w:t>KPIs</w:t>
-            </w:r>
-            <w:proofErr w:type="spellEnd"/>
-            <w:r>
-              <w:rPr>
-                <w:sz w:val="20"/>
-                <w:lang w:val="es-PE"/>
-              </w:rPr>
-              <w:t xml:space="preserve"> | </w:t>
-            </w:r>
-            <w:proofErr w:type="spellStart"/>
-            <w:r>
-              <w:rPr>
-                <w:sz w:val="20"/>
-                <w:lang w:val="es-PE"/>
-              </w:rPr>
-              <w:t>generarReporteIngresos</w:t>
-            </w:r>
-            <w:proofErr w:type="spellEnd"/>
-            <w:r>
-              <w:rPr>
-                <w:sz w:val="20"/>
-                <w:lang w:val="es-PE"/>
-              </w:rPr>
-              <w:t xml:space="preserve">(desde, hasta, </w:t>
-            </w:r>
-            <w:proofErr w:type="spellStart"/>
-            <w:r>
-              <w:rPr>
-                <w:sz w:val="20"/>
-                <w:lang w:val="es-PE"/>
-              </w:rPr>
-              <w:t>idSede</w:t>
-            </w:r>
-            <w:proofErr w:type="spellEnd"/>
-            <w:r>
-              <w:rPr>
-                <w:sz w:val="20"/>
-                <w:lang w:val="es-PE"/>
-              </w:rPr>
-              <w:t xml:space="preserve">) | </w:t>
-            </w:r>
-            <w:proofErr w:type="spellStart"/>
-            <w:r>
-              <w:rPr>
-                <w:sz w:val="20"/>
-                <w:lang w:val="es-PE"/>
-              </w:rPr>
-              <w:t>exportarExcel</w:t>
-            </w:r>
-            <w:proofErr w:type="spellEnd"/>
-            <w:r>
-              <w:rPr>
-                <w:sz w:val="20"/>
-                <w:lang w:val="es-PE"/>
-              </w:rPr>
-              <w:t xml:space="preserve">(reporte) | </w:t>
-            </w:r>
-            <w:proofErr w:type="spellStart"/>
-            <w:r>
-              <w:rPr>
-                <w:sz w:val="20"/>
-                <w:lang w:val="es-PE"/>
-              </w:rPr>
-              <w:t>exportarPDF</w:t>
-            </w:r>
-            <w:proofErr w:type="spellEnd"/>
-            <w:r>
-              <w:rPr>
-                <w:sz w:val="20"/>
-                <w:lang w:val="es-PE"/>
-              </w:rPr>
-              <w:t>(reporte)</w:t>
+              <w:t>obtenerDashboardAdmin() — KPIs | generarReporteIngresos(desde, hasta, idSede) | exportarExcel(reporte) | exportarPDF(reporte)</w:t>
             </w:r>
           </w:p>
         </w:tc>
@@ -17777,85 +14680,12 @@
                 <w:lang w:val="es-PE"/>
               </w:rPr>
             </w:pPr>
-            <w:proofErr w:type="spellStart"/>
             <w:r>
               <w:rPr>
                 <w:sz w:val="20"/>
                 <w:lang w:val="es-PE"/>
               </w:rPr>
-              <w:t>doGet</w:t>
-            </w:r>
-            <w:proofErr w:type="spellEnd"/>
-            <w:r>
-              <w:rPr>
-                <w:sz w:val="20"/>
-                <w:lang w:val="es-PE"/>
-              </w:rPr>
-              <w:t xml:space="preserve">: muestra </w:t>
-            </w:r>
-            <w:proofErr w:type="spellStart"/>
-            <w:r>
-              <w:rPr>
-                <w:sz w:val="20"/>
-                <w:lang w:val="es-PE"/>
-              </w:rPr>
-              <w:t>login</w:t>
-            </w:r>
-            <w:proofErr w:type="spellEnd"/>
-            <w:r>
-              <w:rPr>
-                <w:sz w:val="20"/>
-                <w:lang w:val="es-PE"/>
-              </w:rPr>
-              <w:t xml:space="preserve">/registro. </w:t>
-            </w:r>
-            <w:proofErr w:type="spellStart"/>
-            <w:r>
-              <w:rPr>
-                <w:sz w:val="20"/>
-                <w:lang w:val="es-PE"/>
-              </w:rPr>
-              <w:t>doPost</w:t>
-            </w:r>
-            <w:proofErr w:type="spellEnd"/>
-            <w:r>
-              <w:rPr>
-                <w:sz w:val="20"/>
-                <w:lang w:val="es-PE"/>
-              </w:rPr>
-              <w:t xml:space="preserve">: procesa </w:t>
-            </w:r>
-            <w:proofErr w:type="spellStart"/>
-            <w:r>
-              <w:rPr>
-                <w:sz w:val="20"/>
-                <w:lang w:val="es-PE"/>
-              </w:rPr>
-              <w:t>login</w:t>
-            </w:r>
-            <w:proofErr w:type="spellEnd"/>
-            <w:r>
-              <w:rPr>
-                <w:sz w:val="20"/>
-                <w:lang w:val="es-PE"/>
-              </w:rPr>
-              <w:t xml:space="preserve"> o registro, </w:t>
-            </w:r>
-            <w:proofErr w:type="spellStart"/>
-            <w:r>
-              <w:rPr>
-                <w:sz w:val="20"/>
-                <w:lang w:val="es-PE"/>
-              </w:rPr>
-              <w:t>setea</w:t>
-            </w:r>
-            <w:proofErr w:type="spellEnd"/>
-            <w:r>
-              <w:rPr>
-                <w:sz w:val="20"/>
-                <w:lang w:val="es-PE"/>
-              </w:rPr>
-              <w:t xml:space="preserve"> sesión por rol.</w:t>
+              <w:t>doGet: muestra login/registro. doPost: procesa login o registro, setea sesión por rol.</w:t>
             </w:r>
           </w:p>
         </w:tc>
@@ -17870,27 +14700,11 @@
             <w:tcW w:w="4419" w:type="dxa"/>
           </w:tcPr>
           <w:p>
-            <w:proofErr w:type="spellStart"/>
-            <w:proofErr w:type="gramStart"/>
-            <w:r>
-              <w:rPr>
-                <w:sz w:val="20"/>
-              </w:rPr>
-              <w:t>SocioServlet</w:t>
-            </w:r>
-            <w:proofErr w:type="spellEnd"/>
-            <w:r>
-              <w:rPr>
-                <w:sz w:val="20"/>
-              </w:rPr>
-              <w:t xml:space="preserve"> (@</w:t>
-            </w:r>
-            <w:proofErr w:type="gramEnd"/>
-            <w:r>
-              <w:rPr>
-                <w:sz w:val="20"/>
-              </w:rPr>
-              <w:t>WebServlet("/SocioServlet"))</w:t>
+            <w:r>
+              <w:rPr>
+                <w:sz w:val="20"/>
+              </w:rPr>
+              <w:t>SocioServlet (@WebServlet("/SocioServlet"))</w:t>
             </w:r>
           </w:p>
         </w:tc>
@@ -17905,53 +14719,12 @@
                 <w:lang w:val="es-PE"/>
               </w:rPr>
             </w:pPr>
-            <w:proofErr w:type="spellStart"/>
             <w:r>
               <w:rPr>
                 <w:sz w:val="20"/>
                 <w:lang w:val="es-PE"/>
               </w:rPr>
-              <w:t>doGet</w:t>
-            </w:r>
-            <w:proofErr w:type="spellEnd"/>
-            <w:r>
-              <w:rPr>
-                <w:sz w:val="20"/>
-                <w:lang w:val="es-PE"/>
-              </w:rPr>
-              <w:t xml:space="preserve">: </w:t>
-            </w:r>
-            <w:proofErr w:type="spellStart"/>
-            <w:r>
-              <w:rPr>
-                <w:sz w:val="20"/>
-                <w:lang w:val="es-PE"/>
-              </w:rPr>
-              <w:t>dashboard</w:t>
-            </w:r>
-            <w:proofErr w:type="spellEnd"/>
-            <w:r>
-              <w:rPr>
-                <w:sz w:val="20"/>
-                <w:lang w:val="es-PE"/>
-              </w:rPr>
-              <w:t xml:space="preserve">, listado de sedes o detalle. Usa </w:t>
-            </w:r>
-            <w:proofErr w:type="spellStart"/>
-            <w:r>
-              <w:rPr>
-                <w:sz w:val="20"/>
-                <w:lang w:val="es-PE"/>
-              </w:rPr>
-              <w:t>AuthFacade</w:t>
-            </w:r>
-            <w:proofErr w:type="spellEnd"/>
-            <w:r>
-              <w:rPr>
-                <w:sz w:val="20"/>
-                <w:lang w:val="es-PE"/>
-              </w:rPr>
-              <w:t xml:space="preserve"> para verificar sesión.</w:t>
+              <w:t>doGet: dashboard, listado de sedes o detalle. Usa AuthFacade para verificar sesión.</w:t>
             </w:r>
           </w:p>
         </w:tc>
@@ -17966,28 +14739,12 @@
             <w:tcW w:w="4419" w:type="dxa"/>
           </w:tcPr>
           <w:p>
-            <w:proofErr w:type="spellStart"/>
-            <w:proofErr w:type="gramStart"/>
             <w:r>
               <w:rPr>
                 <w:sz w:val="20"/>
               </w:rPr>
               <w:lastRenderedPageBreak/>
-              <w:t>ReservaServlet</w:t>
-            </w:r>
-            <w:proofErr w:type="spellEnd"/>
-            <w:r>
-              <w:rPr>
-                <w:sz w:val="20"/>
-              </w:rPr>
-              <w:t xml:space="preserve"> (@</w:t>
-            </w:r>
-            <w:proofErr w:type="gramEnd"/>
-            <w:r>
-              <w:rPr>
-                <w:sz w:val="20"/>
-              </w:rPr>
-              <w:t>WebServlet("/ReservaServlet"))</w:t>
+              <w:t>ReservaServlet (@WebServlet("/ReservaServlet"))</w:t>
             </w:r>
           </w:p>
         </w:tc>
@@ -18002,37 +14759,12 @@
                 <w:lang w:val="es-PE"/>
               </w:rPr>
             </w:pPr>
-            <w:proofErr w:type="spellStart"/>
             <w:r>
               <w:rPr>
                 <w:sz w:val="20"/>
                 <w:lang w:val="es-PE"/>
               </w:rPr>
-              <w:t>doGet</w:t>
-            </w:r>
-            <w:proofErr w:type="spellEnd"/>
-            <w:r>
-              <w:rPr>
-                <w:sz w:val="20"/>
-                <w:lang w:val="es-PE"/>
-              </w:rPr>
-              <w:t xml:space="preserve">: muestra formulario o 'Mis reservas'. </w:t>
-            </w:r>
-            <w:proofErr w:type="spellStart"/>
-            <w:r>
-              <w:rPr>
-                <w:sz w:val="20"/>
-                <w:lang w:val="es-PE"/>
-              </w:rPr>
-              <w:t>doPost</w:t>
-            </w:r>
-            <w:proofErr w:type="spellEnd"/>
-            <w:r>
-              <w:rPr>
-                <w:sz w:val="20"/>
-                <w:lang w:val="es-PE"/>
-              </w:rPr>
-              <w:t>: procesa reserva o cancelación.</w:t>
+              <w:t>doGet: muestra formulario o 'Mis reservas'. doPost: procesa reserva o cancelación.</w:t>
             </w:r>
           </w:p>
         </w:tc>
@@ -18047,27 +14779,11 @@
             <w:tcW w:w="4419" w:type="dxa"/>
           </w:tcPr>
           <w:p>
-            <w:proofErr w:type="spellStart"/>
-            <w:proofErr w:type="gramStart"/>
-            <w:r>
-              <w:rPr>
-                <w:sz w:val="20"/>
-              </w:rPr>
-              <w:t>MembresiaServlet</w:t>
-            </w:r>
-            <w:proofErr w:type="spellEnd"/>
-            <w:r>
-              <w:rPr>
-                <w:sz w:val="20"/>
-              </w:rPr>
-              <w:t xml:space="preserve"> (@</w:t>
-            </w:r>
-            <w:proofErr w:type="gramEnd"/>
-            <w:r>
-              <w:rPr>
-                <w:sz w:val="20"/>
-              </w:rPr>
-              <w:t>WebServlet("/MembresiaServlet"))</w:t>
+            <w:r>
+              <w:rPr>
+                <w:sz w:val="20"/>
+              </w:rPr>
+              <w:t>MembresiaServlet (@WebServlet("/MembresiaServlet"))</w:t>
             </w:r>
           </w:p>
         </w:tc>
@@ -18082,37 +14798,12 @@
                 <w:lang w:val="es-PE"/>
               </w:rPr>
             </w:pPr>
-            <w:proofErr w:type="spellStart"/>
             <w:r>
               <w:rPr>
                 <w:sz w:val="20"/>
                 <w:lang w:val="es-PE"/>
               </w:rPr>
-              <w:t>doGet</w:t>
-            </w:r>
-            <w:proofErr w:type="spellEnd"/>
-            <w:r>
-              <w:rPr>
-                <w:sz w:val="20"/>
-                <w:lang w:val="es-PE"/>
-              </w:rPr>
-              <w:t xml:space="preserve">: muestra planes. </w:t>
-            </w:r>
-            <w:proofErr w:type="spellStart"/>
-            <w:r>
-              <w:rPr>
-                <w:sz w:val="20"/>
-                <w:lang w:val="es-PE"/>
-              </w:rPr>
-              <w:t>doPost</w:t>
-            </w:r>
-            <w:proofErr w:type="spellEnd"/>
-            <w:r>
-              <w:rPr>
-                <w:sz w:val="20"/>
-                <w:lang w:val="es-PE"/>
-              </w:rPr>
-              <w:t>: procesa contratación/renovación.</w:t>
+              <w:t>doGet: muestra planes. doPost: procesa contratación/renovación.</w:t>
             </w:r>
           </w:p>
         </w:tc>
@@ -18127,19 +14818,11 @@
             <w:tcW w:w="4419" w:type="dxa"/>
           </w:tcPr>
           <w:p>
-            <w:proofErr w:type="spellStart"/>
-            <w:r>
-              <w:rPr>
-                <w:sz w:val="20"/>
-              </w:rPr>
-              <w:t>AdminServlet</w:t>
-            </w:r>
-            <w:proofErr w:type="spellEnd"/>
-            <w:r>
-              <w:rPr>
-                <w:sz w:val="20"/>
-              </w:rPr>
-              <w:t xml:space="preserve"> (@WebServlet("/AdminServlet"))</w:t>
+            <w:r>
+              <w:rPr>
+                <w:sz w:val="20"/>
+              </w:rPr>
+              <w:t>AdminServlet (@WebServlet("/AdminServlet"))</w:t>
             </w:r>
           </w:p>
         </w:tc>
@@ -18183,55 +14866,11 @@
           <w:lang w:val="es-PE"/>
         </w:rPr>
       </w:pPr>
-      <w:proofErr w:type="spellStart"/>
-      <w:r>
-        <w:rPr>
-          <w:lang w:val="es-PE"/>
-        </w:rPr>
-        <w:t>Singleton</w:t>
-      </w:r>
-      <w:proofErr w:type="spellEnd"/>
-      <w:r>
-        <w:rPr>
-          <w:lang w:val="es-PE"/>
-        </w:rPr>
-        <w:t xml:space="preserve"> que centraliza la creación de conexiones JDBC a MySQL. Atributos estáticos: URL, USER, PASSWORD. Método principal: </w:t>
-      </w:r>
-      <w:proofErr w:type="spellStart"/>
-      <w:proofErr w:type="gramStart"/>
-      <w:r>
-        <w:rPr>
-          <w:lang w:val="es-PE"/>
-        </w:rPr>
-        <w:t>getConnection</w:t>
-      </w:r>
-      <w:proofErr w:type="spellEnd"/>
-      <w:r>
-        <w:rPr>
-          <w:lang w:val="es-PE"/>
-        </w:rPr>
-        <w:t>(</w:t>
-      </w:r>
-      <w:proofErr w:type="gramEnd"/>
-      <w:r>
-        <w:rPr>
-          <w:lang w:val="es-PE"/>
-        </w:rPr>
-        <w:t xml:space="preserve">) que retorna </w:t>
-      </w:r>
-      <w:proofErr w:type="spellStart"/>
-      <w:r>
-        <w:rPr>
-          <w:lang w:val="es-PE"/>
-        </w:rPr>
-        <w:t>java.sql.Connection</w:t>
-      </w:r>
-      <w:proofErr w:type="spellEnd"/>
-      <w:r>
-        <w:rPr>
-          <w:lang w:val="es-PE"/>
-        </w:rPr>
-        <w:t>.</w:t>
+      <w:r>
+        <w:rPr>
+          <w:lang w:val="es-PE"/>
+        </w:rPr>
+        <w:t>Singleton que centraliza la creación de conexiones JDBC a MySQL. Atributos estáticos: URL, USER, PASSWORD. Método principal: getConnection() que retorna java.sql.Connection.</w:t>
       </w:r>
     </w:p>
     <w:p>
